--- a/Component_1/Component 1 - Diagnostic, Curriculum Design and Capacity Building.docx
+++ b/Component_1/Component 1 - Diagnostic, Curriculum Design and Capacity Building.docx
@@ -3452,7 +3452,7 @@
                 <w:sz w:val="18"/>
                 <w:szCs w:val="18"/>
               </w:rPr>
-              <w:t xml:space="preserve">Report a problem through 8171 or the BISP tehsil office</w:t>
+              <w:t xml:space="preserve">Report a problem through the BISP helpline or tehsil office</w:t>
             </w:r>
           </w:p>
         </w:tc>
@@ -7603,7 +7603,7 @@
                 <w:sz w:val="18"/>
                 <w:szCs w:val="18"/>
               </w:rPr>
-              <w:t xml:space="preserve">Lodges a complaint through 8171 or the BISP tehsil office</w:t>
+              <w:t xml:space="preserve">Lodges a complaint through the BISP helpline or tehsil office</w:t>
             </w:r>
           </w:p>
         </w:tc>
@@ -10059,7 +10059,7 @@
                 <w:sz w:val="18"/>
                 <w:szCs w:val="18"/>
               </w:rPr>
-              <w:t xml:space="preserve">"To complain, call 8171 or visit your BISP tehsil office. Press 5 to hear this again."</w:t>
+              <w:t xml:space="preserve">"To complain, call the BISP helpline or visit your BISP tehsil office. Press 5 to hear this again."</w:t>
             </w:r>
           </w:p>
         </w:tc>

--- a/Component_1/Component 1 - Diagnostic, Curriculum Design and Capacity Building.docx
+++ b/Component_1/Component 1 - Diagnostic, Curriculum Design and Capacity Building.docx
@@ -5348,7 +5348,7 @@
         <w:t xml:space="preserve">100% of each cohort attends the readiness sub-phase in person</w:t>
       </w:r>
       <w:r>
-        <w:t xml:space="preserve">. The three Karandaaz phases of 250,000, 400,000 and 350,000 beneficiaries are each delivered through two sub-phases, readiness and capability (Figure 4). A cohort of 30 women trained by one trainer receives four weeks of digital reinforcement after the readiness session and returns a month later for the capability sub-phase. Women who meet the Capability Matrix continue on the Digital Capability Track with four further weeks of capability content on their phone, while the others attend the physical capability session, built on simulations, role play and group work, followed by four weeks of reinforcement.</w:t>
+        <w:t xml:space="preserve">. The three Karandaaz phases of 250,000, 400,000 and 350,000 beneficiaries are each delivered through two sub-phases, readiness and capability (Figure 4). A cohort of 30 women trained by one trainer receives four weeks of digital reinforcement after the readiness session and returns a month later for the capability sub-phase; the first half of the second month also serves as a mop-up window for women who missed a session, and a woman who misses her capability session can join one until the middle of the third month. Women who meet the Capability Matrix continue on the Digital Capability Track with four further weeks of capability content on their phone, while the others attend the physical capability session, built on simulations, role play and group work, followed by four weeks of reinforcement.</w:t>
       </w:r>
     </w:p>
     <w:p>
@@ -9506,7 +9506,7 @@
                 <w:sz w:val="18"/>
                 <w:szCs w:val="18"/>
               </w:rPr>
-              <w:t xml:space="preserve">Robocall reminder and one human call before the capability session</w:t>
+              <w:t xml:space="preserve">Robocall reminder; one human call from the call centre within the first week</w:t>
             </w:r>
           </w:p>
         </w:tc>
@@ -9564,6 +9564,22 @@
         </w:tc>
       </w:tr>
     </w:tbl>
+    <w:p>
+      <w:pPr>
+        <w:spacing w:after="120" w:line="276"/>
+        <w:jc w:val="both"/>
+      </w:pPr>
+      <w:r>
+        <w:rPr>
+          <w:b/>
+          <w:bCs/>
+        </w:rPr>
+        <w:t xml:space="preserve">Human calls.</w:t>
+      </w:r>
+      <w:r>
+        <w:t xml:space="preserve"> A small SDPI call centre places the human calls cohort by cohort: a cohort trained on 1 January receives digital content from 2 January and its first call on 5 January. One caller completes about 200 calls a day, so in Phase 1, with about 348 trainers each training a cohort of 30 a day, about 52 callers are needed, rising to about 57 with margin. Calls confirm that content is arriving, answer questions, and remind the woman of her capability session.</w:t>
+      </w:r>
+    </w:p>
     <w:p>
       <w:pPr>
         <w:spacing w:after="120" w:line="276"/>
@@ -10191,10 +10207,10 @@
           <w:b/>
           <w:bCs/>
         </w:rPr>
-        <w:t xml:space="preserve">each trainer holds one community session a month at a payment touchpoint</w:t>
-      </w:r>
-      <w:r>
-        <w:t xml:space="preserve">, such as a retail agent cluster or the BISP tehsil office, timed to the BISP payment window. With the peer educator, the trainer coaches women at the moment they withdraw their money, reminds agents of the zero-deduction rule and refers unresolved cases to the complaint mechanism.</w:t>
+        <w:t xml:space="preserve">during every BISP payment window each trainer staffs an assisted-transaction point</w:t>
+      </w:r>
+      <w:r>
+        <w:t xml:space="preserve"> for about four hours at a payment touchpoint in her tehsil, such as a retail agent cluster or the BISP tehsil office. Women are told in the capability session where she will be. With the peer educator, the trainer helps any woman who asks, whether or not she was trained, coaches her through her own withdrawal, reminds agents of the zero-deduction rule and refers unresolved cases to the complaint mechanism. Each assisted transaction is logged on the DFLT App with the woman's name and CNIC; SDPI matches these records against its training database and shares them with BISP to confirm that the payment was received without a grievance.</w:t>
       </w:r>
     </w:p>
     <w:sectPr>

--- a/Component_1/Component 1 - Diagnostic, Curriculum Design and Capacity Building.docx
+++ b/Component_1/Component 1 - Diagnostic, Curriculum Design and Capacity Building.docx
@@ -2085,7 +2085,13 @@
         <w:t xml:space="preserve">Geography.</w:t>
       </w:r>
       <w:r>
-        <w:t xml:space="preserve"> Each tehsil is classified as urban or rural (Figure 3), as agent access, connectivity, mobility and household norms differ between the two. DFLT Phase II followed the same 50:50 urban–rural design across 103 districts and 163 tehsils.</w:t>
+        <w:t xml:space="preserve"> Each tehsil is classified as urban or rural, as agent access, connectivity, mobility and household norms differ between the two. DFLT Phase II trained women in 147 tehsils across 81 districts, of which 43 were urban and 104 rural (Figure 3).</w:t>
+      </w:r>
+      <w:r>
+        <w:rPr>
+          <w:rStyle w:val="FootnoteReference"/>
+        </w:rPr>
+        <w:footnoteReference w:id="2"/>
       </w:r>
     </w:p>
     <w:p>
@@ -2136,7 +2142,7 @@
       <w:r>
         <w:drawing>
           <wp:inline distT="0" distB="0" distL="0" distR="0">
-            <wp:extent cx="4191000" cy="3981450"/>
+            <wp:extent cx="4476750" cy="4248150"/>
             <wp:effectExtent t="0" r="0" b="0" l="0"/>
             <wp:docPr id="1" name="" descr="" title=""/>
             <wp:cNvGraphicFramePr>
@@ -2161,7 +2167,7 @@
                   <pic:spPr bwMode="auto">
                     <a:xfrm>
                       <a:off x="0" y="0"/>
-                      <a:ext cx="4191000" cy="3981450"/>
+                      <a:ext cx="4476750" cy="4248150"/>
                     </a:xfrm>
                     <a:prstGeom prst="rect">
                       <a:avLst/>
@@ -2187,7 +2193,7 @@
           <w:sz w:val="20"/>
           <w:szCs w:val="20"/>
         </w:rPr>
-        <w:t xml:space="preserve">Figure 3: Urban and rural classification of districts</w:t>
+        <w:t xml:space="preserve">Figure 3: DFLT Phase II training tehsils by urban and rural classification</w:t>
       </w:r>
     </w:p>
     <w:p>
@@ -2202,7 +2208,7 @@
           <w:sz w:val="17"/>
           <w:szCs w:val="17"/>
         </w:rPr>
-        <w:t xml:space="preserve">Source: SDPI analysis of Pakistan Bureau of Statistics, Census 2023. District boundaries as of 2017; districts created since are shown within their parent district.</w:t>
+        <w:t xml:space="preserve">Source: SDPI DFLT Phase II database (254,648 registrations). Tehsils are shown within their district.</w:t>
       </w:r>
     </w:p>
     <w:p>
@@ -2212,12 +2218,6 @@
       </w:pPr>
       <w:r>
         <w:t xml:space="preserve">While the 70:30 capability split holds for each province as a whole, it will vary within it: urban districts such as Lahore are expected to carry a larger digital share and remote rural districts a smaller one.</w:t>
-      </w:r>
-      <w:r>
-        <w:rPr>
-          <w:rStyle w:val="FootnoteReference"/>
-        </w:rPr>
-        <w:footnoteReference w:id="2"/>
       </w:r>
     </w:p>
     <w:p>
@@ -3279,7 +3279,7 @@
           <w:sz w:val="16"/>
           <w:szCs w:val="16"/>
         </w:rPr>
-        <w:t xml:space="preserve">Urban and rural classification follows the Pakistan Bureau of Statistics Census 2023; the district-wise classification is given in Annex B.</w:t>
+        <w:t xml:space="preserve">A tehsil is classified as urban if it is a town or city tehsil of a metropolitan area, or the headquarters tehsil of a district that is at least 25% urban in the Pakistan Bureau of Statistics Census 2023 (Annex B); all other tehsils are classified as rural.</w:t>
       </w:r>
     </w:p>
   </w:footnote>

--- a/Component_1/Component 1 - Diagnostic, Curriculum Design and Capacity Building.docx
+++ b/Component_1/Component 1 - Diagnostic, Curriculum Design and Capacity Building.docx
@@ -2085,7 +2085,7 @@
         <w:t xml:space="preserve">Geography.</w:t>
       </w:r>
       <w:r>
-        <w:t xml:space="preserve"> Each tehsil is classified as urban or rural, as agent access, connectivity, mobility and household norms differ between the two. DFLT Phase II trained women in 147 tehsils across 81 districts, of which 43 were urban and 104 rural (Figure 3).</w:t>
+        <w:t xml:space="preserve"> Each tehsil is classified as urban or rural, as agent access, connectivity, mobility and household norms differ between the two. DFLT Phase II trained women in 147 tehsils across 81 districts, of which 26 were urban and 121 rural (Figure 3).</w:t>
       </w:r>
       <w:r>
         <w:rPr>
@@ -2208,7 +2208,7 @@
           <w:sz w:val="17"/>
           <w:szCs w:val="17"/>
         </w:rPr>
-        <w:t xml:space="preserve">Source: SDPI DFLT Phase II database (254,648 registrations). Tehsils are shown within their district.</w:t>
+        <w:t xml:space="preserve">Source: SDPI DFLT Phase II database (254,648 registrations); Pakistan Bureau of Statistics, Census 2023. Tehsils are shown within their district.</w:t>
       </w:r>
     </w:p>
     <w:p>
@@ -3279,7 +3279,7 @@
           <w:sz w:val="16"/>
           <w:szCs w:val="16"/>
         </w:rPr>
-        <w:t xml:space="preserve">A tehsil is classified as urban if it is a town or city tehsil of a metropolitan area, or the headquarters tehsil of a district that is at least 25% urban in the Pakistan Bureau of Statistics Census 2023 (Annex B); all other tehsils are classified as rural.</w:t>
+        <w:t xml:space="preserve">Following the Pakistan Bureau of Statistics definition of urban areas (metropolitan and municipal corporations, municipal committees, town committees and cantonments), a tehsil is classified as urban if at least half of its population lives in urban areas according to Census 2023.</w:t>
       </w:r>
     </w:p>
   </w:footnote>

--- a/Component_1/Component 1 - Diagnostic, Curriculum Design and Capacity Building.docx
+++ b/Component_1/Component 1 - Diagnostic, Curriculum Design and Capacity Building.docx
@@ -17,7 +17,7 @@
         <w:jc w:val="both"/>
       </w:pPr>
       <w:r>
-        <w:t xml:space="preserve">BISP now pays its beneficiaries through SIM-based wallets held in their own names, but access has not yet become use. In DFLT Phase II, 77% of women owned a phone and 29% reported a wallet, yet only 4% had ever made a transaction themselves. Most still rely on retail agents or relatives to withdraw their payments, which exposes them to deductions and fraud. The Digital and Financial Capability Training is therefore built around one practical outcome: </w:t>
+        <w:t xml:space="preserve">BISP now pays its beneficiaries through SIM-based wallets held in their own names, but access has not yet translated into use. In DFLT Phase II, 77% of women owned a phone and 29% reported a wallet, yet only 4% had ever transacted on their own. Most continue to rely on retail agents or relatives to withdraw their payments, which exposes them to deductions and fraud. The Digital and Financial Capability Training is therefore built around one practical outcome: </w:t>
       </w:r>
       <w:r>
         <w:rPr>
@@ -40,7 +40,7 @@
         <w:t xml:space="preserve">Implementation model.</w:t>
       </w:r>
       <w:r>
-        <w:t xml:space="preserve"> The programme will reach 1,000,000 beneficiaries in the three phases set by Karandaaz: 250,000, 400,000 and 350,000. Each phase is delivered in two sub-phases (Figure 1). In the </w:t>
+        <w:t xml:space="preserve"> The training will reach 1,000,000 beneficiaries in the three phases set by Karandaaz (250,000, 400,000 and 350,000). Each phase is delivered in two sub-phases (Figure 1). In the </w:t>
       </w:r>
       <w:r>
         <w:rPr>
@@ -50,7 +50,7 @@
         <w:t xml:space="preserve">readiness sub-phase</w:t>
       </w:r>
       <w:r>
-        <w:t xml:space="preserve">, every beneficiary attends one in-person session in a cohort of 30 at the BISP tehsil office, where she is registered on the DFLT App and learns to keep her SIM active, recognise BISP's 8171 message, check her balance and protect her PIN. For the following four weeks she receives digital reinforcement on her phone. In the </w:t>
+        <w:t xml:space="preserve">, every beneficiary attends an in-person session in a cohort of 30 led by one trainer, where she is registered and learns to keep her SIM active, recognise BISP's 8171 message, check her balance and protect her PIN. For the following four weeks she receives sustained digital reinforcement through IVR calls, WhatsApp messages, short instructional and animated videos, SMS nudges, robocalls and human follow-up calls. In the </w:t>
       </w:r>
       <w:r>
         <w:rPr>
@@ -60,7 +60,7 @@
         <w:t xml:space="preserve">capability sub-phase</w:t>
       </w:r>
       <w:r>
-        <w:t xml:space="preserve">, a month after her first session, she returns for a hands-on session in which she practises withdrawals, transfers and bill payments on a transaction simulator, followed by four further weeks of digital reinforcement. Women who already transact confidently complete the capability content digitally instead. The readiness sub-phase is therefore fully physical, and the capability sub-phase follows a 70:30 physical-to-digital split in each province.</w:t>
+        <w:t xml:space="preserve">, the same cohort returns a month later for a hands-on session built on transaction simulations, role plays and group activities, followed by a further four weeks of digital reinforcement. Women who are already capable of transacting independently complete the capability content digitally. The readiness sub-phase is thus fully physical, while the capability sub-phase follows a 70:30 physical-to-digital split in each province.</w:t>
       </w:r>
     </w:p>
     <w:p>
@@ -127,20 +127,20 @@
     </w:p>
     <w:p>
       <w:pPr>
+        <w:pStyle w:val="Heading2"/>
+        <w:spacing w:after="120" w:before="240"/>
+      </w:pPr>
+      <w:r>
+        <w:t xml:space="preserve">3.1(a) Rapid Baseline Assessment</w:t>
+      </w:r>
+    </w:p>
+    <w:p>
+      <w:pPr>
         <w:spacing w:after="120" w:before="100" w:line="276"/>
         <w:jc w:val="both"/>
       </w:pPr>
       <w:r>
-        <w:t xml:space="preserve">The sections below set out how this model is built: the baseline that establishes where beneficiaries stand (3.1a), the segmentation that decides what each woman receives (3.1b), and the curriculum, content and support structures that deliver it (3.1c to 3.1h).</w:t>
-      </w:r>
-    </w:p>
-    <w:p>
-      <w:pPr>
-        <w:pStyle w:val="Heading2"/>
-        <w:spacing w:after="120" w:before="240"/>
-      </w:pPr>
-      <w:r>
-        <w:t xml:space="preserve">3.1(a) Rapid Baseline Assessment</w:t>
+        <w:t xml:space="preserve">A rapid baseline assessment will evaluate beneficiaries' digital and financial capabilities, transaction behaviours, gender-related constraints (mobility, trust and household dynamics), device access and digital connectivity. Its findings will set the emphasis of the curriculum and confirm the blended modality mix for each province before roll-out.</w:t>
       </w:r>
     </w:p>
     <w:p>
@@ -149,16 +149,14 @@
         <w:jc w:val="both"/>
       </w:pPr>
       <w:r>
-        <w:t xml:space="preserve">The baseline will establish where beneficiaries stand before training on the variables specified in the RFP: digital and financial capability, transaction behaviour, gender-related constraints (mobility, trust and household dynamics), device access and digital connectivity. Its findings will set the emphasis of the content and confirm the modality split for each province before roll-out.</w:t>
-      </w:r>
-    </w:p>
-    <w:p>
-      <w:pPr>
-        <w:spacing w:after="120" w:before="100" w:line="276"/>
-        <w:jc w:val="both"/>
-      </w:pPr>
-      <w:r>
-        <w:t xml:space="preserve">SDPI does not start from zero. Through the DFLT National Pilot (2023–24), the DFLT Phase I impact evaluation (2024–25) and the DFLT Phase II national roll-out (2025–26), it has profiled BISP women at scale. Table 1 summarises the national picture; provincial snapshots can be provided.</w:t>
+        <w:rPr>
+          <w:b/>
+          <w:bCs/>
+        </w:rPr>
+        <w:t xml:space="preserve">Existing evidence.</w:t>
+      </w:r>
+      <w:r>
+        <w:t xml:space="preserve"> SDPI has assessed BISP beneficiaries across three successive programmes: the DFLT National Pilot (2023–24), the DFLT Phase I impact evaluation (2024–25) and the DFLT Phase II national roll-out (2025–26). Table 1 presents the national snapshot from these assessments; provincial snapshots can also be provided.</w:t>
       </w:r>
       <w:r>
         <w:rPr>
@@ -862,17 +860,14 @@
         <w:jc w:val="both"/>
       </w:pPr>
       <w:r>
-        <w:t xml:space="preserve">To show where beneficiaries stand on a scale of 1 to 10, SDPI will use a ten-step </w:t>
-      </w:r>
-      <w:r>
         <w:rPr>
           <w:b/>
           <w:bCs/>
         </w:rPr>
-        <w:t xml:space="preserve">Capability Ladder</w:t>
-      </w:r>
-      <w:r>
-        <w:t xml:space="preserve"> in which each step is a task the woman performs on her own (Table 2). On current evidence, the typical beneficiary stands at step 2 or 3. The same ladder will be applied at registration, after each session and at endline, so that progress is reported on one scale throughout the programme.</w:t>
+        <w:t xml:space="preserve">Capability scale.</w:t>
+      </w:r>
+      <w:r>
+        <w:t xml:space="preserve"> To show where beneficiaries stand on a scale of 1 to 10, SDPI will use a ten-step Capability Ladder in which each step is a task the woman performs on her own (Table 2). On current evidence, the typical beneficiary stands at step 2 or 3. The same ladder will be applied at registration, after each sub-phase and at endline, so that progress is reported on a single scale.</w:t>
       </w:r>
     </w:p>
     <w:p>
@@ -1593,7 +1588,14 @@
         <w:jc w:val="both"/>
       </w:pPr>
       <w:r>
-        <w:t xml:space="preserve">Because a large quantitative profile already exists, the assessment will be qualitative. Focus group discussions (FGDs) will explain the patterns behind the numbers: why women with phones still rely on agents, who controls the SIM and the cash, and what prevents women from reaching an agent on their own. FGDs will be held in all four provinces across eight zones: North, Central and South Punjab; North and South Khyber Pakhtunkhwa; Upper and Lower Sindh; and Quetta. One district will be selected in each zone and, within it, one urban and one rural tehsil, giving 16 tehsils (Figure 2). In each tehsil, two FGDs will be held with beneficiary women and one with men of beneficiary households. The findings will be presented at the inception meeting in Month 1.</w:t>
+        <w:rPr>
+          <w:b/>
+          <w:bCs/>
+        </w:rPr>
+        <w:t xml:space="preserve">Methodology.</w:t>
+      </w:r>
+      <w:r>
+        <w:t xml:space="preserve"> As a large quantitative profile already exists, the baseline will be qualitative and conducted through focus group discussions (FGDs) at provincial level, limited to the variables specified above. All four provinces will be covered across eight zones: North, Central and South Punjab; North and South Khyber Pakhtunkhwa; Upper and Lower Sindh; and Quetta in Balochistan. One district will be selected in each zone and, within it, one urban and one rural tehsil (Figure 2). In each tehsil, FGDs will be held with beneficiary women and with men of beneficiary households. The findings will be presented at the inception meeting in Month 1.</w:t>
       </w:r>
     </w:p>
     <w:p>
@@ -1673,7 +1675,7 @@
         <w:jc w:val="both"/>
       </w:pPr>
       <w:r>
-        <w:t xml:space="preserve">Segmentation decides three things for each woman: whether she needs the physical capability session, which digital channel can reach her, and how much follow-up she requires. It is built into registration, so that it adds no field time.</w:t>
+        <w:t xml:space="preserve">Segmentation determines which session each woman attends, which digital channel reaches her and how much follow-up she needs. It is built into mobilisation and registration so that it adds no field time.</w:t>
       </w:r>
     </w:p>
     <w:p>
@@ -1686,10 +1688,26 @@
           <w:b/>
           <w:bCs/>
         </w:rPr>
-        <w:t xml:space="preserve">Eligibility and registration.</w:t>
-      </w:r>
-      <w:r>
-        <w:t xml:space="preserve"> BISP will share tehsil-wise beneficiary lists in which women already trained under DFLT Phase I and II are flagged. Before mobilisation, SDPI's customised DFLT App will screen each woman and exclude those already trained and those who are not active beneficiaries. Trainers, with the support of BISP tehsil offices, will mobilise eligible women, who are registered on the App on the day of their readiness session. Registration records a standardised profile of each beneficiary (Table 3), which is reported on SDPI's live dashboard by province, district and tehsil.</w:t>
+        <w:t xml:space="preserve">Data and eligibility.</w:t>
+      </w:r>
+      <w:r>
+        <w:t xml:space="preserve"> BISP will provide tehsil-wise beneficiary data in which women already trained under DFLT Phase I and II are marked in its PCMS. Before mobilisation, SDPI's customised DFLT App will check each beneficiary and exclude those already trained under DFLT and those who are not active BISP beneficiaries.</w:t>
+      </w:r>
+    </w:p>
+    <w:p>
+      <w:pPr>
+        <w:spacing w:after="120" w:before="100" w:line="276"/>
+        <w:jc w:val="both"/>
+      </w:pPr>
+      <w:r>
+        <w:rPr>
+          <w:b/>
+          <w:bCs/>
+        </w:rPr>
+        <w:t xml:space="preserve">Mobilisation and registration.</w:t>
+      </w:r>
+      <w:r>
+        <w:t xml:space="preserve"> Eligible women will be mobilised by the trainers with the support of BISP tehsil office staff. On the day of the readiness session, each woman completes a short registration survey on the DFLT App that records her socio-economic profile and segmentation variables. The resulting data form a standardised beneficiary snapshot (Table 3), reported on SDPI's live dashboard by section and variable for each province, district and tehsil.</w:t>
       </w:r>
     </w:p>
     <w:p>
@@ -1705,7 +1723,7 @@
           <w:sz w:val="20"/>
           <w:szCs w:val="20"/>
         </w:rPr>
-        <w:t xml:space="preserve">Table 3: Standardised beneficiary profile recorded at registration</w:t>
+        <w:t xml:space="preserve">Table 3: Standardised beneficiary snapshot</w:t>
       </w:r>
     </w:p>
     <w:tbl>
@@ -1940,7 +1958,7 @@
                 <w:sz w:val="18"/>
                 <w:szCs w:val="18"/>
               </w:rPr>
-              <w:t xml:space="preserve">Smartphone or basic phone, ownership or shared access, BISP SIM in use, WhatsApp, network</w:t>
+              <w:t xml:space="preserve">Smartphone or USSD phone, ownership or access, BISP SIM in use, WhatsApp, network</w:t>
             </w:r>
           </w:p>
         </w:tc>
@@ -2065,7 +2083,7 @@
         <w:t xml:space="preserve">Segmentation layers.</w:t>
       </w:r>
       <w:r>
-        <w:t xml:space="preserve"> Women are then segmented on three layers:</w:t>
+        <w:t xml:space="preserve"> The data are filtered into actionable groups on three layers:</w:t>
       </w:r>
     </w:p>
     <w:p>
@@ -2085,7 +2103,7 @@
         <w:t xml:space="preserve">Geography.</w:t>
       </w:r>
       <w:r>
-        <w:t xml:space="preserve"> Each tehsil is classified as urban or rural, as agent access, connectivity, mobility and household norms differ between the two. DFLT Phase II trained women in 147 tehsils across 81 districts, of which 26 were urban and 121 rural (Figure 3).</w:t>
+        <w:t xml:space="preserve"> Each tehsil is classified as urban or rural, as agent access, connectivity, mobility and household norms differ between the two. DFLT Phase II was designed on a 50:50 urban–rural basis and delivered in 147 tehsils across 81 districts (Figure 3).</w:t>
       </w:r>
       <w:r>
         <w:rPr>
@@ -2111,7 +2129,7 @@
         <w:t xml:space="preserve">Device.</w:t>
       </w:r>
       <w:r>
-        <w:t xml:space="preserve"> Women are grouped by whether they use a smartphone or a basic phone, and whether they own it or share a household handset. This determines the digital channel through which she is reached.</w:t>
+        <w:t xml:space="preserve"> Women are grouped by whether they use a smartphone or a USSD phone and, in each case, whether they own it or have access to a household handset. This determines the digital channel through which each woman is reached.</w:t>
       </w:r>
     </w:p>
     <w:p>
@@ -2131,7 +2149,7 @@
         <w:t xml:space="preserve">Capability.</w:t>
       </w:r>
       <w:r>
-        <w:t xml:space="preserve"> At the end of the readiness session, the trainer identifies women who already transact independently, for example those running a small business from home. The App confirms this against phone ownership, literacy, prior transactions and the readiness task check. These women follow the digital capability track; all others attend the physical capability session.</w:t>
+        <w:t xml:space="preserve"> At the end of the readiness session, the trainer identifies women who are already capable of transacting, for example a woman running a business from home who already sends and receives money. The trainer's judgement is validated through a capability matrix on the App that considers phone ownership, education, prior transactions and the readiness task check. These women follow the digital capability track, although they may still attend the physical session if they wish.</w:t>
       </w:r>
     </w:p>
     <w:p>
@@ -2193,7 +2211,7 @@
           <w:sz w:val="20"/>
           <w:szCs w:val="20"/>
         </w:rPr>
-        <w:t xml:space="preserve">Figure 3: DFLT Phase II training tehsils by urban and rural classification</w:t>
+        <w:t xml:space="preserve">Figure 3: DFLT Phase II training tehsils by urban and rural segmentation</w:t>
       </w:r>
     </w:p>
     <w:p>
@@ -2217,7 +2235,7 @@
         <w:jc w:val="both"/>
       </w:pPr>
       <w:r>
-        <w:t xml:space="preserve">While the 70:30 capability split holds for each province as a whole, it will vary within it: urban districts such as Lahore are expected to carry a larger digital share and remote rural districts a smaller one.</w:t>
+        <w:t xml:space="preserve">The 70:30 composition applies to each province as a whole. Within a province it will vary: urban pockets such as Lahore are expected to carry a larger digital share, and remote rural tehsils a smaller one.</w:t>
       </w:r>
     </w:p>
     <w:p>
@@ -2944,37 +2962,87 @@
         <w:jc w:val="both"/>
       </w:pPr>
       <w:r>
-        <w:t xml:space="preserve">Teaching relies on practice rather than lecture. In </w:t>
-      </w:r>
+        <w:t xml:space="preserve">The curriculum is delivered through four action-oriented methods:</w:t>
+      </w:r>
+    </w:p>
+    <w:p>
+      <w:pPr>
+        <w:pStyle w:val="ListParagraph"/>
+        <w:numPr>
+          <w:ilvl w:val="0"/>
+          <w:numId w:val="2"/>
+        </w:numPr>
+        <w:spacing w:after="60" w:line="264"/>
+      </w:pPr>
       <w:r>
         <w:rPr>
           <w:b/>
           <w:bCs/>
         </w:rPr>
-        <w:t xml:space="preserve">trainer-versus-beneficiary role plays</w:t>
-      </w:r>
-      <w:r>
-        <w:t xml:space="preserve">, the trainer acts as an agent who demands a fee of PKR 1,000, and the cohort decides how the woman should respond. In the capability session, the cohort of 30 works in </w:t>
-      </w:r>
+        <w:t xml:space="preserve">Trainer-versus-beneficiary role play.</w:t>
+      </w:r>
+      <w:r>
+        <w:t xml:space="preserve"> The trainer acts as a retail agent: "Your payment has arrived; pay me one thousand rupees as my fee." The trainer then pauses and the cohort decides whether, and how much, the beneficiary should pay.</w:t>
+      </w:r>
+    </w:p>
+    <w:p>
+      <w:pPr>
+        <w:pStyle w:val="ListParagraph"/>
+        <w:numPr>
+          <w:ilvl w:val="0"/>
+          <w:numId w:val="2"/>
+        </w:numPr>
+        <w:spacing w:after="60" w:line="264"/>
+      </w:pPr>
       <w:r>
         <w:rPr>
           <w:b/>
           <w:bCs/>
         </w:rPr>
-        <w:t xml:space="preserve">five groups</w:t>
-      </w:r>
-      <w:r>
-        <w:t xml:space="preserve"> on scenarios, role plays and pictorial worksheets, such as arranging picture cards into the steps of a safe withdrawal or marking the right and wrong action in everyday situations. Each trainer also carries a tablet with an offline </w:t>
-      </w:r>
+        <w:t xml:space="preserve">Group activities.</w:t>
+      </w:r>
+      <w:r>
+        <w:t xml:space="preserve"> In the capability session, the cohort of 30 is divided into five groups that rotate through a role play, a scenario and a life situation drawn from everyday experience.</w:t>
+      </w:r>
+    </w:p>
+    <w:p>
+      <w:pPr>
+        <w:pStyle w:val="ListParagraph"/>
+        <w:numPr>
+          <w:ilvl w:val="0"/>
+          <w:numId w:val="2"/>
+        </w:numPr>
+        <w:spacing w:after="60" w:line="264"/>
+      </w:pPr>
       <w:r>
         <w:rPr>
           <w:b/>
           <w:bCs/>
         </w:rPr>
-        <w:t xml:space="preserve">transaction simulator</w:t>
-      </w:r>
-      <w:r>
-        <w:t xml:space="preserve"> that reproduces the USSD and app screens of the wallet assigned to that district, so that every woman completes a near-real withdrawal, transfer and bill payment without any money moving. Women with their own phones also practise on their handsets.</w:t>
+        <w:t xml:space="preserve">Worksheets.</w:t>
+      </w:r>
+      <w:r>
+        <w:t xml:space="preserve"> In a group worksheet, beneficiaries solve the payment journey as a puzzle, placing its steps in order from receiving the 8171 message to collecting the full amount. A pictorial right-and-wrong worksheet asks them to mark correct and incorrect actions, such as telling the agent their PIN.</w:t>
+      </w:r>
+    </w:p>
+    <w:p>
+      <w:pPr>
+        <w:pStyle w:val="ListParagraph"/>
+        <w:numPr>
+          <w:ilvl w:val="0"/>
+          <w:numId w:val="2"/>
+        </w:numPr>
+        <w:spacing w:after="60" w:line="264"/>
+      </w:pPr>
+      <w:r>
+        <w:rPr>
+          <w:b/>
+          <w:bCs/>
+        </w:rPr>
+        <w:t xml:space="preserve">Transaction simulation.</w:t>
+      </w:r>
+      <w:r>
+        <w:t xml:space="preserve"> Under BISP's district model, each district is served by an assigned bank wallet. Each trainer will carry a tablet with a simulator that reproduces the USSD button screens and app interface of that wallet, allowing every group to complete near-real withdrawals, transfers and bill payments without any money moving. Women with their own phones also practise on their handsets.</w:t>
       </w:r>
     </w:p>
     <w:p>
@@ -2992,7 +3060,7 @@
         <w:jc w:val="both"/>
       </w:pPr>
       <w:r>
-        <w:t xml:space="preserve">All content will be produced in Urdu, Sindhi, Pashto, Brahvi and Marwari, and trainers will be recruited locally so that sessions are conducted in the cohort's own language. Every task can be learnt without reading, through pictures, icons, numerals, audio and demonstration. Content will reflect each district's assigned wallet and local agent networks, and illustrations will reflect local settings. All localised material will be pre-tested with beneficiaries before it is submitted for approval.</w:t>
+        <w:t xml:space="preserve">All content will be localised in five languages: Urdu, Sindhi, Pashto, Brahvi and Marwari. Trainers will be recruited locally so that sessions are conducted in the cohort's own language. Every task can be learnt without reading, through pictures, icons, numerals, audio and demonstration, and content will reflect each district's assigned wallet and local settings. All localised material will be pre-tested with beneficiaries before it is submitted for approval.</w:t>
       </w:r>
     </w:p>
     <w:p>
@@ -3017,7 +3085,7 @@
         <w:t xml:space="preserve">Physical content.</w:t>
       </w:r>
       <w:r>
-        <w:t xml:space="preserve"> Trainers will work from facilitator and trainer guides for each session. Beneficiaries will receive a 20-page pictorial handbook, building on the DFLT Phase II handbook printed by SDPI, together with job aids such as a counter card listing the checks to make at the agent, and printed flyers on fraud warning signs and complaint channels. Sessions will use demonstration toolkits (dummy SIMs, printed wallet screens, flow charts and worksheets) and the simulation tablets.</w:t>
+        <w:t xml:space="preserve"> Trainers will work from facilitator and trainer guides for each session. Beneficiaries will receive a 20-page pictorial handbook, condensed from the 72-page pictorial handbook printed by SDPI for DFLT Phase II, along with job aids and printed flyers on fraud warning signs and complaint channels. Sessions will use demonstration toolkits and the simulation tablets.</w:t>
       </w:r>
     </w:p>
     <w:p>
@@ -3033,7 +3101,7 @@
         <w:t xml:space="preserve">Digital content.</w:t>
       </w:r>
       <w:r>
-        <w:t xml:space="preserve"> Digital reinforcement is matched to the beneficiary's device. Women with a smartphone receive short videos and messages through WhatsApp: three videos and four messages in each four-week window. Women with a basic phone receive IVR calls and SMS: four calls and three messages in each window. Robocall reminders and a human follow-up call reach all beneficiaries. The videos build on the 12 animated DFLT videos developed by SDPI in collaboration with BISP, and e-guide versions of the handbook will be shared through WhatsApp.</w:t>
+        <w:t xml:space="preserve"> Digital reinforcement is matched to the device each woman uses. Women with a smartphone, whether owned or accessed, are first checked for a valid WhatsApp number, and the trainer helps open an account where needed. They receive three short videos and four messages through WhatsApp in each four-week window, and no IVR calls, since WhatsApp is the lower-cost channel. Women with a USSD phone receive four IVR calls and three SMS in each window, and no videos. Robocall reminders and human follow-up calls reach all beneficiaries. The videos build on the 12 animated DFLT videos developed by SDPI in collaboration with BISP for DFLT Phase I, and e-guide versions of the handbook will be shared through WhatsApp.</w:t>
       </w:r>
       <w:r>
         <w:rPr>
@@ -3053,7 +3121,7 @@
     </w:p>
     <w:p>
       <w:pPr>
-        <w:spacing w:after="60" w:before="60" w:line="264"/>
+        <w:spacing w:after="100" w:before="60" w:line="264"/>
         <w:ind w:left="567" w:right="567"/>
         <w:jc w:val="both"/>
       </w:pPr>
@@ -3064,7 +3132,7 @@
           <w:sz w:val="20"/>
           <w:szCs w:val="20"/>
         </w:rPr>
-        <w:t xml:space="preserve">Agent: "Baji, tell me your PIN and I will do it for you." Naila: "No, brother. I will enter my PIN myself." Narrator: "Your PIN is the key to your money. Never share it with anyone. If someone asks for your PIN, what will you do? Press 1 to share it, or press 2 to refuse."</w:t>
+        <w:t xml:space="preserve">Agent: "Baji, tell me your PIN and I will do it for you." Naila: "No, brother. I will enter my PIN myself." Narrator: "Your PIN is the key to your money. Never share it with anyone. If someone asks for your PIN, press 1 to share it, or press 2 to refuse."</w:t>
       </w:r>
     </w:p>
     <w:p>
@@ -3091,7 +3159,7 @@
         <w:jc w:val="both"/>
       </w:pPr>
       <w:r>
-        <w:t xml:space="preserve">Gender is built into all content rather than added as a separate module. In DFLT Phase II, all pictorial content was led by women characters, and the handbook's protagonists, Naila and Shumaila and Akbari and Asghari, became widely popular among beneficiaries, who saw themselves in their story of learning and taking decisions. These characters will carry the content across the handbook, videos, IVR dramas and flyers, addressing women's right to receive and control their own payment, keeping the SIM and PIN under their own control when a phone is shared, fraud that targets women, and navigating household decisions about the payment.</w:t>
+        <w:t xml:space="preserve">Gender is built into all content rather than added as a separate module. In DFLT Phase II, all pictorial content was led by women characters, and the handbook's protagonists, Naila and Shumaila and Akbari and Asghari, became widely popular among BISP beneficiaries, who saw themselves in their story of learning and taking decisions. These characters will carry the content across the handbook, videos, IVR dramas and flyers, addressing women's right to receive and control their own payment, keeping the SIM and PIN under their own control when a phone is shared, fraud that targets women, and navigating household decisions about the payment.</w:t>
       </w:r>
     </w:p>
     <w:p>
@@ -3131,7 +3199,7 @@
         <w:jc w:val="both"/>
       </w:pPr>
       <w:r>
-        <w:t xml:space="preserve">To support last-mile learning and confidence, each trainer will engage a female peer educator from the community, such as a literate daughter of a beneficiary or a trusted woman known to the trainer. The peer educator will help with mobilisation, help women set up WhatsApp and practise their balance check, share digital content with women who do not have a phone, and follow up with those who miss a session. Each trainer will also hold a monthly community session at a payment touchpoint, coaching women at the point of withdrawal and reinforcing safe transaction practices.</w:t>
+        <w:t xml:space="preserve">To support last-mile learning and confidence building, each trainer will engage one female peer educator, who may belong to the trainer's household or the local community, or be the literate daughter of a beneficiary. The peer educator will support mobilisation, help women set up WhatsApp and practise their balance check, share digital content with women who do not have a phone, and follow up with those who miss a session. In addition, each trainer will hold a monthly community session at a payment checkpoint, coaching women at the point of withdrawal and reinforcing safe transaction practices.</w:t>
       </w:r>
     </w:p>
     <w:sectPr>
@@ -3279,7 +3347,7 @@
           <w:sz w:val="16"/>
           <w:szCs w:val="16"/>
         </w:rPr>
-        <w:t xml:space="preserve">Following the Pakistan Bureau of Statistics definition of urban areas (metropolitan and municipal corporations, municipal committees, town committees and cantonments), a tehsil is classified as urban if at least half of its population lives in urban areas according to Census 2023.</w:t>
+        <w:t xml:space="preserve">Each tehsil is matched to its Pakistan Bureau of Statistics Census 2023 urban population share. In line with the 50:50 urban–rural design of DFLT Phase II, the tehsils are divided into two equal halves: the 73 tehsils with an urban share of 22.8% or more are shown as urban and the remaining 74 as rural.</w:t>
       </w:r>
     </w:p>
   </w:footnote>

--- a/Component_1/Component 1 - Diagnostic, Curriculum Design and Capacity Building.docx
+++ b/Component_1/Component 1 - Diagnostic, Curriculum Design and Capacity Building.docx
@@ -17,14 +17,14 @@
         <w:jc w:val="both"/>
       </w:pPr>
       <w:r>
-        <w:t xml:space="preserve">BISP now pays its beneficiaries through SIM-based wallets held in their own names, but access has not yet translated into use. In DFLT Phase II, 77% of women owned a phone and 29% reported a wallet, yet only 4% had ever transacted on their own. Most continue to rely on retail agents or relatives to withdraw their payments, which exposes them to deductions and fraud. The Digital and Financial Capability Training is therefore built around one practical outcome: </w:t>
+        <w:t xml:space="preserve">BISP's transition to SIM-based wallets has given beneficiaries access to their own accounts, but access has not yet translated into use. SDPI's records from DFLT Phase II show that 77% of beneficiary women own a phone and 29% report a wallet, yet only 4% have ever transacted on their own. Most continue to depend on retail agents or relatives to withdraw their payments, which exposes them to deductions and fraud. SDPI therefore proposes a Digital and Financial Capability Training built around one practical, measurable outcome: </w:t>
       </w:r>
       <w:r>
         <w:rPr>
           <w:b/>
           <w:bCs/>
         </w:rPr>
-        <w:t xml:space="preserve">by her next BISP payment, every trained woman can receive, protect and withdraw her full payment herself, and knows where to complain if something goes wrong.</w:t>
+        <w:t xml:space="preserve">by her next BISP payment, every trained woman will be able to receive, protect and withdraw her full payment herself, and will know where to complain if something goes wrong.</w:t>
       </w:r>
     </w:p>
     <w:p>
@@ -33,14 +33,23 @@
         <w:jc w:val="both"/>
       </w:pPr>
       <w:r>
+        <w:t xml:space="preserve">SDPI brings to this assignment the experience of every round of DFLT to date. We conducted the monitoring and evaluation of the DFLT National Pilot, designed DFLT Phase I and evaluated its impact through a randomised controlled trial, and implemented DFLT Phase II nationwide, training more than 250,000 BISP women. The approach proposed below builds directly on the systems, evidence and lessons from that work.</w:t>
+      </w:r>
+    </w:p>
+    <w:p>
+      <w:pPr>
+        <w:spacing w:after="120" w:before="100" w:line="276"/>
+        <w:jc w:val="both"/>
+      </w:pPr>
+      <w:r>
         <w:rPr>
           <w:b/>
           <w:bCs/>
         </w:rPr>
-        <w:t xml:space="preserve">Implementation model.</w:t>
-      </w:r>
-      <w:r>
-        <w:t xml:space="preserve"> The training will reach 1,000,000 beneficiaries in the three phases set by Karandaaz (250,000, 400,000 and 350,000). Each phase is delivered in two sub-phases (Figure 1). In the </w:t>
+        <w:t xml:space="preserve">Proposed implementation model.</w:t>
+      </w:r>
+      <w:r>
+        <w:t xml:space="preserve"> SDPI proposes to reach 1,000,000 beneficiaries over the three phases set out in the RFP (250,000, 400,000 and 350,000), delivering each phase in two sub-phases (Figure 1). In the </w:t>
       </w:r>
       <w:r>
         <w:rPr>
@@ -50,7 +59,7 @@
         <w:t xml:space="preserve">readiness sub-phase</w:t>
       </w:r>
       <w:r>
-        <w:t xml:space="preserve">, every beneficiary attends an in-person session in a cohort of 30 led by one trainer, where she is registered and learns to keep her SIM active, recognise BISP's 8171 message, check her balance and protect her PIN. For the following four weeks she receives sustained digital reinforcement through IVR calls, WhatsApp messages, short instructional and animated videos, SMS nudges, robocalls and human follow-up calls. In the </w:t>
+        <w:t xml:space="preserve">, every beneficiary will attend an in-person session in a cohort of 30 led by one trainer, where she is registered and learns to keep her SIM active, recognise BISP's 8171 message, check her balance and protect her PIN. Over the following four weeks, SDPI will sustain her learning through IVR calls, WhatsApp messages, short instructional and animated videos, SMS nudges, robocalls and human follow-up calls. In the </w:t>
       </w:r>
       <w:r>
         <w:rPr>
@@ -60,7 +69,7 @@
         <w:t xml:space="preserve">capability sub-phase</w:t>
       </w:r>
       <w:r>
-        <w:t xml:space="preserve">, the same cohort returns a month later for a hands-on session built on transaction simulations, role plays and group activities, followed by a further four weeks of digital reinforcement. Women who are already capable of transacting independently complete the capability content digitally. The readiness sub-phase is thus fully physical, while the capability sub-phase follows a 70:30 physical-to-digital split in each province.</w:t>
+        <w:t xml:space="preserve">, the same cohort will return a month later for a hands-on session built on transaction simulations, role plays and group activities, followed by a further four weeks of digital reinforcement. Women who are already able to transact independently will complete the capability content digitally. The readiness sub-phase will therefore be fully physical, while the capability sub-phase will follow a 70:30 physical-to-digital split in each province, in line with the indicative mix in the RFP.</w:t>
       </w:r>
     </w:p>
     <w:p>
@@ -122,7 +131,7 @@
           <w:sz w:val="20"/>
           <w:szCs w:val="20"/>
         </w:rPr>
-        <w:t xml:space="preserve">Figure 1: Implementation model of the Digital and Financial Capability Training</w:t>
+        <w:t xml:space="preserve">Figure 1: SDPI's proposed implementation model</w:t>
       </w:r>
     </w:p>
     <w:p>
@@ -140,7 +149,7 @@
         <w:jc w:val="both"/>
       </w:pPr>
       <w:r>
-        <w:t xml:space="preserve">A rapid baseline assessment will evaluate beneficiaries' digital and financial capabilities, transaction behaviours, gender-related constraints (mobility, trust and household dynamics), device access and digital connectivity. Its findings will set the emphasis of the curriculum and confirm the blended modality mix for each province before roll-out.</w:t>
+        <w:t xml:space="preserve">SDPI will conduct a rapid baseline assessment to evaluate beneficiaries' digital and financial capabilities, transaction behaviours, gender-related constraints (mobility, trust and household dynamics), device access and digital connectivity. The findings will set the emphasis of the curriculum and confirm the blended modality mix for each province before roll-out begins.</w:t>
       </w:r>
     </w:p>
     <w:p>
@@ -153,10 +162,10 @@
           <w:b/>
           <w:bCs/>
         </w:rPr>
-        <w:t xml:space="preserve">Existing evidence.</w:t>
-      </w:r>
-      <w:r>
-        <w:t xml:space="preserve"> SDPI has assessed BISP beneficiaries across three successive programmes: the DFLT National Pilot (2023–24), the DFLT Phase I impact evaluation (2024–25) and the DFLT Phase II national roll-out (2025–26). Table 1 presents the national snapshot from these assessments; provincial snapshots can also be provided.</w:t>
+        <w:t xml:space="preserve">Building on SDPI's existing evidence.</w:t>
+      </w:r>
+      <w:r>
+        <w:t xml:space="preserve"> Rather than starting from zero, SDPI will build on the beneficiary assessments it has already carried out across the DFLT National Pilot (2023–24), the DFLT Phase I impact evaluation (2024–25) and the DFLT Phase II national roll-out (2025–26). Table 1 presents the national snapshot from these assessments; SDPI can also provide provincial snapshots.</w:t>
       </w:r>
       <w:r>
         <w:rPr>
@@ -178,7 +187,7 @@
           <w:sz w:val="20"/>
           <w:szCs w:val="20"/>
         </w:rPr>
-        <w:t xml:space="preserve">Table 1: Baseline snapshot of BISP beneficiary women</w:t>
+        <w:t xml:space="preserve">Table 1: Baseline snapshot of BISP beneficiary women from SDPI's assessments</w:t>
       </w:r>
     </w:p>
     <w:tbl>
@@ -867,7 +876,7 @@
         <w:t xml:space="preserve">Capability scale.</w:t>
       </w:r>
       <w:r>
-        <w:t xml:space="preserve"> To show where beneficiaries stand on a scale of 1 to 10, SDPI will use a ten-step Capability Ladder in which each step is a task the woman performs on her own (Table 2). On current evidence, the typical beneficiary stands at step 2 or 3. The same ladder will be applied at registration, after each sub-phase and at endline, so that progress is reported on a single scale.</w:t>
+        <w:t xml:space="preserve"> To show Karandaaz and BISP where beneficiaries stand on a scale of 1 to 10, SDPI proposes a ten-step Capability Ladder in which each step is a task the woman performs on her own (Table 2). On current evidence, the typical beneficiary stands at step 2 or 3. SDPI will apply the same ladder at registration, after each sub-phase and at endline, so that progress is reported on a single, consistent scale.</w:t>
       </w:r>
     </w:p>
     <w:p>
@@ -883,7 +892,7 @@
           <w:sz w:val="20"/>
           <w:szCs w:val="20"/>
         </w:rPr>
-        <w:t xml:space="preserve">Table 2: Capability Ladder</w:t>
+        <w:t xml:space="preserve">Table 2: Proposed Capability Ladder</w:t>
       </w:r>
     </w:p>
     <w:tbl>
@@ -1592,10 +1601,10 @@
           <w:b/>
           <w:bCs/>
         </w:rPr>
-        <w:t xml:space="preserve">Methodology.</w:t>
-      </w:r>
-      <w:r>
-        <w:t xml:space="preserve"> As a large quantitative profile already exists, the baseline will be qualitative and conducted through focus group discussions (FGDs) at provincial level, limited to the variables specified above. All four provinces will be covered across eight zones: North, Central and South Punjab; North and South Khyber Pakhtunkhwa; Upper and Lower Sindh; and Quetta in Balochistan. One district will be selected in each zone and, within it, one urban and one rural tehsil (Figure 2). In each tehsil, FGDs will be held with beneficiary women and with men of beneficiary households. The findings will be presented at the inception meeting in Month 1.</w:t>
+        <w:t xml:space="preserve">Proposed methodology.</w:t>
+      </w:r>
+      <w:r>
+        <w:t xml:space="preserve"> As a large quantitative profile already exists, SDPI proposes a qualitative baseline conducted through focus group discussions (FGDs) at provincial level, focused on the variables specified in the RFP. SDPI will cover all four provinces across eight zones: North, Central and South Punjab; North and South Khyber Pakhtunkhwa; Upper and Lower Sindh; and Quetta in Balochistan. One district will be selected in each zone and, within it, one urban and one rural tehsil (Figure 2). In each tehsil, SDPI will hold FGDs with beneficiary women and with men of beneficiary households. SDPI will present the findings to Karandaaz and BISP at the inception meeting in Month 1.</w:t>
       </w:r>
     </w:p>
     <w:p>
@@ -1657,7 +1666,7 @@
           <w:sz w:val="20"/>
           <w:szCs w:val="20"/>
         </w:rPr>
-        <w:t xml:space="preserve">Figure 2: Sampling frame of the rapid baseline assessment</w:t>
+        <w:t xml:space="preserve">Figure 2: Proposed sampling frame of the rapid baseline assessment</w:t>
       </w:r>
     </w:p>
     <w:p>
@@ -1675,7 +1684,7 @@
         <w:jc w:val="both"/>
       </w:pPr>
       <w:r>
-        <w:t xml:space="preserve">Segmentation determines which session each woman attends, which digital channel reaches her and how much follow-up she needs. It is built into mobilisation and registration so that it adds no field time.</w:t>
+        <w:t xml:space="preserve">SDPI will segment beneficiaries into actionable groups that determine which session each woman attends, which digital channel reaches her and how much follow-up she needs. We propose to build segmentation into mobilisation and registration, so that it adds no field time and is available from the first day of training.</w:t>
       </w:r>
     </w:p>
     <w:p>
@@ -1691,7 +1700,7 @@
         <w:t xml:space="preserve">Data and eligibility.</w:t>
       </w:r>
       <w:r>
-        <w:t xml:space="preserve"> BISP will provide tehsil-wise beneficiary data in which women already trained under DFLT Phase I and II are marked in its PCMS. Before mobilisation, SDPI's customised DFLT App will check each beneficiary and exclude those already trained under DFLT and those who are not active BISP beneficiaries.</w:t>
+        <w:t xml:space="preserve"> SDPI will request BISP to share tehsil-wise beneficiary data in which women already trained under DFLT Phase I and II are marked in its PCMS. Before mobilisation, SDPI's customised DFLT App, already proven in DFLT Phase II, will check each beneficiary and exclude those already trained under DFLT and those who are not active BISP beneficiaries.</w:t>
       </w:r>
     </w:p>
     <w:p>
@@ -1707,7 +1716,7 @@
         <w:t xml:space="preserve">Mobilisation and registration.</w:t>
       </w:r>
       <w:r>
-        <w:t xml:space="preserve"> Eligible women will be mobilised by the trainers with the support of BISP tehsil office staff. On the day of the readiness session, each woman completes a short registration survey on the DFLT App that records her socio-economic profile and segmentation variables. The resulting data form a standardised beneficiary snapshot (Table 3), reported on SDPI's live dashboard by section and variable for each province, district and tehsil.</w:t>
+        <w:t xml:space="preserve"> SDPI trainers will mobilise eligible women with the support of BISP tehsil office staff. On the day of the readiness session, each woman will complete a short registration survey on the DFLT App that records her socio-economic profile and segmentation variables. These data will form a standardised beneficiary snapshot (Table 3), which SDPI will report on its live dashboard by section and variable for each province, district and tehsil.</w:t>
       </w:r>
     </w:p>
     <w:p>
@@ -1723,7 +1732,7 @@
           <w:sz w:val="20"/>
           <w:szCs w:val="20"/>
         </w:rPr>
-        <w:t xml:space="preserve">Table 3: Standardised beneficiary snapshot</w:t>
+        <w:t xml:space="preserve">Table 3: Proposed standardised beneficiary snapshot</w:t>
       </w:r>
     </w:p>
     <w:tbl>
@@ -2083,7 +2092,7 @@
         <w:t xml:space="preserve">Segmentation layers.</w:t>
       </w:r>
       <w:r>
-        <w:t xml:space="preserve"> The data are filtered into actionable groups on three layers:</w:t>
+        <w:t xml:space="preserve"> SDPI proposes to segment beneficiaries on three layers:</w:t>
       </w:r>
     </w:p>
     <w:p>
@@ -2103,7 +2112,7 @@
         <w:t xml:space="preserve">Geography.</w:t>
       </w:r>
       <w:r>
-        <w:t xml:space="preserve"> Each tehsil is classified as urban or rural, as agent access, connectivity, mobility and household norms differ between the two. DFLT Phase II was designed on a 50:50 urban–rural basis and delivered in 147 tehsils across 81 districts (Figure 3).</w:t>
+        <w:t xml:space="preserve"> Each tehsil will be classified as urban or rural, as agent access, connectivity, mobility and household norms differ between the two. SDPI applied the same 50:50 urban–rural design in DFLT Phase II, which it delivered in 147 tehsils across 81 districts (Figure 3).</w:t>
       </w:r>
       <w:r>
         <w:rPr>
@@ -2129,7 +2138,7 @@
         <w:t xml:space="preserve">Device.</w:t>
       </w:r>
       <w:r>
-        <w:t xml:space="preserve"> Women are grouped by whether they use a smartphone or a USSD phone and, in each case, whether they own it or have access to a household handset. This determines the digital channel through which each woman is reached.</w:t>
+        <w:t xml:space="preserve"> Women will be grouped by whether they use a smartphone or a USSD phone and, in each case, whether they own it or have access to a household handset. This will determine the digital channel through which each woman is reached.</w:t>
       </w:r>
     </w:p>
     <w:p>
@@ -2149,7 +2158,7 @@
         <w:t xml:space="preserve">Capability.</w:t>
       </w:r>
       <w:r>
-        <w:t xml:space="preserve"> At the end of the readiness session, the trainer identifies women who are already capable of transacting, for example a woman running a business from home who already sends and receives money. The trainer's judgement is validated through a capability matrix on the App that considers phone ownership, education, prior transactions and the readiness task check. These women follow the digital capability track, although they may still attend the physical session if they wish.</w:t>
+        <w:t xml:space="preserve"> At the end of the readiness session, the trainer will identify women who are already capable of transacting, for example a woman running a business from home who already sends and receives money. SDPI will validate the trainer's judgement through a capability matrix on the App that considers phone ownership, education, prior transactions and the readiness task check. These women will follow the digital capability track, while remaining free to attend the physical session if they wish.</w:t>
       </w:r>
     </w:p>
     <w:p>
@@ -2211,7 +2220,7 @@
           <w:sz w:val="20"/>
           <w:szCs w:val="20"/>
         </w:rPr>
-        <w:t xml:space="preserve">Figure 3: DFLT Phase II training tehsils by urban and rural segmentation</w:t>
+        <w:t xml:space="preserve">Figure 3: DFLT Phase II training tehsils delivered by SDPI, by urban and rural segmentation</w:t>
       </w:r>
     </w:p>
     <w:p>
@@ -2235,7 +2244,7 @@
         <w:jc w:val="both"/>
       </w:pPr>
       <w:r>
-        <w:t xml:space="preserve">The 70:30 composition applies to each province as a whole. Within a province it will vary: urban pockets such as Lahore are expected to carry a larger digital share, and remote rural tehsils a smaller one.</w:t>
+        <w:t xml:space="preserve">SDPI will maintain the 70:30 composition for each province as a whole, allowing it to vary within the province: urban pockets such as Lahore are expected to carry a larger digital share, and remote rural tehsils a smaller one.</w:t>
       </w:r>
     </w:p>
     <w:p>
@@ -2253,7 +2262,7 @@
         <w:jc w:val="both"/>
       </w:pPr>
       <w:r>
-        <w:t xml:space="preserve">The curriculum teaches tasks rather than concepts. It focuses on the high-impact behaviours set out in the RFP (receiving payments, PIN use, safe cash-out, fraud awareness and grievance redressal) and then on using the account beyond cash-out. The readiness session prepares the woman to receive and protect her payment; the capability session enables her to withdraw and use it (Table 4). A module is complete only when she performs the task herself.</w:t>
+        <w:t xml:space="preserve">SDPI proposes a curriculum that teaches tasks rather than concepts. It will focus on the high-impact behaviours set out in the RFP (receiving payments, PIN use, safe cash-out, fraud awareness and grievance redressal) and then on using the account beyond cash-out. The readiness session will prepare the woman to receive and protect her payment; the capability session will enable her to withdraw and use it (Table 4). A module will be complete only when she performs the task herself.</w:t>
       </w:r>
     </w:p>
     <w:p>
@@ -2269,7 +2278,7 @@
           <w:sz w:val="20"/>
           <w:szCs w:val="20"/>
         </w:rPr>
-        <w:t xml:space="preserve">Table 4: Curriculum outline</w:t>
+        <w:t xml:space="preserve">Table 4: Proposed curriculum outline</w:t>
       </w:r>
     </w:p>
     <w:tbl>
@@ -2962,7 +2971,7 @@
         <w:jc w:val="both"/>
       </w:pPr>
       <w:r>
-        <w:t xml:space="preserve">The curriculum is delivered through four action-oriented methods:</w:t>
+        <w:t xml:space="preserve">SDPI will deliver the curriculum through four action-oriented methods:</w:t>
       </w:r>
     </w:p>
     <w:p>
@@ -2982,7 +2991,7 @@
         <w:t xml:space="preserve">Trainer-versus-beneficiary role play.</w:t>
       </w:r>
       <w:r>
-        <w:t xml:space="preserve"> The trainer acts as a retail agent: "Your payment has arrived; pay me one thousand rupees as my fee." The trainer then pauses and the cohort decides whether, and how much, the beneficiary should pay.</w:t>
+        <w:t xml:space="preserve"> The trainer will act as a retail agent: "Your payment has arrived; pay me one thousand rupees as my fee." The trainer then pauses, and the cohort decides whether, and how much, the beneficiary should pay.</w:t>
       </w:r>
     </w:p>
     <w:p>
@@ -3002,7 +3011,7 @@
         <w:t xml:space="preserve">Group activities.</w:t>
       </w:r>
       <w:r>
-        <w:t xml:space="preserve"> In the capability session, the cohort of 30 is divided into five groups that rotate through a role play, a scenario and a life situation drawn from everyday experience.</w:t>
+        <w:t xml:space="preserve"> In the capability session, the cohort of 30 will be divided into five groups that rotate through a role play, a scenario and a life situation drawn from everyday experience.</w:t>
       </w:r>
     </w:p>
     <w:p>
@@ -3022,7 +3031,7 @@
         <w:t xml:space="preserve">Worksheets.</w:t>
       </w:r>
       <w:r>
-        <w:t xml:space="preserve"> In a group worksheet, beneficiaries solve the payment journey as a puzzle, placing its steps in order from receiving the 8171 message to collecting the full amount. A pictorial right-and-wrong worksheet asks them to mark correct and incorrect actions, such as telling the agent their PIN.</w:t>
+        <w:t xml:space="preserve"> In a group worksheet, beneficiaries will solve the payment journey as a puzzle, placing its steps in order from receiving the 8171 message to collecting the full amount. A pictorial right-and-wrong worksheet will ask them to mark correct and incorrect actions, such as telling the agent their PIN.</w:t>
       </w:r>
     </w:p>
     <w:p>
@@ -3042,7 +3051,7 @@
         <w:t xml:space="preserve">Transaction simulation.</w:t>
       </w:r>
       <w:r>
-        <w:t xml:space="preserve"> Under BISP's district model, each district is served by an assigned bank wallet. Each trainer will carry a tablet with a simulator that reproduces the USSD button screens and app interface of that wallet, allowing every group to complete near-real withdrawals, transfers and bill payments without any money moving. Women with their own phones also practise on their handsets.</w:t>
+        <w:t xml:space="preserve"> Under BISP's district model, each district is served by an assigned bank wallet. SDPI will equip each trainer with a tablet carrying a simulator that reproduces the USSD button screens and app interface of that wallet, allowing every group to complete near-real withdrawals, transfers and bill payments without any money moving. Women with their own phones will also practise on their handsets.</w:t>
       </w:r>
     </w:p>
     <w:p>
@@ -3060,7 +3069,7 @@
         <w:jc w:val="both"/>
       </w:pPr>
       <w:r>
-        <w:t xml:space="preserve">All content will be localised in five languages: Urdu, Sindhi, Pashto, Brahvi and Marwari. Trainers will be recruited locally so that sessions are conducted in the cohort's own language. Every task can be learnt without reading, through pictures, icons, numerals, audio and demonstration, and content will reflect each district's assigned wallet and local settings. All localised material will be pre-tested with beneficiaries before it is submitted for approval.</w:t>
+        <w:t xml:space="preserve">SDPI will localise all content in five languages: Urdu, Sindhi, Pashto, Brahvi and Marwari. Trainers will be recruited locally so that sessions are conducted in the cohort's own language. Every task will be teachable without reading, through pictures, icons, numerals, audio and demonstration, and content will reflect each district's assigned wallet and local settings. SDPI will pre-test all localised material with beneficiaries before submitting it for approval.</w:t>
       </w:r>
     </w:p>
     <w:p>
@@ -3078,6 +3087,15 @@
         <w:jc w:val="both"/>
       </w:pPr>
       <w:r>
+        <w:t xml:space="preserve">SDPI will design a full blended content package covering both physical and digital channels, and will submit all content to Karandaaz and BISP for approval before deployment.</w:t>
+      </w:r>
+    </w:p>
+    <w:p>
+      <w:pPr>
+        <w:spacing w:after="120" w:before="100" w:line="276"/>
+        <w:jc w:val="both"/>
+      </w:pPr>
+      <w:r>
         <w:rPr>
           <w:b/>
           <w:bCs/>
@@ -3085,7 +3103,7 @@
         <w:t xml:space="preserve">Physical content.</w:t>
       </w:r>
       <w:r>
-        <w:t xml:space="preserve"> Trainers will work from facilitator and trainer guides for each session. Beneficiaries will receive a 20-page pictorial handbook, condensed from the 72-page pictorial handbook printed by SDPI for DFLT Phase II, along with job aids and printed flyers on fraud warning signs and complaint channels. Sessions will use demonstration toolkits and the simulation tablets.</w:t>
+        <w:t xml:space="preserve"> SDPI will develop facilitator and trainer guides for each session. Beneficiaries will receive a 20-page pictorial handbook, condensed from the 72-page pictorial handbook that SDPI developed and printed for DFLT Phase II, together with job aids and printed flyers on fraud warning signs and complaint channels. Sessions will use demonstration toolkits and the simulation tablets.</w:t>
       </w:r>
     </w:p>
     <w:p>
@@ -3101,7 +3119,7 @@
         <w:t xml:space="preserve">Digital content.</w:t>
       </w:r>
       <w:r>
-        <w:t xml:space="preserve"> Digital reinforcement is matched to the device each woman uses. Women with a smartphone, whether owned or accessed, are first checked for a valid WhatsApp number, and the trainer helps open an account where needed. They receive three short videos and four messages through WhatsApp in each four-week window, and no IVR calls, since WhatsApp is the lower-cost channel. Women with a USSD phone receive four IVR calls and three SMS in each window, and no videos. Robocall reminders and human follow-up calls reach all beneficiaries. The videos build on the 12 animated DFLT videos developed by SDPI in collaboration with BISP for DFLT Phase I, and e-guide versions of the handbook will be shared through WhatsApp.</w:t>
+        <w:t xml:space="preserve"> SDPI proposes to match digital reinforcement to the device each woman uses. Women with a smartphone, whether owned or accessed, will first be checked for a valid WhatsApp number, and the trainer will help open an account where needed. They will receive three short videos and four messages through WhatsApp in each four-week window, without IVR calls, since WhatsApp is the lower-cost channel. Women with a USSD phone will receive four IVR calls and three SMS in each window. Robocall reminders and human follow-up calls will reach all beneficiaries. The videos will build on the 12 animated DFLT videos that SDPI developed in collaboration with BISP for DFLT Phase I, and e-guide versions of the handbook will be shared through WhatsApp.</w:t>
       </w:r>
       <w:r>
         <w:rPr>
@@ -3116,7 +3134,7 @@
         <w:jc w:val="both"/>
       </w:pPr>
       <w:r>
-        <w:t xml:space="preserve">Each IVR call is a short audio drama in the beneficiary's language that teaches one rule and tests it with a keypad question. For example:</w:t>
+        <w:t xml:space="preserve">Each IVR call will be a short audio drama in the beneficiary's language that teaches one rule and tests it with a keypad question. For example:</w:t>
       </w:r>
     </w:p>
     <w:p>
@@ -3137,29 +3155,20 @@
     </w:p>
     <w:p>
       <w:pPr>
+        <w:pStyle w:val="Heading2"/>
+        <w:spacing w:after="120" w:before="240"/>
+      </w:pPr>
+      <w:r>
+        <w:t xml:space="preserve">3.1(f) Gender-Intentional Content</w:t>
+      </w:r>
+    </w:p>
+    <w:p>
+      <w:pPr>
         <w:spacing w:after="120" w:before="100" w:line="276"/>
         <w:jc w:val="both"/>
       </w:pPr>
       <w:r>
-        <w:t xml:space="preserve">All physical and digital content will be approved by Karandaaz and BISP before deployment.</w:t>
-      </w:r>
-    </w:p>
-    <w:p>
-      <w:pPr>
-        <w:pStyle w:val="Heading2"/>
-        <w:spacing w:after="120" w:before="240"/>
-      </w:pPr>
-      <w:r>
-        <w:t xml:space="preserve">3.1(f) Gender-Intentional Content</w:t>
-      </w:r>
-    </w:p>
-    <w:p>
-      <w:pPr>
-        <w:spacing w:after="120" w:before="100" w:line="276"/>
-        <w:jc w:val="both"/>
-      </w:pPr>
-      <w:r>
-        <w:t xml:space="preserve">Gender is built into all content rather than added as a separate module. In DFLT Phase II, all pictorial content was led by women characters, and the handbook's protagonists, Naila and Shumaila and Akbari and Asghari, became widely popular among BISP beneficiaries, who saw themselves in their story of learning and taking decisions. These characters will carry the content across the handbook, videos, IVR dramas and flyers, addressing women's right to receive and control their own payment, keeping the SIM and PIN under their own control when a phone is shared, fraud that targets women, and navigating household decisions about the payment.</w:t>
+        <w:t xml:space="preserve">SDPI will build gender-intentional content into every material and channel rather than treating it as a separate module. In DFLT Phase II, all of SDPI's pictorial content was led by women characters, and the handbook's protagonists, Naila and Shumaila and Akbari and Asghari, became widely popular among BISP beneficiaries, who saw themselves in their story of learning and taking decisions. SDPI will carry these characters across the handbook, videos, IVR dramas and flyers, using them to address women's right to receive and control their own payment, keeping the SIM and PIN under their own control when a phone is shared, fraud that targets women, and navigating household decisions about the payment.</w:t>
       </w:r>
     </w:p>
     <w:p>
@@ -3199,7 +3208,7 @@
         <w:jc w:val="both"/>
       </w:pPr>
       <w:r>
-        <w:t xml:space="preserve">To support last-mile learning and confidence building, each trainer will engage one female peer educator, who may belong to the trainer's household or the local community, or be the literate daughter of a beneficiary. The peer educator will support mobilisation, help women set up WhatsApp and practise their balance check, share digital content with women who do not have a phone, and follow up with those who miss a session. In addition, each trainer will hold a monthly community session at a payment checkpoint, coaching women at the point of withdrawal and reinforcing safe transaction practices.</w:t>
+        <w:t xml:space="preserve">To support last-mile learning and confidence building, SDPI proposes that each trainer engages one female peer educator, who may belong to the trainer's household or the local community, or be the literate daughter of a beneficiary. The peer educator will support mobilisation, help women set up WhatsApp and practise their balance check, share digital content with women who do not have a phone, and follow up with those who miss a session. In addition, each trainer will hold a monthly community session at a payment checkpoint, coaching women at the point of withdrawal and reinforcing safe transaction practices.</w:t>
       </w:r>
     </w:p>
     <w:sectPr>

--- a/Component_1/Component 1 - Diagnostic, Curriculum Design and Capacity Building.docx
+++ b/Component_1/Component 1 - Diagnostic, Curriculum Design and Capacity Building.docx
@@ -17,7 +17,16 @@
         <w:jc w:val="both"/>
       </w:pPr>
       <w:r>
-        <w:t xml:space="preserve">BISP's transition to SIM-based wallets has given beneficiaries access to their own accounts, but access has not yet translated into use. SDPI's records from DFLT Phase II show that 77% of beneficiary women own a phone and 29% report a wallet, yet only 4% have ever transacted on their own. Most continue to depend on retail agents or relatives to withdraw their payments, which exposes them to deductions and fraud. SDPI therefore proposes a Digital and Financial Capability Training built around one practical, measurable outcome: </w:t>
+        <w:t xml:space="preserve">BISP's transition to SIM-based wallets has given beneficiaries access to their own accounts, but access has not yet translated into use. SDPI's records from DFLT Phase II show that 77% of beneficiary women own a phone and 29% report a wallet, yet only 4% have ever transacted on their own.</w:t>
+      </w:r>
+      <w:r>
+        <w:rPr>
+          <w:rStyle w:val="FootnoteReference"/>
+        </w:rPr>
+        <w:footnoteReference w:id="1"/>
+      </w:r>
+      <w:r>
+        <w:t xml:space="preserve"> Most continue to depend on retail agents or relatives to withdraw their payments, which exposes them to deductions and fraud. SDPI therefore proposes a Digital and Financial Capability Training built around one practical, measurable outcome: </w:t>
       </w:r>
       <w:r>
         <w:rPr>
@@ -33,7 +42,34 @@
         <w:jc w:val="both"/>
       </w:pPr>
       <w:r>
-        <w:t xml:space="preserve">SDPI brings to this assignment the experience of every round of DFLT to date. We conducted the monitoring and evaluation of the DFLT National Pilot, designed DFLT Phase I and evaluated its impact through a randomised controlled trial, and implemented DFLT Phase II nationwide, training more than 250,000 BISP women. The approach proposed below builds directly on the systems, evidence and lessons from that work.</w:t>
+        <w:t xml:space="preserve">SDPI brings to this assignment the experience of every round of DFLT to date. We conducted the monitoring and evaluation of the DFLT National Pilot,</w:t>
+      </w:r>
+      <w:r>
+        <w:rPr>
+          <w:rStyle w:val="FootnoteReference"/>
+        </w:rPr>
+        <w:footnoteReference w:id="2"/>
+      </w:r>
+      <w:r>
+        <w:t xml:space="preserve"> designed DFLT Phase I and evaluated its impact through a randomised controlled trial,</w:t>
+      </w:r>
+      <w:r>
+        <w:rPr>
+          <w:rStyle w:val="FootnoteReference"/>
+        </w:rPr>
+        <w:footnoteReference w:id="3"/>
+      </w:r>
+      <w:r>
+        <w:t xml:space="preserve"> and implemented DFLT Phase II nationwide, training more than 250,000 BISP women.</w:t>
+      </w:r>
+      <w:r>
+        <w:rPr>
+          <w:rStyle w:val="FootnoteReference"/>
+        </w:rPr>
+        <w:footnoteReference w:id="4"/>
+      </w:r>
+      <w:r>
+        <w:t xml:space="preserve"> The approach proposed below builds directly on the systems, evidence and lessons from that work.</w:t>
       </w:r>
     </w:p>
     <w:p>
@@ -49,7 +85,16 @@
         <w:t xml:space="preserve">Proposed implementation model.</w:t>
       </w:r>
       <w:r>
-        <w:t xml:space="preserve"> SDPI proposes to reach 1,000,000 beneficiaries over the three phases set out in the RFP (250,000, 400,000 and 350,000), delivering each phase in two sub-phases (Figure 1). In the </w:t>
+        <w:t xml:space="preserve"> SDPI proposes to reach 1,000,000 beneficiaries over the three phases set out in the RFP (250,000, 400,000 and 350,000),</w:t>
+      </w:r>
+      <w:r>
+        <w:rPr>
+          <w:rStyle w:val="FootnoteReference"/>
+        </w:rPr>
+        <w:footnoteReference w:id="5"/>
+      </w:r>
+      <w:r>
+        <w:t xml:space="preserve"> delivering each phase in two sub-phases (Figure 1). In the </w:t>
       </w:r>
       <w:r>
         <w:rPr>
@@ -70,6 +115,12 @@
       </w:r>
       <w:r>
         <w:t xml:space="preserve">, the same cohort will return a month later for a hands-on session built on transaction simulations, role plays and group activities, followed by a further four weeks of digital reinforcement. Women who are already able to transact independently will complete the capability content digitally. The readiness sub-phase will therefore be fully physical, while the capability sub-phase will follow a 70:30 physical-to-digital split in each province, in line with the indicative mix in the RFP.</w:t>
+      </w:r>
+      <w:r>
+        <w:rPr>
+          <w:rStyle w:val="FootnoteReference"/>
+        </w:rPr>
+        <w:footnoteReference w:id="6"/>
       </w:r>
     </w:p>
     <w:p>
@@ -149,7 +200,16 @@
         <w:jc w:val="both"/>
       </w:pPr>
       <w:r>
-        <w:t xml:space="preserve">SDPI will conduct a rapid baseline assessment to evaluate beneficiaries' digital and financial capabilities, transaction behaviours, gender-related constraints (mobility, trust and household dynamics), device access and digital connectivity. The findings will set the emphasis of the curriculum and confirm the blended modality mix for each province before roll-out begins.</w:t>
+        <w:t xml:space="preserve">SDPI will conduct a rapid baseline assessment to evaluate beneficiaries' digital and financial capabilities, transaction behaviours, gender-related constraints (mobility, trust and household dynamics), device access and digital connectivity.</w:t>
+      </w:r>
+      <w:r>
+        <w:rPr>
+          <w:rStyle w:val="FootnoteReference"/>
+        </w:rPr>
+        <w:footnoteReference w:id="7"/>
+      </w:r>
+      <w:r>
+        <w:t xml:space="preserve"> The findings will set the emphasis of the curriculum and confirm the blended modality mix for each province before roll-out begins.</w:t>
       </w:r>
     </w:p>
     <w:p>
@@ -171,7 +231,7 @@
         <w:rPr>
           <w:rStyle w:val="FootnoteReference"/>
         </w:rPr>
-        <w:footnoteReference w:id="1"/>
+        <w:footnoteReference w:id="8"/>
       </w:r>
     </w:p>
     <w:p>
@@ -876,7 +936,16 @@
         <w:t xml:space="preserve">Capability scale.</w:t>
       </w:r>
       <w:r>
-        <w:t xml:space="preserve"> To show Karandaaz and BISP where beneficiaries stand on a scale of 1 to 10, SDPI proposes a ten-step Capability Ladder in which each step is a task the woman performs on her own (Table 2). On current evidence, the typical beneficiary stands at step 2 or 3. SDPI will apply the same ladder at registration, after each sub-phase and at endline, so that progress is reported on a single, consistent scale.</w:t>
+        <w:t xml:space="preserve"> To show Karandaaz and BISP where beneficiaries stand on a scale of 1 to 10, SDPI proposes a ten-step Capability Ladder in which each step is a task the woman performs on her own (Table 2). On current evidence, the typical beneficiary stands at step 2 or 3.</w:t>
+      </w:r>
+      <w:r>
+        <w:rPr>
+          <w:rStyle w:val="FootnoteReference"/>
+        </w:rPr>
+        <w:footnoteReference w:id="9"/>
+      </w:r>
+      <w:r>
+        <w:t xml:space="preserve"> SDPI will apply the same ladder at registration, after each sub-phase and at endline, so that progress is reported on a single, consistent scale.</w:t>
       </w:r>
     </w:p>
     <w:p>
@@ -1604,7 +1673,16 @@
         <w:t xml:space="preserve">Proposed methodology.</w:t>
       </w:r>
       <w:r>
-        <w:t xml:space="preserve"> As a large quantitative profile already exists, SDPI proposes a qualitative baseline conducted through focus group discussions (FGDs) at provincial level, focused on the variables specified in the RFP. SDPI will cover all four provinces across eight zones: North, Central and South Punjab; North and South Khyber Pakhtunkhwa; Upper and Lower Sindh; and Quetta in Balochistan. One district will be selected in each zone and, within it, one urban and one rural tehsil (Figure 2). In each tehsil, SDPI will hold FGDs with beneficiary women and with men of beneficiary households. SDPI will present the findings to Karandaaz and BISP at the inception meeting in Month 1.</w:t>
+        <w:t xml:space="preserve"> As a large quantitative profile already exists, SDPI proposes a qualitative baseline conducted through focus group discussions (FGDs) at provincial level, focused on the variables specified in the RFP, and following the cluster design SDPI used in the DFLT Phase I impact evaluation.</w:t>
+      </w:r>
+      <w:r>
+        <w:rPr>
+          <w:rStyle w:val="FootnoteReference"/>
+        </w:rPr>
+        <w:footnoteReference w:id="10"/>
+      </w:r>
+      <w:r>
+        <w:t xml:space="preserve"> SDPI will cover all four provinces across eight zones: North, Central and South Punjab; North and South Khyber Pakhtunkhwa; Upper and Lower Sindh; and Quetta in Balochistan. One district will be selected in each zone and, within it, one urban and one rural tehsil (Figure 2). In each tehsil, SDPI will hold FGDs with beneficiary women and with men of beneficiary households. SDPI will present the findings to Karandaaz and BISP at the inception meeting in Month 1.</w:t>
       </w:r>
     </w:p>
     <w:p>
@@ -1700,7 +1778,16 @@
         <w:t xml:space="preserve">Data and eligibility.</w:t>
       </w:r>
       <w:r>
-        <w:t xml:space="preserve"> SDPI will request BISP to share tehsil-wise beneficiary data in which women already trained under DFLT Phase I and II are marked in its PCMS. Before mobilisation, SDPI's customised DFLT App, already proven in DFLT Phase II, will check each beneficiary and exclude those already trained under DFLT and those who are not active BISP beneficiaries.</w:t>
+        <w:t xml:space="preserve"> SDPI will request BISP to share tehsil-wise beneficiary data in which women already trained under DFLT Phase I and II are marked in its PCMS. Before mobilisation, SDPI's customised DFLT App, already proven in DFLT Phase II,</w:t>
+      </w:r>
+      <w:r>
+        <w:rPr>
+          <w:rStyle w:val="FootnoteReference"/>
+        </w:rPr>
+        <w:footnoteReference w:id="11"/>
+      </w:r>
+      <w:r>
+        <w:t xml:space="preserve"> will check each beneficiary and exclude those already trained under DFLT and those who are not active BISP beneficiaries.</w:t>
       </w:r>
     </w:p>
     <w:p>
@@ -2112,13 +2199,22 @@
         <w:t xml:space="preserve">Geography.</w:t>
       </w:r>
       <w:r>
-        <w:t xml:space="preserve"> Each tehsil will be classified as urban or rural, as agent access, connectivity, mobility and household norms differ between the two. SDPI applied the same 50:50 urban–rural design in DFLT Phase II, which it delivered in 147 tehsils across 81 districts (Figure 3).</w:t>
+        <w:t xml:space="preserve"> Each tehsil will be classified as urban or rural, as agent access, connectivity, mobility and household norms differ between the two. SDPI applied the same 50:50 urban–rural design in DFLT Phase II,</w:t>
       </w:r>
       <w:r>
         <w:rPr>
           <w:rStyle w:val="FootnoteReference"/>
         </w:rPr>
-        <w:footnoteReference w:id="2"/>
+        <w:footnoteReference w:id="12"/>
+      </w:r>
+      <w:r>
+        <w:t xml:space="preserve"> which it delivered in 147 tehsils across 81 districts (Figure 3).</w:t>
+      </w:r>
+      <w:r>
+        <w:rPr>
+          <w:rStyle w:val="FootnoteReference"/>
+        </w:rPr>
+        <w:footnoteReference w:id="13"/>
       </w:r>
     </w:p>
     <w:p>
@@ -2244,7 +2340,16 @@
         <w:jc w:val="both"/>
       </w:pPr>
       <w:r>
-        <w:t xml:space="preserve">SDPI will maintain the 70:30 composition for each province as a whole, allowing it to vary within the province: urban pockets such as Lahore are expected to carry a larger digital share, and remote rural tehsils a smaller one.</w:t>
+        <w:t xml:space="preserve">SDPI will maintain the 70:30 composition for each province as a whole, allowing it to vary within the province: urban pockets such as Lahore</w:t>
+      </w:r>
+      <w:r>
+        <w:rPr>
+          <w:rStyle w:val="FootnoteReference"/>
+        </w:rPr>
+        <w:footnoteReference w:id="14"/>
+      </w:r>
+      <w:r>
+        <w:t xml:space="preserve"> are expected to carry a larger digital share, and remote rural tehsils a smaller one.</w:t>
       </w:r>
     </w:p>
     <w:p>
@@ -2262,7 +2367,16 @@
         <w:jc w:val="both"/>
       </w:pPr>
       <w:r>
-        <w:t xml:space="preserve">SDPI proposes a curriculum that teaches tasks rather than concepts. It will focus on the high-impact behaviours set out in the RFP (receiving payments, PIN use, safe cash-out, fraud awareness and grievance redressal) and then on using the account beyond cash-out. The readiness session will prepare the woman to receive and protect her payment; the capability session will enable her to withdraw and use it (Table 4). A module will be complete only when she performs the task herself.</w:t>
+        <w:t xml:space="preserve">SDPI proposes a curriculum that teaches tasks rather than concepts. It will focus on the high-impact behaviours set out in the RFP (receiving payments, PIN use, safe cash-out, fraud awareness and grievance redressal)</w:t>
+      </w:r>
+      <w:r>
+        <w:rPr>
+          <w:rStyle w:val="FootnoteReference"/>
+        </w:rPr>
+        <w:footnoteReference w:id="15"/>
+      </w:r>
+      <w:r>
+        <w:t xml:space="preserve"> and then on using the account beyond cash-out. The readiness session will prepare the woman to receive and protect her payment; the capability session will enable her to withdraw and use it (Table 4). A module will be complete only when she performs the task herself.</w:t>
       </w:r>
     </w:p>
     <w:p>
@@ -3051,7 +3165,16 @@
         <w:t xml:space="preserve">Transaction simulation.</w:t>
       </w:r>
       <w:r>
-        <w:t xml:space="preserve"> Under BISP's district model, each district is served by an assigned bank wallet. SDPI will equip each trainer with a tablet carrying a simulator that reproduces the USSD button screens and app interface of that wallet, allowing every group to complete near-real withdrawals, transfers and bill payments without any money moving. Women with their own phones will also practise on their handsets.</w:t>
+        <w:t xml:space="preserve"> Under BISP's district model, each district is served by an assigned bank wallet.</w:t>
+      </w:r>
+      <w:r>
+        <w:rPr>
+          <w:rStyle w:val="FootnoteReference"/>
+        </w:rPr>
+        <w:footnoteReference w:id="16"/>
+      </w:r>
+      <w:r>
+        <w:t xml:space="preserve"> SDPI will equip each trainer with a tablet carrying a simulator that reproduces the USSD button screens and app interface of that wallet, allowing every group to complete near-real withdrawals, transfers and bill payments without any money moving. Women with their own phones will also practise on their handsets.</w:t>
       </w:r>
     </w:p>
     <w:p>
@@ -3103,7 +3226,16 @@
         <w:t xml:space="preserve">Physical content.</w:t>
       </w:r>
       <w:r>
-        <w:t xml:space="preserve"> SDPI will develop facilitator and trainer guides for each session. Beneficiaries will receive a 20-page pictorial handbook, condensed from the 72-page pictorial handbook that SDPI developed and printed for DFLT Phase II, together with job aids and printed flyers on fraud warning signs and complaint channels. Sessions will use demonstration toolkits and the simulation tablets.</w:t>
+        <w:t xml:space="preserve"> SDPI will develop facilitator and trainer guides for each session. Beneficiaries will receive a 20-page pictorial handbook, condensed from the 72-page pictorial handbook that SDPI developed and printed for DFLT Phase II,</w:t>
+      </w:r>
+      <w:r>
+        <w:rPr>
+          <w:rStyle w:val="FootnoteReference"/>
+        </w:rPr>
+        <w:footnoteReference w:id="17"/>
+      </w:r>
+      <w:r>
+        <w:t xml:space="preserve"> together with job aids and printed flyers on fraud warning signs and complaint channels. Sessions will use demonstration toolkits and the simulation tablets.</w:t>
       </w:r>
     </w:p>
     <w:p>
@@ -3119,13 +3251,16 @@
         <w:t xml:space="preserve">Digital content.</w:t>
       </w:r>
       <w:r>
-        <w:t xml:space="preserve"> SDPI proposes to match digital reinforcement to the device each woman uses. Women with a smartphone, whether owned or accessed, will first be checked for a valid WhatsApp number, and the trainer will help open an account where needed. They will receive three short videos and four messages through WhatsApp in each four-week window, without IVR calls, since WhatsApp is the lower-cost channel. Women with a USSD phone will receive four IVR calls and three SMS in each window. Robocall reminders and human follow-up calls will reach all beneficiaries. The videos will build on the 12 animated DFLT videos that SDPI developed in collaboration with BISP for DFLT Phase I, and e-guide versions of the handbook will be shared through WhatsApp.</w:t>
+        <w:t xml:space="preserve"> SDPI proposes to match digital reinforcement to the device each woman uses. Women with a smartphone, whether owned or accessed, will first be checked for a valid WhatsApp number, and the trainer will help open an account where needed. They will receive three short videos and four messages through WhatsApp in each four-week window, without IVR calls, since WhatsApp is the lower-cost channel. Women with a USSD phone will receive four IVR calls and three SMS in each window. Robocall reminders and human follow-up calls will reach all beneficiaries. The videos will build on the 12 animated DFLT videos that SDPI developed in collaboration with BISP for DFLT Phase I,</w:t>
       </w:r>
       <w:r>
         <w:rPr>
           <w:rStyle w:val="FootnoteReference"/>
         </w:rPr>
-        <w:footnoteReference w:id="3"/>
+        <w:footnoteReference w:id="18"/>
+      </w:r>
+      <w:r>
+        <w:t xml:space="preserve"> and e-guide versions of the handbook will be shared through WhatsApp.</w:t>
       </w:r>
     </w:p>
     <w:p>
@@ -3168,7 +3303,16 @@
         <w:jc w:val="both"/>
       </w:pPr>
       <w:r>
-        <w:t xml:space="preserve">SDPI will build gender-intentional content into every material and channel rather than treating it as a separate module. In DFLT Phase II, all of SDPI's pictorial content was led by women characters, and the handbook's protagonists, Naila and Shumaila and Akbari and Asghari, became widely popular among BISP beneficiaries, who saw themselves in their story of learning and taking decisions. SDPI will carry these characters across the handbook, videos, IVR dramas and flyers, using them to address women's right to receive and control their own payment, keeping the SIM and PIN under their own control when a phone is shared, fraud that targets women, and navigating household decisions about the payment.</w:t>
+        <w:t xml:space="preserve">SDPI will build gender-intentional content into every material and channel rather than treating it as a separate module. In DFLT Phase II, all of SDPI's pictorial content was led by women characters, and the handbook's protagonists, Naila and Shumaila and Akbari and Asghari,</w:t>
+      </w:r>
+      <w:r>
+        <w:rPr>
+          <w:rStyle w:val="FootnoteReference"/>
+        </w:rPr>
+        <w:footnoteReference w:id="19"/>
+      </w:r>
+      <w:r>
+        <w:t xml:space="preserve"> became widely popular among BISP beneficiaries, who saw themselves in their story of learning and taking decisions. SDPI will carry these characters across the handbook, videos, IVR dramas and flyers, using them to address women's right to receive and control their own payment, keeping the SIM and PIN under their own control when a phone is shared, fraud that targets women, and navigating household decisions about the payment.</w:t>
       </w:r>
     </w:p>
     <w:p>
@@ -3339,7 +3483,7 @@
           <w:sz w:val="16"/>
           <w:szCs w:val="16"/>
         </w:rPr>
-        <w:t xml:space="preserve">The questionnaires of the DFLT National Pilot, DFLT Phase I and DFLT Phase II are attached in Annex A.</w:t>
+        <w:t xml:space="preserve">SDPI, DFLT Phase II database (extract of 7 August 2026). Phone ownership (77.0%) and wallet ownership (29.0%) are from the registration profiles of 254,648 women; the share who had ever transacted on a wallet (4.0%) is from trainer-recorded cohort diagnostics covering 130,040 women in 5,554 sessions.</w:t>
       </w:r>
     </w:p>
   </w:footnote>
@@ -3356,7 +3500,7 @@
           <w:sz w:val="16"/>
           <w:szCs w:val="16"/>
         </w:rPr>
-        <w:t xml:space="preserve">Each tehsil is matched to its Pakistan Bureau of Statistics Census 2023 urban population share. In line with the 50:50 urban–rural design of DFLT Phase II, the tehsils are divided into two equal halves: the 73 tehsils with an urban share of 22.8% or more are shown as urban and the remaining 74 as rural.</w:t>
+        <w:t xml:space="preserve">SDPI conducted the monitoring and evaluation of the national DFLT pilot for GIZ from 14 December 2023 to 31 March 2024, covering 7,000 beneficiaries; its evidence informed the design of DFLT Phase I.</w:t>
       </w:r>
     </w:p>
   </w:footnote>
@@ -3373,7 +3517,310 @@
           <w:sz w:val="16"/>
           <w:szCs w:val="16"/>
         </w:rPr>
-        <w:t xml:space="preserve">The DFLT informational videos developed by SDPI in collaboration with BISP are available at https://drive.google.com/drive/folders/14YuNgn4AHUPPUru1nSN6D8wzhhsuMiLw</w:t>
+        <w:t xml:space="preserve">SDPI, Impact Evaluation of the Digital and Financial Literacy Training (DFLT) Phase I, August 2026: a randomised controlled trial with difference-in-differences estimation, with a baseline of 5,370 and an endline of 4,827 women across 8 districts and 16 tehsils.</w:t>
+      </w:r>
+    </w:p>
+  </w:footnote>
+  <w:footnote w:id="4">
+    <w:p>
+      <w:r>
+        <w:rPr>
+          <w:rStyle w:val="FootnoteReference"/>
+        </w:rPr>
+        <w:footnoteRef/>
+      </w:r>
+      <w:r>
+        <w:rPr>
+          <w:sz w:val="16"/>
+          <w:szCs w:val="16"/>
+        </w:rPr>
+        <w:t xml:space="preserve">SDPI, DFLT Phase II Progress Review, August 2026: 259,717 women trained against a target of 250,000, each verified against her CNIC and NSER record (data as of 4 August 2026).</w:t>
+      </w:r>
+    </w:p>
+  </w:footnote>
+  <w:footnote w:id="5">
+    <w:p>
+      <w:r>
+        <w:rPr>
+          <w:rStyle w:val="FootnoteReference"/>
+        </w:rPr>
+        <w:footnoteRef/>
+      </w:r>
+      <w:r>
+        <w:rPr>
+          <w:sz w:val="16"/>
+          <w:szCs w:val="16"/>
+        </w:rPr>
+        <w:t xml:space="preserve">Karandaaz Pakistan, RFP No. 194, Section 4, Sub-section 5 (Project Timeline and Deliverables): D5 Phase 1, approximately 250,000; D7 Phase 2, approximately 400,000; D9 Phase 3, approximately 350,000 beneficiaries.</w:t>
+      </w:r>
+    </w:p>
+  </w:footnote>
+  <w:footnote w:id="6">
+    <w:p>
+      <w:r>
+        <w:rPr>
+          <w:rStyle w:val="FootnoteReference"/>
+        </w:rPr>
+        <w:footnoteRef/>
+      </w:r>
+      <w:r>
+        <w:rPr>
+          <w:sz w:val="16"/>
+          <w:szCs w:val="16"/>
+        </w:rPr>
+        <w:t xml:space="preserve">Karandaaz Pakistan, RFP No. 194, Section 4, Sub-section 3A (Blended Training Deployment Strategy), which indicates approximately 65–70% physical and 30–35% digital delivery.</w:t>
+      </w:r>
+    </w:p>
+  </w:footnote>
+  <w:footnote w:id="7">
+    <w:p>
+      <w:r>
+        <w:rPr>
+          <w:rStyle w:val="FootnoteReference"/>
+        </w:rPr>
+        <w:footnoteRef/>
+      </w:r>
+      <w:r>
+        <w:rPr>
+          <w:sz w:val="16"/>
+          <w:szCs w:val="16"/>
+        </w:rPr>
+        <w:t xml:space="preserve">Karandaaz Pakistan, RFP No. 194, Section 4, Sub-section 3 (Scope of Services), Component 1: Diagnostic, Curriculum Design and Capacity Building.</w:t>
+      </w:r>
+    </w:p>
+  </w:footnote>
+  <w:footnote w:id="8">
+    <w:p>
+      <w:r>
+        <w:rPr>
+          <w:rStyle w:val="FootnoteReference"/>
+        </w:rPr>
+        <w:footnoteRef/>
+      </w:r>
+      <w:r>
+        <w:rPr>
+          <w:sz w:val="16"/>
+          <w:szCs w:val="16"/>
+        </w:rPr>
+        <w:t xml:space="preserve">Phase I figures are from the baseline survey of the DFLT Phase I impact evaluation (footnote 3). Phase II figures are from registration profiles (phone, WhatsApp and wallet) and from cohort diagnostics covering 130,040 women (wallet transactions and literacy). The questionnaires of the DFLT National Pilot, DFLT Phase I and DFLT Phase II are attached in Annex A.</w:t>
+      </w:r>
+    </w:p>
+  </w:footnote>
+  <w:footnote w:id="9">
+    <w:p>
+      <w:r>
+        <w:rPr>
+          <w:rStyle w:val="FootnoteReference"/>
+        </w:rPr>
+        <w:footnoteRef/>
+      </w:r>
+      <w:r>
+        <w:rPr>
+          <w:sz w:val="16"/>
+          <w:szCs w:val="16"/>
+        </w:rPr>
+        <w:t xml:space="preserve">SDPI estimate based on Table 1 and the DFLT Phase II Day-1 pre-test, in which 80.0% of women recognised 8171 as BISP's official SMS code before training (25,584 pre-tests).</w:t>
+      </w:r>
+    </w:p>
+  </w:footnote>
+  <w:footnote w:id="10">
+    <w:p>
+      <w:r>
+        <w:rPr>
+          <w:rStyle w:val="FootnoteReference"/>
+        </w:rPr>
+        <w:footnoteRef/>
+      </w:r>
+      <w:r>
+        <w:rPr>
+          <w:sz w:val="16"/>
+          <w:szCs w:val="16"/>
+        </w:rPr>
+        <w:t xml:space="preserve">The DFLT Phase I impact evaluation used a three-stage cluster design: four provinces, two districts per province and two tehsils per district, balanced between urban and rural areas (footnote 3).</w:t>
+      </w:r>
+    </w:p>
+  </w:footnote>
+  <w:footnote w:id="11">
+    <w:p>
+      <w:r>
+        <w:rPr>
+          <w:rStyle w:val="FootnoteReference"/>
+        </w:rPr>
+        <w:footnoteRef/>
+      </w:r>
+      <w:r>
+        <w:rPr>
+          <w:sz w:val="16"/>
+          <w:szCs w:val="16"/>
+        </w:rPr>
+        <w:t xml:space="preserve">In DFLT Phase II, SDPI's DFLT App recorded 17,797 training sessions with GPS and photographs, verified every graduate through a CNIC photograph matched to her registration, and confirmed her status against BISP's NSER (SDPI, DFLT Phase II Progress Review, August 2026).</w:t>
+      </w:r>
+    </w:p>
+  </w:footnote>
+  <w:footnote w:id="12">
+    <w:p>
+      <w:r>
+        <w:rPr>
+          <w:rStyle w:val="FootnoteReference"/>
+        </w:rPr>
+        <w:footnoteRef/>
+      </w:r>
+      <w:r>
+        <w:rPr>
+          <w:sz w:val="16"/>
+          <w:szCs w:val="16"/>
+        </w:rPr>
+        <w:t xml:space="preserve">The DFLT Phase II proposal set a target of 50% rural and 50% urban locations (SDPI, DFLT Phase II Proposal, 2025, Size and Scope). For Figure 3, each tehsil is matched to its urban population share in the Pakistan Bureau of Statistics Census 2023 (</w:t>
+      </w:r>
+      <w:hyperlink w:history="1" r:id="rIdlhit7obmqx333cd5pwxfw">
+        <w:r>
+          <w:rPr>
+            <w:rStyle w:val="Hyperlink"/>
+            <w:color w:val="0563C1"/>
+            <w:sz w:val="16"/>
+            <w:szCs w:val="16"/>
+            <w:u w:val="single"/>
+          </w:rPr>
+          <w:t xml:space="preserve">https://www.pbs.gov.pk/</w:t>
+        </w:r>
+      </w:hyperlink>
+      <w:r>
+        <w:rPr>
+          <w:sz w:val="16"/>
+          <w:szCs w:val="16"/>
+        </w:rPr>
+        <w:t xml:space="preserve">) and the tehsils are divided into two equal halves: the 73 tehsils with an urban share of 22.8% or more are shown as urban and the remaining 74 as rural.</w:t>
+      </w:r>
+    </w:p>
+  </w:footnote>
+  <w:footnote w:id="13">
+    <w:p>
+      <w:r>
+        <w:rPr>
+          <w:rStyle w:val="FootnoteReference"/>
+        </w:rPr>
+        <w:footnoteRef/>
+      </w:r>
+      <w:r>
+        <w:rPr>
+          <w:sz w:val="16"/>
+          <w:szCs w:val="16"/>
+        </w:rPr>
+        <w:t xml:space="preserve">Counted from the SDPI DFLT Phase II registration database after harmonising tehsil and district names. The DFLT Phase II Progress Review (August 2026) reports 158 tehsils in 100 districts, as recorded in the field system.</w:t>
+      </w:r>
+    </w:p>
+  </w:footnote>
+  <w:footnote w:id="14">
+    <w:p>
+      <w:r>
+        <w:rPr>
+          <w:rStyle w:val="FootnoteReference"/>
+        </w:rPr>
+        <w:footnoteRef/>
+      </w:r>
+      <w:r>
+        <w:rPr>
+          <w:sz w:val="16"/>
+          <w:szCs w:val="16"/>
+        </w:rPr>
+        <w:t xml:space="preserve">Lahore district is recorded as 100% urban in the Pakistan Bureau of Statistics Census 2023 (Annex B).</w:t>
+      </w:r>
+    </w:p>
+  </w:footnote>
+  <w:footnote w:id="15">
+    <w:p>
+      <w:r>
+        <w:rPr>
+          <w:rStyle w:val="FootnoteReference"/>
+        </w:rPr>
+        <w:footnoteRef/>
+      </w:r>
+      <w:r>
+        <w:rPr>
+          <w:sz w:val="16"/>
+          <w:szCs w:val="16"/>
+        </w:rPr>
+        <w:t xml:space="preserve">Karandaaz Pakistan, RFP No. 194, Section 4, Sub-section 3, Component 1: "Develop a task-based, action-oriented curriculum focused on high-impact behaviours (e.g., receiving payments, PIN use, safe cash-out, fraud awareness, grievance redressal)."</w:t>
+      </w:r>
+    </w:p>
+  </w:footnote>
+  <w:footnote w:id="16">
+    <w:p>
+      <w:r>
+        <w:rPr>
+          <w:rStyle w:val="FootnoteReference"/>
+        </w:rPr>
+        <w:footnoteRef/>
+      </w:r>
+      <w:r>
+        <w:rPr>
+          <w:sz w:val="16"/>
+          <w:szCs w:val="16"/>
+        </w:rPr>
+        <w:t xml:space="preserve">BISP assigns a partner bank to each district for wallet-based payments; banks currently operating include the Bank of Punjab, Bank Alfalah, Mobilink Microfinance Bank and Telenor Microfinance Bank (SDPI consultations with BISP, October 2026).</w:t>
+      </w:r>
+    </w:p>
+  </w:footnote>
+  <w:footnote w:id="17">
+    <w:p>
+      <w:r>
+        <w:rPr>
+          <w:rStyle w:val="FootnoteReference"/>
+        </w:rPr>
+        <w:footnoteRef/>
+      </w:r>
+      <w:r>
+        <w:rPr>
+          <w:sz w:val="16"/>
+          <w:szCs w:val="16"/>
+        </w:rPr>
+        <w:t xml:space="preserve">SDPI developed and printed the DFLT handbook for DFLT Phase II and, with the approval of GIZ, handed over 110,000 copies to BISP for the national roll-out (SDPI, DFLT Phase II Proposal, amended July 2026).</w:t>
+      </w:r>
+    </w:p>
+  </w:footnote>
+  <w:footnote w:id="18">
+    <w:p>
+      <w:r>
+        <w:rPr>
+          <w:rStyle w:val="FootnoteReference"/>
+        </w:rPr>
+        <w:footnoteRef/>
+      </w:r>
+      <w:r>
+        <w:rPr>
+          <w:sz w:val="16"/>
+          <w:szCs w:val="16"/>
+        </w:rPr>
+        <w:t xml:space="preserve">In DFLT Phase I, a set of 12 animated videos was shared over six weeks through WhatsApp with 1,748 beneficiaries in 16 tehsils (footnote 3); in DFLT Phase II, SDPI's animated videos reached 131,000 beneficiaries through the official WhatsApp Business API. The videos are available at </w:t>
+      </w:r>
+      <w:hyperlink w:history="1" r:id="rIdlcavcefmbyqt50gkwy-x-">
+        <w:r>
+          <w:rPr>
+            <w:rStyle w:val="Hyperlink"/>
+            <w:color w:val="0563C1"/>
+            <w:sz w:val="16"/>
+            <w:szCs w:val="16"/>
+            <w:u w:val="single"/>
+          </w:rPr>
+          <w:t xml:space="preserve">https://drive.google.com/drive/folders/14YuNgn4AHUPPUru1nSN6D8wzhhsuMiLw</w:t>
+        </w:r>
+      </w:hyperlink>
+    </w:p>
+  </w:footnote>
+  <w:footnote w:id="19">
+    <w:p>
+      <w:r>
+        <w:rPr>
+          <w:rStyle w:val="FootnoteReference"/>
+        </w:rPr>
+        <w:footnoteRef/>
+      </w:r>
+      <w:r>
+        <w:rPr>
+          <w:sz w:val="16"/>
+          <w:szCs w:val="16"/>
+        </w:rPr>
+        <w:t xml:space="preserve">SDPI, DFLT Phase II Proposal, 2025, Rollout of training to Beneficiaries: role-play sessions built around the handbook characters Naila and Shumaila and Akbari and Asghari.</w:t>
       </w:r>
     </w:p>
   </w:footnote>

--- a/Component_1/Component 1 - Diagnostic, Curriculum Design and Capacity Building.docx
+++ b/Component_1/Component 1 - Diagnostic, Curriculum Design and Capacity Building.docx
@@ -17,7 +17,7 @@
         <w:jc w:val="both"/>
       </w:pPr>
       <w:r>
-        <w:t xml:space="preserve">BISP's transition to SIM-based wallets has given beneficiaries access to their own accounts, but access has not yet translated into use. SDPI's records from DFLT Phase II show that 77% of beneficiary women own a phone and 29% report a wallet, yet only 4% have ever transacted on their own.</w:t>
+        <w:t xml:space="preserve">BISP's transition to SIM-based wallets has given beneficiaries access to their own accounts, but access has not yet translated into use. When SDPI assessed 187,296 women at the start of their DFLT Phase II sessions, only 18% had a digital wallet, just 4% had ever used one to make a transaction, and fewer than 2% had a bank account or could withdraw from an ATM.</w:t>
       </w:r>
       <w:r>
         <w:rPr>
@@ -354,7 +354,7 @@
                 <w:sz w:val="18"/>
                 <w:szCs w:val="18"/>
               </w:rPr>
-              <w:t xml:space="preserve">DFLT Phase II (n = 254,648)</w:t>
+              <w:t xml:space="preserve">DFLT Phase II, Day 1 (n = 187,296)</w:t>
             </w:r>
           </w:p>
         </w:tc>
@@ -381,7 +381,7 @@
                 <w:sz w:val="18"/>
                 <w:szCs w:val="18"/>
               </w:rPr>
-              <w:t xml:space="preserve">Owns a mobile phone</w:t>
+              <w:t xml:space="preserve">Can read and write</w:t>
             </w:r>
           </w:p>
         </w:tc>
@@ -406,7 +406,7 @@
                 <w:sz w:val="18"/>
                 <w:szCs w:val="18"/>
               </w:rPr>
-              <w:t xml:space="preserve">41.9%</w:t>
+              <w:t xml:space="preserve">–</w:t>
             </w:r>
           </w:p>
         </w:tc>
@@ -431,7 +431,7 @@
                 <w:sz w:val="18"/>
                 <w:szCs w:val="18"/>
               </w:rPr>
-              <w:t xml:space="preserve">77.0%</w:t>
+              <w:t xml:space="preserve">18.0%</w:t>
             </w:r>
           </w:p>
         </w:tc>
@@ -459,7 +459,7 @@
                 <w:sz w:val="18"/>
                 <w:szCs w:val="18"/>
               </w:rPr>
-              <w:t xml:space="preserve">Has WhatsApp on her own number</w:t>
+              <w:t xml:space="preserve">Can do simple calculations</w:t>
             </w:r>
           </w:p>
         </w:tc>
@@ -485,7 +485,7 @@
                 <w:sz w:val="18"/>
                 <w:szCs w:val="18"/>
               </w:rPr>
-              <w:t xml:space="preserve">–</w:t>
+              <w:t xml:space="preserve">64.3%</w:t>
             </w:r>
           </w:p>
         </w:tc>
@@ -511,7 +511,7 @@
                 <w:sz w:val="18"/>
                 <w:szCs w:val="18"/>
               </w:rPr>
-              <w:t xml:space="preserve">41.4%</w:t>
+              <w:t xml:space="preserve">43.8%</w:t>
             </w:r>
           </w:p>
         </w:tc>
@@ -538,7 +538,7 @@
                 <w:sz w:val="18"/>
                 <w:szCs w:val="18"/>
               </w:rPr>
-              <w:t xml:space="preserve">Has a mobile wallet or account</w:t>
+              <w:t xml:space="preserve">Can use the phone calculator</w:t>
             </w:r>
           </w:p>
         </w:tc>
@@ -563,7 +563,7 @@
                 <w:sz w:val="18"/>
                 <w:szCs w:val="18"/>
               </w:rPr>
-              <w:t xml:space="preserve">12.6%</w:t>
+              <w:t xml:space="preserve">13.0%</w:t>
             </w:r>
           </w:p>
         </w:tc>
@@ -588,7 +588,7 @@
                 <w:sz w:val="18"/>
                 <w:szCs w:val="18"/>
               </w:rPr>
-              <w:t xml:space="preserve">29.0%</w:t>
+              <w:t xml:space="preserve">10.0%</w:t>
             </w:r>
           </w:p>
         </w:tc>
@@ -616,7 +616,7 @@
                 <w:sz w:val="18"/>
                 <w:szCs w:val="18"/>
               </w:rPr>
-              <w:t xml:space="preserve">Has ever transacted on a wallet herself</w:t>
+              <w:t xml:space="preserve">Owns a mobile phone</w:t>
             </w:r>
           </w:p>
         </w:tc>
@@ -642,7 +642,7 @@
                 <w:sz w:val="18"/>
                 <w:szCs w:val="18"/>
               </w:rPr>
-              <w:t xml:space="preserve">–</w:t>
+              <w:t xml:space="preserve">41.9%</w:t>
             </w:r>
           </w:p>
         </w:tc>
@@ -668,7 +668,7 @@
                 <w:sz w:val="18"/>
                 <w:szCs w:val="18"/>
               </w:rPr>
-              <w:t xml:space="preserve">4.0%</w:t>
+              <w:t xml:space="preserve">–</w:t>
             </w:r>
           </w:p>
         </w:tc>
@@ -695,7 +695,7 @@
                 <w:sz w:val="18"/>
                 <w:szCs w:val="18"/>
               </w:rPr>
-              <w:t xml:space="preserve">Would refuse a caller asking for her PIN</w:t>
+              <w:t xml:space="preserve">Has a digital wallet or mobile money account</w:t>
             </w:r>
           </w:p>
         </w:tc>
@@ -720,7 +720,7 @@
                 <w:sz w:val="18"/>
                 <w:szCs w:val="18"/>
               </w:rPr>
-              <w:t xml:space="preserve">36.3%</w:t>
+              <w:t xml:space="preserve">12.6%</w:t>
             </w:r>
           </w:p>
         </w:tc>
@@ -745,7 +745,7 @@
                 <w:sz w:val="18"/>
                 <w:szCs w:val="18"/>
               </w:rPr>
-              <w:t xml:space="preserve">–</w:t>
+              <w:t xml:space="preserve">18.1%</w:t>
             </w:r>
           </w:p>
         </w:tc>
@@ -773,7 +773,7 @@
                 <w:sz w:val="18"/>
                 <w:szCs w:val="18"/>
               </w:rPr>
-              <w:t xml:space="preserve">Can read and write</w:t>
+              <w:t xml:space="preserve">Has ever made a wallet transaction</w:t>
             </w:r>
           </w:p>
         </w:tc>
@@ -825,7 +825,7 @@
                 <w:sz w:val="18"/>
                 <w:szCs w:val="18"/>
               </w:rPr>
-              <w:t xml:space="preserve">19.8%</w:t>
+              <w:t xml:space="preserve">4.2%</w:t>
             </w:r>
           </w:p>
         </w:tc>
@@ -852,6 +852,241 @@
                 <w:sz w:val="18"/>
                 <w:szCs w:val="18"/>
               </w:rPr>
+              <w:t xml:space="preserve">Has a bank account</w:t>
+            </w:r>
+          </w:p>
+        </w:tc>
+        <w:tc>
+          <w:tcPr>
+            <w:tcW w:type="dxa" w:w="2000"/>
+            <w:tcMar>
+              <w:top w:type="dxa" w:w="50"/>
+              <w:left w:type="dxa" w:w="90"/>
+              <w:bottom w:type="dxa" w:w="50"/>
+              <w:right w:type="dxa" w:w="90"/>
+            </w:tcMar>
+            <w:vAlign w:val="center"/>
+          </w:tcPr>
+          <w:p>
+            <w:pPr>
+              <w:spacing w:after="20" w:line="240"/>
+              <w:jc w:val="center"/>
+            </w:pPr>
+            <w:r>
+              <w:rPr>
+                <w:sz w:val="18"/>
+                <w:szCs w:val="18"/>
+              </w:rPr>
+              <w:t xml:space="preserve">–</w:t>
+            </w:r>
+          </w:p>
+        </w:tc>
+        <w:tc>
+          <w:tcPr>
+            <w:tcW w:type="dxa" w:w="2000"/>
+            <w:tcMar>
+              <w:top w:type="dxa" w:w="50"/>
+              <w:left w:type="dxa" w:w="90"/>
+              <w:bottom w:type="dxa" w:w="50"/>
+              <w:right w:type="dxa" w:w="90"/>
+            </w:tcMar>
+            <w:vAlign w:val="center"/>
+          </w:tcPr>
+          <w:p>
+            <w:pPr>
+              <w:spacing w:after="20" w:line="240"/>
+              <w:jc w:val="center"/>
+            </w:pPr>
+            <w:r>
+              <w:rPr>
+                <w:sz w:val="18"/>
+                <w:szCs w:val="18"/>
+              </w:rPr>
+              <w:t xml:space="preserve">1.6%</w:t>
+            </w:r>
+          </w:p>
+        </w:tc>
+      </w:tr>
+      <w:tr>
+        <w:tc>
+          <w:tcPr>
+            <w:tcW w:type="dxa" w:w="5026"/>
+            <w:shd w:fill="F7F9FC" w:color="auto" w:val="clear"/>
+            <w:tcMar>
+              <w:top w:type="dxa" w:w="50"/>
+              <w:left w:type="dxa" w:w="90"/>
+              <w:bottom w:type="dxa" w:w="50"/>
+              <w:right w:type="dxa" w:w="90"/>
+            </w:tcMar>
+            <w:vAlign w:val="center"/>
+          </w:tcPr>
+          <w:p>
+            <w:pPr>
+              <w:spacing w:after="20" w:line="240"/>
+              <w:jc w:val="left"/>
+            </w:pPr>
+            <w:r>
+              <w:rPr>
+                <w:sz w:val="18"/>
+                <w:szCs w:val="18"/>
+              </w:rPr>
+              <w:t xml:space="preserve">Can withdraw cash from an ATM</w:t>
+            </w:r>
+          </w:p>
+        </w:tc>
+        <w:tc>
+          <w:tcPr>
+            <w:tcW w:type="dxa" w:w="2000"/>
+            <w:shd w:fill="F7F9FC" w:color="auto" w:val="clear"/>
+            <w:tcMar>
+              <w:top w:type="dxa" w:w="50"/>
+              <w:left w:type="dxa" w:w="90"/>
+              <w:bottom w:type="dxa" w:w="50"/>
+              <w:right w:type="dxa" w:w="90"/>
+            </w:tcMar>
+            <w:vAlign w:val="center"/>
+          </w:tcPr>
+          <w:p>
+            <w:pPr>
+              <w:spacing w:after="20" w:line="240"/>
+              <w:jc w:val="center"/>
+            </w:pPr>
+            <w:r>
+              <w:rPr>
+                <w:sz w:val="18"/>
+                <w:szCs w:val="18"/>
+              </w:rPr>
+              <w:t xml:space="preserve">–</w:t>
+            </w:r>
+          </w:p>
+        </w:tc>
+        <w:tc>
+          <w:tcPr>
+            <w:tcW w:type="dxa" w:w="2000"/>
+            <w:shd w:fill="F7F9FC" w:color="auto" w:val="clear"/>
+            <w:tcMar>
+              <w:top w:type="dxa" w:w="50"/>
+              <w:left w:type="dxa" w:w="90"/>
+              <w:bottom w:type="dxa" w:w="50"/>
+              <w:right w:type="dxa" w:w="90"/>
+            </w:tcMar>
+            <w:vAlign w:val="center"/>
+          </w:tcPr>
+          <w:p>
+            <w:pPr>
+              <w:spacing w:after="20" w:line="240"/>
+              <w:jc w:val="center"/>
+            </w:pPr>
+            <w:r>
+              <w:rPr>
+                <w:sz w:val="18"/>
+                <w:szCs w:val="18"/>
+              </w:rPr>
+              <w:t xml:space="preserve">1.2%</w:t>
+            </w:r>
+          </w:p>
+        </w:tc>
+      </w:tr>
+      <w:tr>
+        <w:tc>
+          <w:tcPr>
+            <w:tcW w:type="dxa" w:w="5026"/>
+            <w:tcMar>
+              <w:top w:type="dxa" w:w="50"/>
+              <w:left w:type="dxa" w:w="90"/>
+              <w:bottom w:type="dxa" w:w="50"/>
+              <w:right w:type="dxa" w:w="90"/>
+            </w:tcMar>
+            <w:vAlign w:val="center"/>
+          </w:tcPr>
+          <w:p>
+            <w:pPr>
+              <w:spacing w:after="20" w:line="240"/>
+              <w:jc w:val="left"/>
+            </w:pPr>
+            <w:r>
+              <w:rPr>
+                <w:sz w:val="18"/>
+                <w:szCs w:val="18"/>
+              </w:rPr>
+              <w:t xml:space="preserve">Would refuse a caller asking for her PIN</w:t>
+            </w:r>
+          </w:p>
+        </w:tc>
+        <w:tc>
+          <w:tcPr>
+            <w:tcW w:type="dxa" w:w="2000"/>
+            <w:tcMar>
+              <w:top w:type="dxa" w:w="50"/>
+              <w:left w:type="dxa" w:w="90"/>
+              <w:bottom w:type="dxa" w:w="50"/>
+              <w:right w:type="dxa" w:w="90"/>
+            </w:tcMar>
+            <w:vAlign w:val="center"/>
+          </w:tcPr>
+          <w:p>
+            <w:pPr>
+              <w:spacing w:after="20" w:line="240"/>
+              <w:jc w:val="center"/>
+            </w:pPr>
+            <w:r>
+              <w:rPr>
+                <w:sz w:val="18"/>
+                <w:szCs w:val="18"/>
+              </w:rPr>
+              <w:t xml:space="preserve">36.3%</w:t>
+            </w:r>
+          </w:p>
+        </w:tc>
+        <w:tc>
+          <w:tcPr>
+            <w:tcW w:type="dxa" w:w="2000"/>
+            <w:tcMar>
+              <w:top w:type="dxa" w:w="50"/>
+              <w:left w:type="dxa" w:w="90"/>
+              <w:bottom w:type="dxa" w:w="50"/>
+              <w:right w:type="dxa" w:w="90"/>
+            </w:tcMar>
+            <w:vAlign w:val="center"/>
+          </w:tcPr>
+          <w:p>
+            <w:pPr>
+              <w:spacing w:after="20" w:line="240"/>
+              <w:jc w:val="center"/>
+            </w:pPr>
+            <w:r>
+              <w:rPr>
+                <w:sz w:val="18"/>
+                <w:szCs w:val="18"/>
+              </w:rPr>
+              <w:t xml:space="preserve">–</w:t>
+            </w:r>
+          </w:p>
+        </w:tc>
+      </w:tr>
+      <w:tr>
+        <w:tc>
+          <w:tcPr>
+            <w:tcW w:type="dxa" w:w="5026"/>
+            <w:shd w:fill="F7F9FC" w:color="auto" w:val="clear"/>
+            <w:tcMar>
+              <w:top w:type="dxa" w:w="50"/>
+              <w:left w:type="dxa" w:w="90"/>
+              <w:bottom w:type="dxa" w:w="50"/>
+              <w:right w:type="dxa" w:w="90"/>
+            </w:tcMar>
+            <w:vAlign w:val="center"/>
+          </w:tcPr>
+          <w:p>
+            <w:pPr>
+              <w:spacing w:after="20" w:line="240"/>
+              <w:jc w:val="left"/>
+            </w:pPr>
+            <w:r>
+              <w:rPr>
+                <w:sz w:val="18"/>
+                <w:szCs w:val="18"/>
+              </w:rPr>
               <w:t xml:space="preserve">Takes household financial decisions herself</w:t>
             </w:r>
           </w:p>
@@ -859,6 +1094,7 @@
         <w:tc>
           <w:tcPr>
             <w:tcW w:type="dxa" w:w="2000"/>
+            <w:shd w:fill="F7F9FC" w:color="auto" w:val="clear"/>
             <w:tcMar>
               <w:top w:type="dxa" w:w="50"/>
               <w:left w:type="dxa" w:w="90"/>
@@ -884,6 +1120,7 @@
         <w:tc>
           <w:tcPr>
             <w:tcW w:type="dxa" w:w="2000"/>
+            <w:shd w:fill="F7F9FC" w:color="auto" w:val="clear"/>
             <w:tcMar>
               <w:top w:type="dxa" w:w="50"/>
               <w:left w:type="dxa" w:w="90"/>
@@ -3483,7 +3720,7 @@
           <w:sz w:val="16"/>
           <w:szCs w:val="16"/>
         </w:rPr>
-        <w:t xml:space="preserve">SDPI, DFLT Phase II database (extract of 7 August 2026). Phone ownership (77.0%) and wallet ownership (29.0%) are from the registration profiles of 254,648 women; the share who had ever transacted on a wallet (4.0%) is from trainer-recorded cohort diagnostics covering 130,040 women in 5,554 sessions.</w:t>
+        <w:t xml:space="preserve">SDPI, DFLT Phase II database: counts recorded by trainers at the start of Day 1 in 6,306 training sessions, covering 187,296 registered women. Sessions with inconsistent counts and records of terminated trainers are excluded.</w:t>
       </w:r>
     </w:p>
   </w:footnote>
@@ -3602,7 +3839,7 @@
           <w:sz w:val="16"/>
           <w:szCs w:val="16"/>
         </w:rPr>
-        <w:t xml:space="preserve">Phase I figures are from the baseline survey of the DFLT Phase I impact evaluation (footnote 3). Phase II figures are from registration profiles (phone, WhatsApp and wallet) and from cohort diagnostics covering 130,040 women (wallet transactions and literacy). The questionnaires of the DFLT National Pilot, DFLT Phase I and DFLT Phase II are attached in Annex A.</w:t>
+        <w:t xml:space="preserve">Phase I figures are from the baseline survey of the DFLT Phase I impact evaluation (footnote 3). Phase II figures are the Day-1 counts described in footnote 1. The questionnaires of the DFLT National Pilot, DFLT Phase I and DFLT Phase II are attached in Annex A.</w:t>
       </w:r>
     </w:p>
   </w:footnote>
@@ -3619,7 +3856,7 @@
           <w:sz w:val="16"/>
           <w:szCs w:val="16"/>
         </w:rPr>
-        <w:t xml:space="preserve">SDPI estimate based on Table 1 and the DFLT Phase II Day-1 pre-test, in which 80.0% of women recognised 8171 as BISP's official SMS code before training (25,584 pre-tests).</w:t>
+        <w:t xml:space="preserve">SDPI estimate based on Table 1: fewer than one in five women can read and write, and only 4.2% have ever made a wallet transaction.</w:t>
       </w:r>
     </w:p>
   </w:footnote>
@@ -3672,7 +3909,7 @@
         </w:rPr>
         <w:t xml:space="preserve">The DFLT Phase II proposal set a target of 50% rural and 50% urban locations (SDPI, DFLT Phase II Proposal, 2025, Size and Scope). For Figure 3, each tehsil is matched to its urban population share in the Pakistan Bureau of Statistics Census 2023 (</w:t>
       </w:r>
-      <w:hyperlink w:history="1" r:id="rIdlhit7obmqx333cd5pwxfw">
+      <w:hyperlink w:history="1" r:id="rIdv0bjw5yv7amxborwibizv">
         <w:r>
           <w:rPr>
             <w:rStyle w:val="Hyperlink"/>
@@ -3793,7 +4030,7 @@
         </w:rPr>
         <w:t xml:space="preserve">In DFLT Phase I, a set of 12 animated videos was shared over six weeks through WhatsApp with 1,748 beneficiaries in 16 tehsils (footnote 3); in DFLT Phase II, SDPI's animated videos reached 131,000 beneficiaries through the official WhatsApp Business API. The videos are available at </w:t>
       </w:r>
-      <w:hyperlink w:history="1" r:id="rIdlcavcefmbyqt50gkwy-x-">
+      <w:hyperlink w:history="1" r:id="rIdge3ch3mkny3wahl82f9b-">
         <w:r>
           <w:rPr>
             <w:rStyle w:val="Hyperlink"/>

--- a/Component_1/Component 1 - Diagnostic, Curriculum Design and Capacity Building.docx
+++ b/Component_1/Component 1 - Diagnostic, Curriculum Design and Capacity Building.docx
@@ -17,7 +17,7 @@
         <w:jc w:val="both"/>
       </w:pPr>
       <w:r>
-        <w:t xml:space="preserve">BISP's transition to SIM-based wallets has given beneficiaries access to their own accounts, but access has not yet translated into use. When SDPI assessed 187,296 women at the start of their DFLT Phase II sessions, only 18% had a digital wallet, just 4% had ever used one to make a transaction, and fewer than 2% had a bank account or could withdraw from an ATM.</w:t>
+        <w:t xml:space="preserve">BISP's transition to SIM-based wallets has given beneficiaries access to their own accounts, but access has not yet translated into use. Of the 254,648 women SDPI registered in DFLT Phase II, 77% owned a phone and 29% reported a mobile money account, yet at the start of training only 4% had ever made a wallet transaction, and fewer than 2% had a bank account or could withdraw cash from an ATM.</w:t>
       </w:r>
       <w:r>
         <w:rPr>
@@ -263,9 +263,10 @@
         </w:tblBorders>
       </w:tblPr>
       <w:tblGrid>
-        <w:gridCol w:w="5026"/>
-        <w:gridCol w:w="2000"/>
-        <w:gridCol w:w="2000"/>
+        <w:gridCol w:w="3926"/>
+        <w:gridCol w:w="1700"/>
+        <w:gridCol w:w="1700"/>
+        <w:gridCol w:w="1700"/>
       </w:tblGrid>
       <w:tr>
         <w:trPr>
@@ -273,7 +274,7 @@
         </w:trPr>
         <w:tc>
           <w:tcPr>
-            <w:tcW w:type="dxa" w:w="5026"/>
+            <w:tcW w:type="dxa" w:w="3926"/>
             <w:shd w:fill="0F4761" w:color="auto" w:val="clear"/>
             <w:tcMar>
               <w:top w:type="dxa" w:w="50"/>
@@ -302,7 +303,7 @@
         </w:tc>
         <w:tc>
           <w:tcPr>
-            <w:tcW w:type="dxa" w:w="2000"/>
+            <w:tcW w:type="dxa" w:w="1700"/>
             <w:shd w:fill="0F4761" w:color="auto" w:val="clear"/>
             <w:tcMar>
               <w:top w:type="dxa" w:w="50"/>
@@ -331,7 +332,7 @@
         </w:tc>
         <w:tc>
           <w:tcPr>
-            <w:tcW w:type="dxa" w:w="2000"/>
+            <w:tcW w:type="dxa" w:w="1700"/>
             <w:shd w:fill="0F4761" w:color="auto" w:val="clear"/>
             <w:tcMar>
               <w:top w:type="dxa" w:w="50"/>
@@ -354,7 +355,36 @@
                 <w:sz w:val="18"/>
                 <w:szCs w:val="18"/>
               </w:rPr>
-              <w:t xml:space="preserve">DFLT Phase II, Day 1 (n = 187,296)</w:t>
+              <w:t xml:space="preserve">DFLT Phase II registration (n = 254,648)</w:t>
+            </w:r>
+          </w:p>
+        </w:tc>
+        <w:tc>
+          <w:tcPr>
+            <w:tcW w:type="dxa" w:w="1700"/>
+            <w:shd w:fill="0F4761" w:color="auto" w:val="clear"/>
+            <w:tcMar>
+              <w:top w:type="dxa" w:w="50"/>
+              <w:left w:type="dxa" w:w="90"/>
+              <w:bottom w:type="dxa" w:w="50"/>
+              <w:right w:type="dxa" w:w="90"/>
+            </w:tcMar>
+            <w:vAlign w:val="center"/>
+          </w:tcPr>
+          <w:p>
+            <w:pPr>
+              <w:spacing w:after="20" w:line="240"/>
+              <w:jc w:val="left"/>
+            </w:pPr>
+            <w:r>
+              <w:rPr>
+                <w:b/>
+                <w:bCs/>
+                <w:color w:val="FFFFFF"/>
+                <w:sz w:val="18"/>
+                <w:szCs w:val="18"/>
+              </w:rPr>
+              <w:t xml:space="preserve">DFLT Phase II Day-1 count (n = 187,296)</w:t>
             </w:r>
           </w:p>
         </w:tc>
@@ -362,76 +392,31 @@
       <w:tr>
         <w:tc>
           <w:tcPr>
-            <w:tcW w:type="dxa" w:w="5026"/>
-            <w:tcMar>
-              <w:top w:type="dxa" w:w="50"/>
-              <w:left w:type="dxa" w:w="90"/>
-              <w:bottom w:type="dxa" w:w="50"/>
-              <w:right w:type="dxa" w:w="90"/>
-            </w:tcMar>
-            <w:vAlign w:val="center"/>
-          </w:tcPr>
-          <w:p>
-            <w:pPr>
-              <w:spacing w:after="20" w:line="240"/>
-              <w:jc w:val="left"/>
-            </w:pPr>
-            <w:r>
-              <w:rPr>
-                <w:sz w:val="18"/>
-                <w:szCs w:val="18"/>
-              </w:rPr>
-              <w:t xml:space="preserve">Can read and write</w:t>
-            </w:r>
-          </w:p>
-        </w:tc>
-        <w:tc>
-          <w:tcPr>
-            <w:tcW w:type="dxa" w:w="2000"/>
-            <w:tcMar>
-              <w:top w:type="dxa" w:w="50"/>
-              <w:left w:type="dxa" w:w="90"/>
-              <w:bottom w:type="dxa" w:w="50"/>
-              <w:right w:type="dxa" w:w="90"/>
-            </w:tcMar>
-            <w:vAlign w:val="center"/>
-          </w:tcPr>
-          <w:p>
-            <w:pPr>
-              <w:spacing w:after="20" w:line="240"/>
-              <w:jc w:val="center"/>
-            </w:pPr>
-            <w:r>
-              <w:rPr>
-                <w:sz w:val="18"/>
-                <w:szCs w:val="18"/>
-              </w:rPr>
-              <w:t xml:space="preserve">–</w:t>
-            </w:r>
-          </w:p>
-        </w:tc>
-        <w:tc>
-          <w:tcPr>
-            <w:tcW w:type="dxa" w:w="2000"/>
-            <w:tcMar>
-              <w:top w:type="dxa" w:w="50"/>
-              <w:left w:type="dxa" w:w="90"/>
-              <w:bottom w:type="dxa" w:w="50"/>
-              <w:right w:type="dxa" w:w="90"/>
-            </w:tcMar>
-            <w:vAlign w:val="center"/>
-          </w:tcPr>
-          <w:p>
-            <w:pPr>
-              <w:spacing w:after="20" w:line="240"/>
-              <w:jc w:val="center"/>
-            </w:pPr>
-            <w:r>
-              <w:rPr>
-                <w:sz w:val="18"/>
-                <w:szCs w:val="18"/>
-              </w:rPr>
-              <w:t xml:space="preserve">18.0%</w:t>
+            <w:tcW w:type="dxa" w:w="9026"/>
+            <w:gridSpan w:val="4"/>
+            <w:shd w:fill="DCE6F0" w:color="auto" w:val="clear"/>
+            <w:tcMar>
+              <w:top w:type="dxa" w:w="50"/>
+              <w:left w:type="dxa" w:w="90"/>
+              <w:bottom w:type="dxa" w:w="50"/>
+              <w:right w:type="dxa" w:w="90"/>
+            </w:tcMar>
+            <w:vAlign w:val="center"/>
+          </w:tcPr>
+          <w:p>
+            <w:pPr>
+              <w:spacing w:after="20" w:line="240"/>
+              <w:jc w:val="left"/>
+            </w:pPr>
+            <w:r>
+              <w:rPr>
+                <w:b/>
+                <w:bCs/>
+                <w:color w:val="0F4761"/>
+                <w:sz w:val="18"/>
+                <w:szCs w:val="18"/>
+              </w:rPr>
+              <w:t xml:space="preserve">Device access</w:t>
             </w:r>
           </w:p>
         </w:tc>
@@ -439,34 +424,32 @@
       <w:tr>
         <w:tc>
           <w:tcPr>
-            <w:tcW w:type="dxa" w:w="5026"/>
-            <w:shd w:fill="F7F9FC" w:color="auto" w:val="clear"/>
-            <w:tcMar>
-              <w:top w:type="dxa" w:w="50"/>
-              <w:left w:type="dxa" w:w="90"/>
-              <w:bottom w:type="dxa" w:w="50"/>
-              <w:right w:type="dxa" w:w="90"/>
-            </w:tcMar>
-            <w:vAlign w:val="center"/>
-          </w:tcPr>
-          <w:p>
-            <w:pPr>
-              <w:spacing w:after="20" w:line="240"/>
-              <w:jc w:val="left"/>
-            </w:pPr>
-            <w:r>
-              <w:rPr>
-                <w:sz w:val="18"/>
-                <w:szCs w:val="18"/>
-              </w:rPr>
-              <w:t xml:space="preserve">Can do simple calculations</w:t>
-            </w:r>
-          </w:p>
-        </w:tc>
-        <w:tc>
-          <w:tcPr>
-            <w:tcW w:type="dxa" w:w="2000"/>
-            <w:shd w:fill="F7F9FC" w:color="auto" w:val="clear"/>
+            <w:tcW w:type="dxa" w:w="3926"/>
+            <w:tcMar>
+              <w:top w:type="dxa" w:w="50"/>
+              <w:left w:type="dxa" w:w="90"/>
+              <w:bottom w:type="dxa" w:w="50"/>
+              <w:right w:type="dxa" w:w="90"/>
+            </w:tcMar>
+            <w:vAlign w:val="center"/>
+          </w:tcPr>
+          <w:p>
+            <w:pPr>
+              <w:spacing w:after="20" w:line="240"/>
+              <w:jc w:val="left"/>
+            </w:pPr>
+            <w:r>
+              <w:rPr>
+                <w:sz w:val="18"/>
+                <w:szCs w:val="18"/>
+              </w:rPr>
+              <w:t xml:space="preserve">Owns a mobile phone</w:t>
+            </w:r>
+          </w:p>
+        </w:tc>
+        <w:tc>
+          <w:tcPr>
+            <w:tcW w:type="dxa" w:w="1700"/>
             <w:tcMar>
               <w:top w:type="dxa" w:w="50"/>
               <w:left w:type="dxa" w:w="90"/>
@@ -485,14 +468,13 @@
                 <w:sz w:val="18"/>
                 <w:szCs w:val="18"/>
               </w:rPr>
-              <w:t xml:space="preserve">64.3%</w:t>
-            </w:r>
-          </w:p>
-        </w:tc>
-        <w:tc>
-          <w:tcPr>
-            <w:tcW w:type="dxa" w:w="2000"/>
-            <w:shd w:fill="F7F9FC" w:color="auto" w:val="clear"/>
+              <w:t xml:space="preserve">41.9%</w:t>
+            </w:r>
+          </w:p>
+        </w:tc>
+        <w:tc>
+          <w:tcPr>
+            <w:tcW w:type="dxa" w:w="1700"/>
             <w:tcMar>
               <w:top w:type="dxa" w:w="50"/>
               <w:left w:type="dxa" w:w="90"/>
@@ -511,7 +493,32 @@
                 <w:sz w:val="18"/>
                 <w:szCs w:val="18"/>
               </w:rPr>
-              <w:t xml:space="preserve">43.8%</w:t>
+              <w:t xml:space="preserve">77.0%</w:t>
+            </w:r>
+          </w:p>
+        </w:tc>
+        <w:tc>
+          <w:tcPr>
+            <w:tcW w:type="dxa" w:w="1700"/>
+            <w:tcMar>
+              <w:top w:type="dxa" w:w="50"/>
+              <w:left w:type="dxa" w:w="90"/>
+              <w:bottom w:type="dxa" w:w="50"/>
+              <w:right w:type="dxa" w:w="90"/>
+            </w:tcMar>
+            <w:vAlign w:val="center"/>
+          </w:tcPr>
+          <w:p>
+            <w:pPr>
+              <w:spacing w:after="20" w:line="240"/>
+              <w:jc w:val="center"/>
+            </w:pPr>
+            <w:r>
+              <w:rPr>
+                <w:sz w:val="18"/>
+                <w:szCs w:val="18"/>
+              </w:rPr>
+              <w:t xml:space="preserve">–</w:t>
             </w:r>
           </w:p>
         </w:tc>
@@ -519,32 +526,32 @@
       <w:tr>
         <w:tc>
           <w:tcPr>
-            <w:tcW w:type="dxa" w:w="5026"/>
-            <w:tcMar>
-              <w:top w:type="dxa" w:w="50"/>
-              <w:left w:type="dxa" w:w="90"/>
-              <w:bottom w:type="dxa" w:w="50"/>
-              <w:right w:type="dxa" w:w="90"/>
-            </w:tcMar>
-            <w:vAlign w:val="center"/>
-          </w:tcPr>
-          <w:p>
-            <w:pPr>
-              <w:spacing w:after="20" w:line="240"/>
-              <w:jc w:val="left"/>
-            </w:pPr>
-            <w:r>
-              <w:rPr>
-                <w:sz w:val="18"/>
-                <w:szCs w:val="18"/>
-              </w:rPr>
-              <w:t xml:space="preserve">Can use the phone calculator</w:t>
-            </w:r>
-          </w:p>
-        </w:tc>
-        <w:tc>
-          <w:tcPr>
-            <w:tcW w:type="dxa" w:w="2000"/>
+            <w:tcW w:type="dxa" w:w="3926"/>
+            <w:tcMar>
+              <w:top w:type="dxa" w:w="50"/>
+              <w:left w:type="dxa" w:w="90"/>
+              <w:bottom w:type="dxa" w:w="50"/>
+              <w:right w:type="dxa" w:w="90"/>
+            </w:tcMar>
+            <w:vAlign w:val="center"/>
+          </w:tcPr>
+          <w:p>
+            <w:pPr>
+              <w:spacing w:after="20" w:line="240"/>
+              <w:jc w:val="left"/>
+            </w:pPr>
+            <w:r>
+              <w:rPr>
+                <w:sz w:val="18"/>
+                <w:szCs w:val="18"/>
+              </w:rPr>
+              <w:t xml:space="preserve">No phone of her own, but access to a household phone</w:t>
+            </w:r>
+          </w:p>
+        </w:tc>
+        <w:tc>
+          <w:tcPr>
+            <w:tcW w:type="dxa" w:w="1700"/>
             <w:tcMar>
               <w:top w:type="dxa" w:w="50"/>
               <w:left w:type="dxa" w:w="90"/>
@@ -563,13 +570,13 @@
                 <w:sz w:val="18"/>
                 <w:szCs w:val="18"/>
               </w:rPr>
-              <w:t xml:space="preserve">13.0%</w:t>
-            </w:r>
-          </w:p>
-        </w:tc>
-        <w:tc>
-          <w:tcPr>
-            <w:tcW w:type="dxa" w:w="2000"/>
+              <w:t xml:space="preserve">–</w:t>
+            </w:r>
+          </w:p>
+        </w:tc>
+        <w:tc>
+          <w:tcPr>
+            <w:tcW w:type="dxa" w:w="1700"/>
             <w:tcMar>
               <w:top w:type="dxa" w:w="50"/>
               <w:left w:type="dxa" w:w="90"/>
@@ -588,7 +595,32 @@
                 <w:sz w:val="18"/>
                 <w:szCs w:val="18"/>
               </w:rPr>
-              <w:t xml:space="preserve">10.0%</w:t>
+              <w:t xml:space="preserve">20.4%</w:t>
+            </w:r>
+          </w:p>
+        </w:tc>
+        <w:tc>
+          <w:tcPr>
+            <w:tcW w:type="dxa" w:w="1700"/>
+            <w:tcMar>
+              <w:top w:type="dxa" w:w="50"/>
+              <w:left w:type="dxa" w:w="90"/>
+              <w:bottom w:type="dxa" w:w="50"/>
+              <w:right w:type="dxa" w:w="90"/>
+            </w:tcMar>
+            <w:vAlign w:val="center"/>
+          </w:tcPr>
+          <w:p>
+            <w:pPr>
+              <w:spacing w:after="20" w:line="240"/>
+              <w:jc w:val="center"/>
+            </w:pPr>
+            <w:r>
+              <w:rPr>
+                <w:sz w:val="18"/>
+                <w:szCs w:val="18"/>
+              </w:rPr>
+              <w:t xml:space="preserve">–</w:t>
             </w:r>
           </w:p>
         </w:tc>
@@ -596,34 +628,32 @@
       <w:tr>
         <w:tc>
           <w:tcPr>
-            <w:tcW w:type="dxa" w:w="5026"/>
-            <w:shd w:fill="F7F9FC" w:color="auto" w:val="clear"/>
-            <w:tcMar>
-              <w:top w:type="dxa" w:w="50"/>
-              <w:left w:type="dxa" w:w="90"/>
-              <w:bottom w:type="dxa" w:w="50"/>
-              <w:right w:type="dxa" w:w="90"/>
-            </w:tcMar>
-            <w:vAlign w:val="center"/>
-          </w:tcPr>
-          <w:p>
-            <w:pPr>
-              <w:spacing w:after="20" w:line="240"/>
-              <w:jc w:val="left"/>
-            </w:pPr>
-            <w:r>
-              <w:rPr>
-                <w:sz w:val="18"/>
-                <w:szCs w:val="18"/>
-              </w:rPr>
-              <w:t xml:space="preserve">Owns a mobile phone</w:t>
-            </w:r>
-          </w:p>
-        </w:tc>
-        <w:tc>
-          <w:tcPr>
-            <w:tcW w:type="dxa" w:w="2000"/>
-            <w:shd w:fill="F7F9FC" w:color="auto" w:val="clear"/>
+            <w:tcW w:type="dxa" w:w="3926"/>
+            <w:tcMar>
+              <w:top w:type="dxa" w:w="50"/>
+              <w:left w:type="dxa" w:w="90"/>
+              <w:bottom w:type="dxa" w:w="50"/>
+              <w:right w:type="dxa" w:w="90"/>
+            </w:tcMar>
+            <w:vAlign w:val="center"/>
+          </w:tcPr>
+          <w:p>
+            <w:pPr>
+              <w:spacing w:after="20" w:line="240"/>
+              <w:jc w:val="left"/>
+            </w:pPr>
+            <w:r>
+              <w:rPr>
+                <w:sz w:val="18"/>
+                <w:szCs w:val="18"/>
+              </w:rPr>
+              <w:t xml:space="preserve">Has WhatsApp on her own number</w:t>
+            </w:r>
+          </w:p>
+        </w:tc>
+        <w:tc>
+          <w:tcPr>
+            <w:tcW w:type="dxa" w:w="1700"/>
             <w:tcMar>
               <w:top w:type="dxa" w:w="50"/>
               <w:left w:type="dxa" w:w="90"/>
@@ -642,14 +672,38 @@
                 <w:sz w:val="18"/>
                 <w:szCs w:val="18"/>
               </w:rPr>
-              <w:t xml:space="preserve">41.9%</w:t>
-            </w:r>
-          </w:p>
-        </w:tc>
-        <w:tc>
-          <w:tcPr>
-            <w:tcW w:type="dxa" w:w="2000"/>
-            <w:shd w:fill="F7F9FC" w:color="auto" w:val="clear"/>
+              <w:t xml:space="preserve">–</w:t>
+            </w:r>
+          </w:p>
+        </w:tc>
+        <w:tc>
+          <w:tcPr>
+            <w:tcW w:type="dxa" w:w="1700"/>
+            <w:tcMar>
+              <w:top w:type="dxa" w:w="50"/>
+              <w:left w:type="dxa" w:w="90"/>
+              <w:bottom w:type="dxa" w:w="50"/>
+              <w:right w:type="dxa" w:w="90"/>
+            </w:tcMar>
+            <w:vAlign w:val="center"/>
+          </w:tcPr>
+          <w:p>
+            <w:pPr>
+              <w:spacing w:after="20" w:line="240"/>
+              <w:jc w:val="center"/>
+            </w:pPr>
+            <w:r>
+              <w:rPr>
+                <w:sz w:val="18"/>
+                <w:szCs w:val="18"/>
+              </w:rPr>
+              <w:t xml:space="preserve">41.4%</w:t>
+            </w:r>
+          </w:p>
+        </w:tc>
+        <w:tc>
+          <w:tcPr>
+            <w:tcW w:type="dxa" w:w="1700"/>
             <w:tcMar>
               <w:top w:type="dxa" w:w="50"/>
               <w:left w:type="dxa" w:w="90"/>
@@ -676,76 +730,31 @@
       <w:tr>
         <w:tc>
           <w:tcPr>
-            <w:tcW w:type="dxa" w:w="5026"/>
-            <w:tcMar>
-              <w:top w:type="dxa" w:w="50"/>
-              <w:left w:type="dxa" w:w="90"/>
-              <w:bottom w:type="dxa" w:w="50"/>
-              <w:right w:type="dxa" w:w="90"/>
-            </w:tcMar>
-            <w:vAlign w:val="center"/>
-          </w:tcPr>
-          <w:p>
-            <w:pPr>
-              <w:spacing w:after="20" w:line="240"/>
-              <w:jc w:val="left"/>
-            </w:pPr>
-            <w:r>
-              <w:rPr>
-                <w:sz w:val="18"/>
-                <w:szCs w:val="18"/>
-              </w:rPr>
-              <w:t xml:space="preserve">Has a digital wallet or mobile money account</w:t>
-            </w:r>
-          </w:p>
-        </w:tc>
-        <w:tc>
-          <w:tcPr>
-            <w:tcW w:type="dxa" w:w="2000"/>
-            <w:tcMar>
-              <w:top w:type="dxa" w:w="50"/>
-              <w:left w:type="dxa" w:w="90"/>
-              <w:bottom w:type="dxa" w:w="50"/>
-              <w:right w:type="dxa" w:w="90"/>
-            </w:tcMar>
-            <w:vAlign w:val="center"/>
-          </w:tcPr>
-          <w:p>
-            <w:pPr>
-              <w:spacing w:after="20" w:line="240"/>
-              <w:jc w:val="center"/>
-            </w:pPr>
-            <w:r>
-              <w:rPr>
-                <w:sz w:val="18"/>
-                <w:szCs w:val="18"/>
-              </w:rPr>
-              <w:t xml:space="preserve">12.6%</w:t>
-            </w:r>
-          </w:p>
-        </w:tc>
-        <w:tc>
-          <w:tcPr>
-            <w:tcW w:type="dxa" w:w="2000"/>
-            <w:tcMar>
-              <w:top w:type="dxa" w:w="50"/>
-              <w:left w:type="dxa" w:w="90"/>
-              <w:bottom w:type="dxa" w:w="50"/>
-              <w:right w:type="dxa" w:w="90"/>
-            </w:tcMar>
-            <w:vAlign w:val="center"/>
-          </w:tcPr>
-          <w:p>
-            <w:pPr>
-              <w:spacing w:after="20" w:line="240"/>
-              <w:jc w:val="center"/>
-            </w:pPr>
-            <w:r>
-              <w:rPr>
-                <w:sz w:val="18"/>
-                <w:szCs w:val="18"/>
-              </w:rPr>
-              <w:t xml:space="preserve">18.1%</w:t>
+            <w:tcW w:type="dxa" w:w="9026"/>
+            <w:gridSpan w:val="4"/>
+            <w:shd w:fill="DCE6F0" w:color="auto" w:val="clear"/>
+            <w:tcMar>
+              <w:top w:type="dxa" w:w="50"/>
+              <w:left w:type="dxa" w:w="90"/>
+              <w:bottom w:type="dxa" w:w="50"/>
+              <w:right w:type="dxa" w:w="90"/>
+            </w:tcMar>
+            <w:vAlign w:val="center"/>
+          </w:tcPr>
+          <w:p>
+            <w:pPr>
+              <w:spacing w:after="20" w:line="240"/>
+              <w:jc w:val="left"/>
+            </w:pPr>
+            <w:r>
+              <w:rPr>
+                <w:b/>
+                <w:bCs/>
+                <w:color w:val="0F4761"/>
+                <w:sz w:val="18"/>
+                <w:szCs w:val="18"/>
+              </w:rPr>
+              <w:t xml:space="preserve">Financial access and transaction behaviour</w:t>
             </w:r>
           </w:p>
         </w:tc>
@@ -753,34 +762,32 @@
       <w:tr>
         <w:tc>
           <w:tcPr>
-            <w:tcW w:type="dxa" w:w="5026"/>
-            <w:shd w:fill="F7F9FC" w:color="auto" w:val="clear"/>
-            <w:tcMar>
-              <w:top w:type="dxa" w:w="50"/>
-              <w:left w:type="dxa" w:w="90"/>
-              <w:bottom w:type="dxa" w:w="50"/>
-              <w:right w:type="dxa" w:w="90"/>
-            </w:tcMar>
-            <w:vAlign w:val="center"/>
-          </w:tcPr>
-          <w:p>
-            <w:pPr>
-              <w:spacing w:after="20" w:line="240"/>
-              <w:jc w:val="left"/>
-            </w:pPr>
-            <w:r>
-              <w:rPr>
-                <w:sz w:val="18"/>
-                <w:szCs w:val="18"/>
-              </w:rPr>
-              <w:t xml:space="preserve">Has ever made a wallet transaction</w:t>
-            </w:r>
-          </w:p>
-        </w:tc>
-        <w:tc>
-          <w:tcPr>
-            <w:tcW w:type="dxa" w:w="2000"/>
-            <w:shd w:fill="F7F9FC" w:color="auto" w:val="clear"/>
+            <w:tcW w:type="dxa" w:w="3926"/>
+            <w:tcMar>
+              <w:top w:type="dxa" w:w="50"/>
+              <w:left w:type="dxa" w:w="90"/>
+              <w:bottom w:type="dxa" w:w="50"/>
+              <w:right w:type="dxa" w:w="90"/>
+            </w:tcMar>
+            <w:vAlign w:val="center"/>
+          </w:tcPr>
+          <w:p>
+            <w:pPr>
+              <w:spacing w:after="20" w:line="240"/>
+              <w:jc w:val="left"/>
+            </w:pPr>
+            <w:r>
+              <w:rPr>
+                <w:sz w:val="18"/>
+                <w:szCs w:val="18"/>
+              </w:rPr>
+              <w:t xml:space="preserve">Has a mobile wallet or mobile money account</w:t>
+            </w:r>
+          </w:p>
+        </w:tc>
+        <w:tc>
+          <w:tcPr>
+            <w:tcW w:type="dxa" w:w="1700"/>
             <w:tcMar>
               <w:top w:type="dxa" w:w="50"/>
               <w:left w:type="dxa" w:w="90"/>
@@ -799,14 +806,13 @@
                 <w:sz w:val="18"/>
                 <w:szCs w:val="18"/>
               </w:rPr>
-              <w:t xml:space="preserve">–</w:t>
-            </w:r>
-          </w:p>
-        </w:tc>
-        <w:tc>
-          <w:tcPr>
-            <w:tcW w:type="dxa" w:w="2000"/>
-            <w:shd w:fill="F7F9FC" w:color="auto" w:val="clear"/>
+              <w:t xml:space="preserve">12.6%</w:t>
+            </w:r>
+          </w:p>
+        </w:tc>
+        <w:tc>
+          <w:tcPr>
+            <w:tcW w:type="dxa" w:w="1700"/>
             <w:tcMar>
               <w:top w:type="dxa" w:w="50"/>
               <w:left w:type="dxa" w:w="90"/>
@@ -825,7 +831,32 @@
                 <w:sz w:val="18"/>
                 <w:szCs w:val="18"/>
               </w:rPr>
-              <w:t xml:space="preserve">4.2%</w:t>
+              <w:t xml:space="preserve">29.0%</w:t>
+            </w:r>
+          </w:p>
+        </w:tc>
+        <w:tc>
+          <w:tcPr>
+            <w:tcW w:type="dxa" w:w="1700"/>
+            <w:tcMar>
+              <w:top w:type="dxa" w:w="50"/>
+              <w:left w:type="dxa" w:w="90"/>
+              <w:bottom w:type="dxa" w:w="50"/>
+              <w:right w:type="dxa" w:w="90"/>
+            </w:tcMar>
+            <w:vAlign w:val="center"/>
+          </w:tcPr>
+          <w:p>
+            <w:pPr>
+              <w:spacing w:after="20" w:line="240"/>
+              <w:jc w:val="center"/>
+            </w:pPr>
+            <w:r>
+              <w:rPr>
+                <w:sz w:val="18"/>
+                <w:szCs w:val="18"/>
+              </w:rPr>
+              <w:t xml:space="preserve">18.1%</w:t>
             </w:r>
           </w:p>
         </w:tc>
@@ -833,32 +864,32 @@
       <w:tr>
         <w:tc>
           <w:tcPr>
-            <w:tcW w:type="dxa" w:w="5026"/>
-            <w:tcMar>
-              <w:top w:type="dxa" w:w="50"/>
-              <w:left w:type="dxa" w:w="90"/>
-              <w:bottom w:type="dxa" w:w="50"/>
-              <w:right w:type="dxa" w:w="90"/>
-            </w:tcMar>
-            <w:vAlign w:val="center"/>
-          </w:tcPr>
-          <w:p>
-            <w:pPr>
-              <w:spacing w:after="20" w:line="240"/>
-              <w:jc w:val="left"/>
-            </w:pPr>
-            <w:r>
-              <w:rPr>
-                <w:sz w:val="18"/>
-                <w:szCs w:val="18"/>
-              </w:rPr>
-              <w:t xml:space="preserve">Has a bank account</w:t>
-            </w:r>
-          </w:p>
-        </w:tc>
-        <w:tc>
-          <w:tcPr>
-            <w:tcW w:type="dxa" w:w="2000"/>
+            <w:tcW w:type="dxa" w:w="3926"/>
+            <w:tcMar>
+              <w:top w:type="dxa" w:w="50"/>
+              <w:left w:type="dxa" w:w="90"/>
+              <w:bottom w:type="dxa" w:w="50"/>
+              <w:right w:type="dxa" w:w="90"/>
+            </w:tcMar>
+            <w:vAlign w:val="center"/>
+          </w:tcPr>
+          <w:p>
+            <w:pPr>
+              <w:spacing w:after="20" w:line="240"/>
+              <w:jc w:val="left"/>
+            </w:pPr>
+            <w:r>
+              <w:rPr>
+                <w:sz w:val="18"/>
+                <w:szCs w:val="18"/>
+              </w:rPr>
+              <w:t xml:space="preserve">Has ever made a wallet transaction</w:t>
+            </w:r>
+          </w:p>
+        </w:tc>
+        <w:tc>
+          <w:tcPr>
+            <w:tcW w:type="dxa" w:w="1700"/>
             <w:tcMar>
               <w:top w:type="dxa" w:w="50"/>
               <w:left w:type="dxa" w:w="90"/>
@@ -883,7 +914,7 @@
         </w:tc>
         <w:tc>
           <w:tcPr>
-            <w:tcW w:type="dxa" w:w="2000"/>
+            <w:tcW w:type="dxa" w:w="1700"/>
             <w:tcMar>
               <w:top w:type="dxa" w:w="50"/>
               <w:left w:type="dxa" w:w="90"/>
@@ -902,7 +933,32 @@
                 <w:sz w:val="18"/>
                 <w:szCs w:val="18"/>
               </w:rPr>
-              <w:t xml:space="preserve">1.6%</w:t>
+              <w:t xml:space="preserve">–</w:t>
+            </w:r>
+          </w:p>
+        </w:tc>
+        <w:tc>
+          <w:tcPr>
+            <w:tcW w:type="dxa" w:w="1700"/>
+            <w:tcMar>
+              <w:top w:type="dxa" w:w="50"/>
+              <w:left w:type="dxa" w:w="90"/>
+              <w:bottom w:type="dxa" w:w="50"/>
+              <w:right w:type="dxa" w:w="90"/>
+            </w:tcMar>
+            <w:vAlign w:val="center"/>
+          </w:tcPr>
+          <w:p>
+            <w:pPr>
+              <w:spacing w:after="20" w:line="240"/>
+              <w:jc w:val="center"/>
+            </w:pPr>
+            <w:r>
+              <w:rPr>
+                <w:sz w:val="18"/>
+                <w:szCs w:val="18"/>
+              </w:rPr>
+              <w:t xml:space="preserve">4.2%</w:t>
             </w:r>
           </w:p>
         </w:tc>
@@ -910,34 +966,32 @@
       <w:tr>
         <w:tc>
           <w:tcPr>
-            <w:tcW w:type="dxa" w:w="5026"/>
-            <w:shd w:fill="F7F9FC" w:color="auto" w:val="clear"/>
-            <w:tcMar>
-              <w:top w:type="dxa" w:w="50"/>
-              <w:left w:type="dxa" w:w="90"/>
-              <w:bottom w:type="dxa" w:w="50"/>
-              <w:right w:type="dxa" w:w="90"/>
-            </w:tcMar>
-            <w:vAlign w:val="center"/>
-          </w:tcPr>
-          <w:p>
-            <w:pPr>
-              <w:spacing w:after="20" w:line="240"/>
-              <w:jc w:val="left"/>
-            </w:pPr>
-            <w:r>
-              <w:rPr>
-                <w:sz w:val="18"/>
-                <w:szCs w:val="18"/>
-              </w:rPr>
-              <w:t xml:space="preserve">Can withdraw cash from an ATM</w:t>
-            </w:r>
-          </w:p>
-        </w:tc>
-        <w:tc>
-          <w:tcPr>
-            <w:tcW w:type="dxa" w:w="2000"/>
-            <w:shd w:fill="F7F9FC" w:color="auto" w:val="clear"/>
+            <w:tcW w:type="dxa" w:w="3926"/>
+            <w:tcMar>
+              <w:top w:type="dxa" w:w="50"/>
+              <w:left w:type="dxa" w:w="90"/>
+              <w:bottom w:type="dxa" w:w="50"/>
+              <w:right w:type="dxa" w:w="90"/>
+            </w:tcMar>
+            <w:vAlign w:val="center"/>
+          </w:tcPr>
+          <w:p>
+            <w:pPr>
+              <w:spacing w:after="20" w:line="240"/>
+              <w:jc w:val="left"/>
+            </w:pPr>
+            <w:r>
+              <w:rPr>
+                <w:sz w:val="18"/>
+                <w:szCs w:val="18"/>
+              </w:rPr>
+              <w:t xml:space="preserve">Has a bank account</w:t>
+            </w:r>
+          </w:p>
+        </w:tc>
+        <w:tc>
+          <w:tcPr>
+            <w:tcW w:type="dxa" w:w="1700"/>
             <w:tcMar>
               <w:top w:type="dxa" w:w="50"/>
               <w:left w:type="dxa" w:w="90"/>
@@ -962,8 +1016,7 @@
         </w:tc>
         <w:tc>
           <w:tcPr>
-            <w:tcW w:type="dxa" w:w="2000"/>
-            <w:shd w:fill="F7F9FC" w:color="auto" w:val="clear"/>
+            <w:tcW w:type="dxa" w:w="1700"/>
             <w:tcMar>
               <w:top w:type="dxa" w:w="50"/>
               <w:left w:type="dxa" w:w="90"/>
@@ -982,7 +1035,32 @@
                 <w:sz w:val="18"/>
                 <w:szCs w:val="18"/>
               </w:rPr>
-              <w:t xml:space="preserve">1.2%</w:t>
+              <w:t xml:space="preserve">–</w:t>
+            </w:r>
+          </w:p>
+        </w:tc>
+        <w:tc>
+          <w:tcPr>
+            <w:tcW w:type="dxa" w:w="1700"/>
+            <w:tcMar>
+              <w:top w:type="dxa" w:w="50"/>
+              <w:left w:type="dxa" w:w="90"/>
+              <w:bottom w:type="dxa" w:w="50"/>
+              <w:right w:type="dxa" w:w="90"/>
+            </w:tcMar>
+            <w:vAlign w:val="center"/>
+          </w:tcPr>
+          <w:p>
+            <w:pPr>
+              <w:spacing w:after="20" w:line="240"/>
+              <w:jc w:val="center"/>
+            </w:pPr>
+            <w:r>
+              <w:rPr>
+                <w:sz w:val="18"/>
+                <w:szCs w:val="18"/>
+              </w:rPr>
+              <w:t xml:space="preserve">1.6%</w:t>
             </w:r>
           </w:p>
         </w:tc>
@@ -990,32 +1068,32 @@
       <w:tr>
         <w:tc>
           <w:tcPr>
-            <w:tcW w:type="dxa" w:w="5026"/>
-            <w:tcMar>
-              <w:top w:type="dxa" w:w="50"/>
-              <w:left w:type="dxa" w:w="90"/>
-              <w:bottom w:type="dxa" w:w="50"/>
-              <w:right w:type="dxa" w:w="90"/>
-            </w:tcMar>
-            <w:vAlign w:val="center"/>
-          </w:tcPr>
-          <w:p>
-            <w:pPr>
-              <w:spacing w:after="20" w:line="240"/>
-              <w:jc w:val="left"/>
-            </w:pPr>
-            <w:r>
-              <w:rPr>
-                <w:sz w:val="18"/>
-                <w:szCs w:val="18"/>
-              </w:rPr>
-              <w:t xml:space="preserve">Would refuse a caller asking for her PIN</w:t>
-            </w:r>
-          </w:p>
-        </w:tc>
-        <w:tc>
-          <w:tcPr>
-            <w:tcW w:type="dxa" w:w="2000"/>
+            <w:tcW w:type="dxa" w:w="3926"/>
+            <w:tcMar>
+              <w:top w:type="dxa" w:w="50"/>
+              <w:left w:type="dxa" w:w="90"/>
+              <w:bottom w:type="dxa" w:w="50"/>
+              <w:right w:type="dxa" w:w="90"/>
+            </w:tcMar>
+            <w:vAlign w:val="center"/>
+          </w:tcPr>
+          <w:p>
+            <w:pPr>
+              <w:spacing w:after="20" w:line="240"/>
+              <w:jc w:val="left"/>
+            </w:pPr>
+            <w:r>
+              <w:rPr>
+                <w:sz w:val="18"/>
+                <w:szCs w:val="18"/>
+              </w:rPr>
+              <w:t xml:space="preserve">Can withdraw cash from an ATM</w:t>
+            </w:r>
+          </w:p>
+        </w:tc>
+        <w:tc>
+          <w:tcPr>
+            <w:tcW w:type="dxa" w:w="1700"/>
             <w:tcMar>
               <w:top w:type="dxa" w:w="50"/>
               <w:left w:type="dxa" w:w="90"/>
@@ -1034,13 +1112,13 @@
                 <w:sz w:val="18"/>
                 <w:szCs w:val="18"/>
               </w:rPr>
-              <w:t xml:space="preserve">36.3%</w:t>
-            </w:r>
-          </w:p>
-        </w:tc>
-        <w:tc>
-          <w:tcPr>
-            <w:tcW w:type="dxa" w:w="2000"/>
+              <w:t xml:space="preserve">–</w:t>
+            </w:r>
+          </w:p>
+        </w:tc>
+        <w:tc>
+          <w:tcPr>
+            <w:tcW w:type="dxa" w:w="1700"/>
             <w:tcMar>
               <w:top w:type="dxa" w:w="50"/>
               <w:left w:type="dxa" w:w="90"/>
@@ -1060,6 +1138,31 @@
                 <w:szCs w:val="18"/>
               </w:rPr>
               <w:t xml:space="preserve">–</w:t>
+            </w:r>
+          </w:p>
+        </w:tc>
+        <w:tc>
+          <w:tcPr>
+            <w:tcW w:type="dxa" w:w="1700"/>
+            <w:tcMar>
+              <w:top w:type="dxa" w:w="50"/>
+              <w:left w:type="dxa" w:w="90"/>
+              <w:bottom w:type="dxa" w:w="50"/>
+              <w:right w:type="dxa" w:w="90"/>
+            </w:tcMar>
+            <w:vAlign w:val="center"/>
+          </w:tcPr>
+          <w:p>
+            <w:pPr>
+              <w:spacing w:after="20" w:line="240"/>
+              <w:jc w:val="center"/>
+            </w:pPr>
+            <w:r>
+              <w:rPr>
+                <w:sz w:val="18"/>
+                <w:szCs w:val="18"/>
+              </w:rPr>
+              <w:t xml:space="preserve">1.2%</w:t>
             </w:r>
           </w:p>
         </w:tc>
@@ -1067,8 +1170,447 @@
       <w:tr>
         <w:tc>
           <w:tcPr>
-            <w:tcW w:type="dxa" w:w="5026"/>
-            <w:shd w:fill="F7F9FC" w:color="auto" w:val="clear"/>
+            <w:tcW w:type="dxa" w:w="9026"/>
+            <w:gridSpan w:val="4"/>
+            <w:shd w:fill="DCE6F0" w:color="auto" w:val="clear"/>
+            <w:tcMar>
+              <w:top w:type="dxa" w:w="50"/>
+              <w:left w:type="dxa" w:w="90"/>
+              <w:bottom w:type="dxa" w:w="50"/>
+              <w:right w:type="dxa" w:w="90"/>
+            </w:tcMar>
+            <w:vAlign w:val="center"/>
+          </w:tcPr>
+          <w:p>
+            <w:pPr>
+              <w:spacing w:after="20" w:line="240"/>
+              <w:jc w:val="left"/>
+            </w:pPr>
+            <w:r>
+              <w:rPr>
+                <w:b/>
+                <w:bCs/>
+                <w:color w:val="0F4761"/>
+                <w:sz w:val="18"/>
+                <w:szCs w:val="18"/>
+              </w:rPr>
+              <w:t xml:space="preserve">Literacy, numeracy and agency</w:t>
+            </w:r>
+          </w:p>
+        </w:tc>
+      </w:tr>
+      <w:tr>
+        <w:tc>
+          <w:tcPr>
+            <w:tcW w:type="dxa" w:w="3926"/>
+            <w:tcMar>
+              <w:top w:type="dxa" w:w="50"/>
+              <w:left w:type="dxa" w:w="90"/>
+              <w:bottom w:type="dxa" w:w="50"/>
+              <w:right w:type="dxa" w:w="90"/>
+            </w:tcMar>
+            <w:vAlign w:val="center"/>
+          </w:tcPr>
+          <w:p>
+            <w:pPr>
+              <w:spacing w:after="20" w:line="240"/>
+              <w:jc w:val="left"/>
+            </w:pPr>
+            <w:r>
+              <w:rPr>
+                <w:sz w:val="18"/>
+                <w:szCs w:val="18"/>
+              </w:rPr>
+              <w:t xml:space="preserve">Can read and write</w:t>
+            </w:r>
+          </w:p>
+        </w:tc>
+        <w:tc>
+          <w:tcPr>
+            <w:tcW w:type="dxa" w:w="1700"/>
+            <w:tcMar>
+              <w:top w:type="dxa" w:w="50"/>
+              <w:left w:type="dxa" w:w="90"/>
+              <w:bottom w:type="dxa" w:w="50"/>
+              <w:right w:type="dxa" w:w="90"/>
+            </w:tcMar>
+            <w:vAlign w:val="center"/>
+          </w:tcPr>
+          <w:p>
+            <w:pPr>
+              <w:spacing w:after="20" w:line="240"/>
+              <w:jc w:val="center"/>
+            </w:pPr>
+            <w:r>
+              <w:rPr>
+                <w:sz w:val="18"/>
+                <w:szCs w:val="18"/>
+              </w:rPr>
+              <w:t xml:space="preserve">–</w:t>
+            </w:r>
+          </w:p>
+        </w:tc>
+        <w:tc>
+          <w:tcPr>
+            <w:tcW w:type="dxa" w:w="1700"/>
+            <w:tcMar>
+              <w:top w:type="dxa" w:w="50"/>
+              <w:left w:type="dxa" w:w="90"/>
+              <w:bottom w:type="dxa" w:w="50"/>
+              <w:right w:type="dxa" w:w="90"/>
+            </w:tcMar>
+            <w:vAlign w:val="center"/>
+          </w:tcPr>
+          <w:p>
+            <w:pPr>
+              <w:spacing w:after="20" w:line="240"/>
+              <w:jc w:val="center"/>
+            </w:pPr>
+            <w:r>
+              <w:rPr>
+                <w:sz w:val="18"/>
+                <w:szCs w:val="18"/>
+              </w:rPr>
+              <w:t xml:space="preserve">–</w:t>
+            </w:r>
+          </w:p>
+        </w:tc>
+        <w:tc>
+          <w:tcPr>
+            <w:tcW w:type="dxa" w:w="1700"/>
+            <w:tcMar>
+              <w:top w:type="dxa" w:w="50"/>
+              <w:left w:type="dxa" w:w="90"/>
+              <w:bottom w:type="dxa" w:w="50"/>
+              <w:right w:type="dxa" w:w="90"/>
+            </w:tcMar>
+            <w:vAlign w:val="center"/>
+          </w:tcPr>
+          <w:p>
+            <w:pPr>
+              <w:spacing w:after="20" w:line="240"/>
+              <w:jc w:val="center"/>
+            </w:pPr>
+            <w:r>
+              <w:rPr>
+                <w:sz w:val="18"/>
+                <w:szCs w:val="18"/>
+              </w:rPr>
+              <w:t xml:space="preserve">18.0%</w:t>
+            </w:r>
+          </w:p>
+        </w:tc>
+      </w:tr>
+      <w:tr>
+        <w:tc>
+          <w:tcPr>
+            <w:tcW w:type="dxa" w:w="3926"/>
+            <w:tcMar>
+              <w:top w:type="dxa" w:w="50"/>
+              <w:left w:type="dxa" w:w="90"/>
+              <w:bottom w:type="dxa" w:w="50"/>
+              <w:right w:type="dxa" w:w="90"/>
+            </w:tcMar>
+            <w:vAlign w:val="center"/>
+          </w:tcPr>
+          <w:p>
+            <w:pPr>
+              <w:spacing w:after="20" w:line="240"/>
+              <w:jc w:val="left"/>
+            </w:pPr>
+            <w:r>
+              <w:rPr>
+                <w:sz w:val="18"/>
+                <w:szCs w:val="18"/>
+              </w:rPr>
+              <w:t xml:space="preserve">Can do simple calculations</w:t>
+            </w:r>
+          </w:p>
+        </w:tc>
+        <w:tc>
+          <w:tcPr>
+            <w:tcW w:type="dxa" w:w="1700"/>
+            <w:tcMar>
+              <w:top w:type="dxa" w:w="50"/>
+              <w:left w:type="dxa" w:w="90"/>
+              <w:bottom w:type="dxa" w:w="50"/>
+              <w:right w:type="dxa" w:w="90"/>
+            </w:tcMar>
+            <w:vAlign w:val="center"/>
+          </w:tcPr>
+          <w:p>
+            <w:pPr>
+              <w:spacing w:after="20" w:line="240"/>
+              <w:jc w:val="center"/>
+            </w:pPr>
+            <w:r>
+              <w:rPr>
+                <w:sz w:val="18"/>
+                <w:szCs w:val="18"/>
+              </w:rPr>
+              <w:t xml:space="preserve">64.3%</w:t>
+            </w:r>
+          </w:p>
+        </w:tc>
+        <w:tc>
+          <w:tcPr>
+            <w:tcW w:type="dxa" w:w="1700"/>
+            <w:tcMar>
+              <w:top w:type="dxa" w:w="50"/>
+              <w:left w:type="dxa" w:w="90"/>
+              <w:bottom w:type="dxa" w:w="50"/>
+              <w:right w:type="dxa" w:w="90"/>
+            </w:tcMar>
+            <w:vAlign w:val="center"/>
+          </w:tcPr>
+          <w:p>
+            <w:pPr>
+              <w:spacing w:after="20" w:line="240"/>
+              <w:jc w:val="center"/>
+            </w:pPr>
+            <w:r>
+              <w:rPr>
+                <w:sz w:val="18"/>
+                <w:szCs w:val="18"/>
+              </w:rPr>
+              <w:t xml:space="preserve">–</w:t>
+            </w:r>
+          </w:p>
+        </w:tc>
+        <w:tc>
+          <w:tcPr>
+            <w:tcW w:type="dxa" w:w="1700"/>
+            <w:tcMar>
+              <w:top w:type="dxa" w:w="50"/>
+              <w:left w:type="dxa" w:w="90"/>
+              <w:bottom w:type="dxa" w:w="50"/>
+              <w:right w:type="dxa" w:w="90"/>
+            </w:tcMar>
+            <w:vAlign w:val="center"/>
+          </w:tcPr>
+          <w:p>
+            <w:pPr>
+              <w:spacing w:after="20" w:line="240"/>
+              <w:jc w:val="center"/>
+            </w:pPr>
+            <w:r>
+              <w:rPr>
+                <w:sz w:val="18"/>
+                <w:szCs w:val="18"/>
+              </w:rPr>
+              <w:t xml:space="preserve">43.8%</w:t>
+            </w:r>
+          </w:p>
+        </w:tc>
+      </w:tr>
+      <w:tr>
+        <w:tc>
+          <w:tcPr>
+            <w:tcW w:type="dxa" w:w="3926"/>
+            <w:tcMar>
+              <w:top w:type="dxa" w:w="50"/>
+              <w:left w:type="dxa" w:w="90"/>
+              <w:bottom w:type="dxa" w:w="50"/>
+              <w:right w:type="dxa" w:w="90"/>
+            </w:tcMar>
+            <w:vAlign w:val="center"/>
+          </w:tcPr>
+          <w:p>
+            <w:pPr>
+              <w:spacing w:after="20" w:line="240"/>
+              <w:jc w:val="left"/>
+            </w:pPr>
+            <w:r>
+              <w:rPr>
+                <w:sz w:val="18"/>
+                <w:szCs w:val="18"/>
+              </w:rPr>
+              <w:t xml:space="preserve">Can use the phone calculator</w:t>
+            </w:r>
+          </w:p>
+        </w:tc>
+        <w:tc>
+          <w:tcPr>
+            <w:tcW w:type="dxa" w:w="1700"/>
+            <w:tcMar>
+              <w:top w:type="dxa" w:w="50"/>
+              <w:left w:type="dxa" w:w="90"/>
+              <w:bottom w:type="dxa" w:w="50"/>
+              <w:right w:type="dxa" w:w="90"/>
+            </w:tcMar>
+            <w:vAlign w:val="center"/>
+          </w:tcPr>
+          <w:p>
+            <w:pPr>
+              <w:spacing w:after="20" w:line="240"/>
+              <w:jc w:val="center"/>
+            </w:pPr>
+            <w:r>
+              <w:rPr>
+                <w:sz w:val="18"/>
+                <w:szCs w:val="18"/>
+              </w:rPr>
+              <w:t xml:space="preserve">13.0%</w:t>
+            </w:r>
+          </w:p>
+        </w:tc>
+        <w:tc>
+          <w:tcPr>
+            <w:tcW w:type="dxa" w:w="1700"/>
+            <w:tcMar>
+              <w:top w:type="dxa" w:w="50"/>
+              <w:left w:type="dxa" w:w="90"/>
+              <w:bottom w:type="dxa" w:w="50"/>
+              <w:right w:type="dxa" w:w="90"/>
+            </w:tcMar>
+            <w:vAlign w:val="center"/>
+          </w:tcPr>
+          <w:p>
+            <w:pPr>
+              <w:spacing w:after="20" w:line="240"/>
+              <w:jc w:val="center"/>
+            </w:pPr>
+            <w:r>
+              <w:rPr>
+                <w:sz w:val="18"/>
+                <w:szCs w:val="18"/>
+              </w:rPr>
+              <w:t xml:space="preserve">–</w:t>
+            </w:r>
+          </w:p>
+        </w:tc>
+        <w:tc>
+          <w:tcPr>
+            <w:tcW w:type="dxa" w:w="1700"/>
+            <w:tcMar>
+              <w:top w:type="dxa" w:w="50"/>
+              <w:left w:type="dxa" w:w="90"/>
+              <w:bottom w:type="dxa" w:w="50"/>
+              <w:right w:type="dxa" w:w="90"/>
+            </w:tcMar>
+            <w:vAlign w:val="center"/>
+          </w:tcPr>
+          <w:p>
+            <w:pPr>
+              <w:spacing w:after="20" w:line="240"/>
+              <w:jc w:val="center"/>
+            </w:pPr>
+            <w:r>
+              <w:rPr>
+                <w:sz w:val="18"/>
+                <w:szCs w:val="18"/>
+              </w:rPr>
+              <w:t xml:space="preserve">10.0%</w:t>
+            </w:r>
+          </w:p>
+        </w:tc>
+      </w:tr>
+      <w:tr>
+        <w:tc>
+          <w:tcPr>
+            <w:tcW w:type="dxa" w:w="3926"/>
+            <w:tcMar>
+              <w:top w:type="dxa" w:w="50"/>
+              <w:left w:type="dxa" w:w="90"/>
+              <w:bottom w:type="dxa" w:w="50"/>
+              <w:right w:type="dxa" w:w="90"/>
+            </w:tcMar>
+            <w:vAlign w:val="center"/>
+          </w:tcPr>
+          <w:p>
+            <w:pPr>
+              <w:spacing w:after="20" w:line="240"/>
+              <w:jc w:val="left"/>
+            </w:pPr>
+            <w:r>
+              <w:rPr>
+                <w:sz w:val="18"/>
+                <w:szCs w:val="18"/>
+              </w:rPr>
+              <w:t xml:space="preserve">Would refuse a caller asking for her PIN</w:t>
+            </w:r>
+          </w:p>
+        </w:tc>
+        <w:tc>
+          <w:tcPr>
+            <w:tcW w:type="dxa" w:w="1700"/>
+            <w:tcMar>
+              <w:top w:type="dxa" w:w="50"/>
+              <w:left w:type="dxa" w:w="90"/>
+              <w:bottom w:type="dxa" w:w="50"/>
+              <w:right w:type="dxa" w:w="90"/>
+            </w:tcMar>
+            <w:vAlign w:val="center"/>
+          </w:tcPr>
+          <w:p>
+            <w:pPr>
+              <w:spacing w:after="20" w:line="240"/>
+              <w:jc w:val="center"/>
+            </w:pPr>
+            <w:r>
+              <w:rPr>
+                <w:sz w:val="18"/>
+                <w:szCs w:val="18"/>
+              </w:rPr>
+              <w:t xml:space="preserve">36.3%</w:t>
+            </w:r>
+          </w:p>
+        </w:tc>
+        <w:tc>
+          <w:tcPr>
+            <w:tcW w:type="dxa" w:w="1700"/>
+            <w:tcMar>
+              <w:top w:type="dxa" w:w="50"/>
+              <w:left w:type="dxa" w:w="90"/>
+              <w:bottom w:type="dxa" w:w="50"/>
+              <w:right w:type="dxa" w:w="90"/>
+            </w:tcMar>
+            <w:vAlign w:val="center"/>
+          </w:tcPr>
+          <w:p>
+            <w:pPr>
+              <w:spacing w:after="20" w:line="240"/>
+              <w:jc w:val="center"/>
+            </w:pPr>
+            <w:r>
+              <w:rPr>
+                <w:sz w:val="18"/>
+                <w:szCs w:val="18"/>
+              </w:rPr>
+              <w:t xml:space="preserve">–</w:t>
+            </w:r>
+          </w:p>
+        </w:tc>
+        <w:tc>
+          <w:tcPr>
+            <w:tcW w:type="dxa" w:w="1700"/>
+            <w:tcMar>
+              <w:top w:type="dxa" w:w="50"/>
+              <w:left w:type="dxa" w:w="90"/>
+              <w:bottom w:type="dxa" w:w="50"/>
+              <w:right w:type="dxa" w:w="90"/>
+            </w:tcMar>
+            <w:vAlign w:val="center"/>
+          </w:tcPr>
+          <w:p>
+            <w:pPr>
+              <w:spacing w:after="20" w:line="240"/>
+              <w:jc w:val="center"/>
+            </w:pPr>
+            <w:r>
+              <w:rPr>
+                <w:sz w:val="18"/>
+                <w:szCs w:val="18"/>
+              </w:rPr>
+              <w:t xml:space="preserve">–</w:t>
+            </w:r>
+          </w:p>
+        </w:tc>
+      </w:tr>
+      <w:tr>
+        <w:tc>
+          <w:tcPr>
+            <w:tcW w:type="dxa" w:w="3926"/>
             <w:tcMar>
               <w:top w:type="dxa" w:w="50"/>
               <w:left w:type="dxa" w:w="90"/>
@@ -1093,8 +1635,7 @@
         </w:tc>
         <w:tc>
           <w:tcPr>
-            <w:tcW w:type="dxa" w:w="2000"/>
-            <w:shd w:fill="F7F9FC" w:color="auto" w:val="clear"/>
+            <w:tcW w:type="dxa" w:w="1700"/>
             <w:tcMar>
               <w:top w:type="dxa" w:w="50"/>
               <w:left w:type="dxa" w:w="90"/>
@@ -1119,8 +1660,32 @@
         </w:tc>
         <w:tc>
           <w:tcPr>
-            <w:tcW w:type="dxa" w:w="2000"/>
-            <w:shd w:fill="F7F9FC" w:color="auto" w:val="clear"/>
+            <w:tcW w:type="dxa" w:w="1700"/>
+            <w:tcMar>
+              <w:top w:type="dxa" w:w="50"/>
+              <w:left w:type="dxa" w:w="90"/>
+              <w:bottom w:type="dxa" w:w="50"/>
+              <w:right w:type="dxa" w:w="90"/>
+            </w:tcMar>
+            <w:vAlign w:val="center"/>
+          </w:tcPr>
+          <w:p>
+            <w:pPr>
+              <w:spacing w:after="20" w:line="240"/>
+              <w:jc w:val="center"/>
+            </w:pPr>
+            <w:r>
+              <w:rPr>
+                <w:sz w:val="18"/>
+                <w:szCs w:val="18"/>
+              </w:rPr>
+              <w:t xml:space="preserve">–</w:t>
+            </w:r>
+          </w:p>
+        </w:tc>
+        <w:tc>
+          <w:tcPr>
+            <w:tcW w:type="dxa" w:w="1700"/>
             <w:tcMar>
               <w:top w:type="dxa" w:w="50"/>
               <w:left w:type="dxa" w:w="90"/>
@@ -3720,7 +4285,7 @@
           <w:sz w:val="16"/>
           <w:szCs w:val="16"/>
         </w:rPr>
-        <w:t xml:space="preserve">SDPI, DFLT Phase II database: counts recorded by trainers at the start of Day 1 in 6,306 training sessions, covering 187,296 registered women. Sessions with inconsistent counts and records of terminated trainers are excluded.</w:t>
+        <w:t xml:space="preserve">SDPI, DFLT Phase II database. Phone ownership (77.0%) and mobile money accounts (29.0%) are from the registration records of 254,648 women. Wallet transactions (4.2%), bank accounts (1.6%) and ATM use (1.2%) are from counts recorded by trainers at the start of Day 1 in 6,306 training sessions covering 187,296 registered women. Records of terminated trainers and sessions with inconsistent counts are excluded.</w:t>
       </w:r>
     </w:p>
   </w:footnote>
@@ -3839,7 +4404,7 @@
           <w:sz w:val="16"/>
           <w:szCs w:val="16"/>
         </w:rPr>
-        <w:t xml:space="preserve">Phase I figures are from the baseline survey of the DFLT Phase I impact evaluation (footnote 3). Phase II figures are the Day-1 counts described in footnote 1. The questionnaires of the DFLT National Pilot, DFLT Phase I and DFLT Phase II are attached in Annex A.</w:t>
+        <w:t xml:space="preserve">Phase I figures are from the baseline survey of the DFLT Phase I impact evaluation (footnote 3). Phase II figures are from the registration records and Day-1 session counts described in footnote 1. The questionnaires of the DFLT National Pilot, DFLT Phase I and DFLT Phase II are attached in Annex A.</w:t>
       </w:r>
     </w:p>
   </w:footnote>
@@ -3909,7 +4474,7 @@
         </w:rPr>
         <w:t xml:space="preserve">The DFLT Phase II proposal set a target of 50% rural and 50% urban locations (SDPI, DFLT Phase II Proposal, 2025, Size and Scope). For Figure 3, each tehsil is matched to its urban population share in the Pakistan Bureau of Statistics Census 2023 (</w:t>
       </w:r>
-      <w:hyperlink w:history="1" r:id="rIdv0bjw5yv7amxborwibizv">
+      <w:hyperlink w:history="1" r:id="rIdcr_o_qoaumrqs0pbsxkyr">
         <w:r>
           <w:rPr>
             <w:rStyle w:val="Hyperlink"/>
@@ -4030,7 +4595,7 @@
         </w:rPr>
         <w:t xml:space="preserve">In DFLT Phase I, a set of 12 animated videos was shared over six weeks through WhatsApp with 1,748 beneficiaries in 16 tehsils (footnote 3); in DFLT Phase II, SDPI's animated videos reached 131,000 beneficiaries through the official WhatsApp Business API. The videos are available at </w:t>
       </w:r>
-      <w:hyperlink w:history="1" r:id="rIdge3ch3mkny3wahl82f9b-">
+      <w:hyperlink w:history="1" r:id="rIdrao93zo3q0etmwomrvzc9">
         <w:r>
           <w:rPr>
             <w:rStyle w:val="Hyperlink"/>

--- a/Component_1/Component 1 - Diagnostic, Curriculum Design and Capacity Building.docx
+++ b/Component_1/Component 1 - Diagnostic, Curriculum Design and Capacity Building.docx
@@ -17,7 +17,25 @@
         <w:jc w:val="both"/>
       </w:pPr>
       <w:r>
-        <w:t xml:space="preserve">BISP's transition to SIM-based wallets has given beneficiaries access to their own accounts, but access has not yet translated into use. Of the 254,648 women SDPI registered in DFLT Phase II, 77% owned a phone and 29% reported a mobile money account, yet at the start of training only 4% had ever made a wallet transaction, and fewer than 2% had a bank account or could withdraw cash from an ATM.</w:t>
+        <w:t xml:space="preserve">This component covers the rapid baseline assessment, the segmentation of beneficiaries, the curriculum and content package, the Training of Trainers and the peer educator model. This section describes how SDPI will deliver each of these and the evidence on which the design is based.</w:t>
+      </w:r>
+    </w:p>
+    <w:p>
+      <w:pPr>
+        <w:pStyle w:val="Heading3"/>
+        <w:spacing w:after="80" w:before="160"/>
+      </w:pPr>
+      <w:r>
+        <w:t xml:space="preserve">Context</w:t>
+      </w:r>
+    </w:p>
+    <w:p>
+      <w:pPr>
+        <w:spacing w:after="120" w:before="100" w:line="276"/>
+        <w:jc w:val="both"/>
+      </w:pPr>
+      <w:r>
+        <w:t xml:space="preserve">BISP now disburses its payments to SIM-based wallets registered in the beneficiary's own name. Access to an account has not yet become use of the account. Of the 254,648 women registered by SDPI in DFLT Phase II, 77% owned a mobile phone and 29% reported a mobile money account. Among the 187,296 women for whom trainers recorded skills at the start of the first session, 4.2% had made a wallet transaction, 1.6% had a bank account and 1.2% could withdraw cash from an ATM.</w:t>
       </w:r>
       <w:r>
         <w:rPr>
@@ -26,14 +44,50 @@
         <w:footnoteReference w:id="1"/>
       </w:r>
       <w:r>
-        <w:t xml:space="preserve"> Most continue to depend on retail agents or relatives to withdraw their payments, which exposes them to deductions and fraud. SDPI therefore proposes a Digital and Financial Capability Training built around one practical, measurable outcome: </w:t>
-      </w:r>
+        <w:t xml:space="preserve"> Most beneficiaries still rely on retail agents or relatives to withdraw their payments. The training is therefore designed to enable each beneficiary to receive, protect and withdraw her payment herself, and to use the complaint mechanism when required.</w:t>
+      </w:r>
+    </w:p>
+    <w:p>
+      <w:pPr>
+        <w:pStyle w:val="Heading3"/>
+        <w:spacing w:after="80" w:before="160"/>
+      </w:pPr>
+      <w:r>
+        <w:t xml:space="preserve">Overview of the training model</w:t>
+      </w:r>
+    </w:p>
+    <w:p>
+      <w:pPr>
+        <w:spacing w:after="120" w:before="100" w:line="276"/>
+        <w:jc w:val="both"/>
+      </w:pPr>
+      <w:r>
+        <w:t xml:space="preserve">The programme will train 1,000,000 beneficiaries in the three phases set out in the RFP: 250,000, 400,000 and 350,000.</w:t>
+      </w:r>
+      <w:r>
+        <w:rPr>
+          <w:rStyle w:val="FootnoteReference"/>
+        </w:rPr>
+        <w:footnoteReference w:id="2"/>
+      </w:r>
+      <w:r>
+        <w:t xml:space="preserve"> Each phase will be delivered in two sub-phases (Figure 1).</w:t>
+      </w:r>
+    </w:p>
+    <w:p>
+      <w:pPr>
+        <w:spacing w:after="120" w:before="100" w:line="276"/>
+        <w:jc w:val="both"/>
+      </w:pPr>
       <w:r>
         <w:rPr>
           <w:b/>
           <w:bCs/>
         </w:rPr>
-        <w:t xml:space="preserve">by her next BISP payment, every trained woman will be able to receive, protect and withdraw her full payment herself, and will know where to complain if something goes wrong.</w:t>
+        <w:t xml:space="preserve">Readiness.</w:t>
+      </w:r>
+      <w:r>
+        <w:t xml:space="preserve"> Each beneficiary will attend one in-person session in a cohort of 30 led by one trainer. She will be registered on the DFLT App and trained to keep her SIM active, recognise the 8171 payment message, check her balance and protect her PIN. Over the following four weeks she will receive digital reinforcement through IVR calls, SMS, WhatsApp messages, short videos, robocalls and a follow-up call.</w:t>
       </w:r>
     </w:p>
     <w:p>
@@ -42,34 +96,14 @@
         <w:jc w:val="both"/>
       </w:pPr>
       <w:r>
-        <w:t xml:space="preserve">SDPI brings to this assignment the experience of every round of DFLT to date. We conducted the monitoring and evaluation of the DFLT National Pilot,</w:t>
-      </w:r>
-      <w:r>
-        <w:rPr>
-          <w:rStyle w:val="FootnoteReference"/>
-        </w:rPr>
-        <w:footnoteReference w:id="2"/>
-      </w:r>
-      <w:r>
-        <w:t xml:space="preserve"> designed DFLT Phase I and evaluated its impact through a randomised controlled trial,</w:t>
-      </w:r>
-      <w:r>
-        <w:rPr>
-          <w:rStyle w:val="FootnoteReference"/>
-        </w:rPr>
-        <w:footnoteReference w:id="3"/>
-      </w:r>
-      <w:r>
-        <w:t xml:space="preserve"> and implemented DFLT Phase II nationwide, training more than 250,000 BISP women.</w:t>
-      </w:r>
-      <w:r>
-        <w:rPr>
-          <w:rStyle w:val="FootnoteReference"/>
-        </w:rPr>
-        <w:footnoteReference w:id="4"/>
-      </w:r>
-      <w:r>
-        <w:t xml:space="preserve"> The approach proposed below builds directly on the systems, evidence and lessons from that work.</w:t>
+        <w:rPr>
+          <w:b/>
+          <w:bCs/>
+        </w:rPr>
+        <w:t xml:space="preserve">Capability.</w:t>
+      </w:r>
+      <w:r>
+        <w:t xml:space="preserve"> One month after the readiness session, the same cohort will return for a second in-person session on withdrawing and using the payment, delivered through transaction simulations, role plays and group activities, and followed by four further weeks of digital reinforcement. Beneficiaries assessed at the readiness session as already able to transact will receive the capability content through digital channels only.</w:t>
       </w:r>
     </w:p>
     <w:p>
@@ -78,49 +112,13 @@
         <w:jc w:val="both"/>
       </w:pPr>
       <w:r>
-        <w:rPr>
-          <w:b/>
-          <w:bCs/>
-        </w:rPr>
-        <w:t xml:space="preserve">Proposed implementation model.</w:t>
-      </w:r>
-      <w:r>
-        <w:t xml:space="preserve"> SDPI proposes to reach 1,000,000 beneficiaries over the three phases set out in the RFP (250,000, 400,000 and 350,000),</w:t>
+        <w:t xml:space="preserve">All beneficiaries will therefore attend the readiness sub-phase in person. In the capability sub-phase, about 70% will attend in person and about 30% will be served digitally, in line with the indicative split in the RFP.</w:t>
       </w:r>
       <w:r>
         <w:rPr>
           <w:rStyle w:val="FootnoteReference"/>
         </w:rPr>
-        <w:footnoteReference w:id="5"/>
-      </w:r>
-      <w:r>
-        <w:t xml:space="preserve"> delivering each phase in two sub-phases (Figure 1). In the </w:t>
-      </w:r>
-      <w:r>
-        <w:rPr>
-          <w:b/>
-          <w:bCs/>
-        </w:rPr>
-        <w:t xml:space="preserve">readiness sub-phase</w:t>
-      </w:r>
-      <w:r>
-        <w:t xml:space="preserve">, every beneficiary will attend an in-person session in a cohort of 30 led by one trainer, where she is registered and learns to keep her SIM active, recognise BISP's 8171 message, check her balance and protect her PIN. Over the following four weeks, SDPI will sustain her learning through IVR calls, WhatsApp messages, short instructional and animated videos, SMS nudges, robocalls and human follow-up calls. In the </w:t>
-      </w:r>
-      <w:r>
-        <w:rPr>
-          <w:b/>
-          <w:bCs/>
-        </w:rPr>
-        <w:t xml:space="preserve">capability sub-phase</w:t>
-      </w:r>
-      <w:r>
-        <w:t xml:space="preserve">, the same cohort will return a month later for a hands-on session built on transaction simulations, role plays and group activities, followed by a further four weeks of digital reinforcement. Women who are already able to transact independently will complete the capability content digitally. The readiness sub-phase will therefore be fully physical, while the capability sub-phase will follow a 70:30 physical-to-digital split in each province, in line with the indicative mix in the RFP.</w:t>
-      </w:r>
-      <w:r>
-        <w:rPr>
-          <w:rStyle w:val="FootnoteReference"/>
-        </w:rPr>
-        <w:footnoteReference w:id="6"/>
+        <w:footnoteReference w:id="3"/>
       </w:r>
     </w:p>
     <w:p>
@@ -182,7 +180,7 @@
           <w:sz w:val="20"/>
           <w:szCs w:val="20"/>
         </w:rPr>
-        <w:t xml:space="preserve">Figure 1: SDPI's proposed implementation model</w:t>
+        <w:t xml:space="preserve">Figure 1: Training model</w:t>
       </w:r>
     </w:p>
     <w:p>
@@ -200,16 +198,25 @@
         <w:jc w:val="both"/>
       </w:pPr>
       <w:r>
-        <w:t xml:space="preserve">SDPI will conduct a rapid baseline assessment to evaluate beneficiaries' digital and financial capabilities, transaction behaviours, gender-related constraints (mobility, trust and household dynamics), device access and digital connectivity.</w:t>
+        <w:t xml:space="preserve">SDPI will conduct a rapid baseline assessment of beneficiaries' digital and financial capabilities, transaction behaviours, gender-related constraints (mobility, trust and household dynamics), device access and digital connectivity, as required under Component 1 of the RFP.</w:t>
       </w:r>
       <w:r>
         <w:rPr>
           <w:rStyle w:val="FootnoteReference"/>
         </w:rPr>
-        <w:footnoteReference w:id="7"/>
-      </w:r>
-      <w:r>
-        <w:t xml:space="preserve"> The findings will set the emphasis of the curriculum and confirm the blended modality mix for each province before roll-out begins.</w:t>
+        <w:footnoteReference w:id="4"/>
+      </w:r>
+      <w:r>
+        <w:t xml:space="preserve"> The findings will inform the curriculum and the blended modality mix for each province and will be reported in the Inception Report.</w:t>
+      </w:r>
+    </w:p>
+    <w:p>
+      <w:pPr>
+        <w:pStyle w:val="Heading3"/>
+        <w:spacing w:after="80" w:before="160"/>
+      </w:pPr>
+      <w:r>
+        <w:t xml:space="preserve">Existing evidence</w:t>
       </w:r>
     </w:p>
     <w:p>
@@ -218,14 +225,34 @@
         <w:jc w:val="both"/>
       </w:pPr>
       <w:r>
-        <w:rPr>
-          <w:b/>
-          <w:bCs/>
-        </w:rPr>
-        <w:t xml:space="preserve">Building on SDPI's existing evidence.</w:t>
-      </w:r>
-      <w:r>
-        <w:t xml:space="preserve"> Rather than starting from zero, SDPI will build on the beneficiary assessments it has already carried out across the DFLT National Pilot (2023–24), the DFLT Phase I impact evaluation (2024–25) and the DFLT Phase II national roll-out (2025–26). Table 1 presents the national snapshot from these assessments; SDPI can also provide provincial snapshots.</w:t>
+        <w:t xml:space="preserve">SDPI has assessed BISP beneficiaries in three earlier programmes: the monitoring and evaluation of the DFLT National Pilot (2023–24),</w:t>
+      </w:r>
+      <w:r>
+        <w:rPr>
+          <w:rStyle w:val="FootnoteReference"/>
+        </w:rPr>
+        <w:footnoteReference w:id="5"/>
+      </w:r>
+      <w:r>
+        <w:t xml:space="preserve"> the DFLT Phase I impact evaluation (2024–25)</w:t>
+      </w:r>
+      <w:r>
+        <w:rPr>
+          <w:rStyle w:val="FootnoteReference"/>
+        </w:rPr>
+        <w:footnoteReference w:id="6"/>
+      </w:r>
+      <w:r>
+        <w:t xml:space="preserve"> and the DFLT Phase II national roll-out (2025–26).</w:t>
+      </w:r>
+      <w:r>
+        <w:rPr>
+          <w:rStyle w:val="FootnoteReference"/>
+        </w:rPr>
+        <w:footnoteReference w:id="7"/>
+      </w:r>
+      <w:r>
+        <w:t xml:space="preserve"> Table 1 summarises the national findings. Provincial figures are available from the same sources.</w:t>
       </w:r>
       <w:r>
         <w:rPr>
@@ -247,7 +274,7 @@
           <w:sz w:val="20"/>
           <w:szCs w:val="20"/>
         </w:rPr>
-        <w:t xml:space="preserve">Table 1: Baseline snapshot of BISP beneficiary women from SDPI's assessments</w:t>
+        <w:t xml:space="preserve">Table 1: Baseline snapshot of BISP beneficiary women</w:t>
       </w:r>
     </w:p>
     <w:tbl>
@@ -883,7 +910,7 @@
                 <w:sz w:val="18"/>
                 <w:szCs w:val="18"/>
               </w:rPr>
-              <w:t xml:space="preserve">Has ever made a wallet transaction</w:t>
+              <w:t xml:space="preserve">Has made a wallet transaction</w:t>
             </w:r>
           </w:p>
         </w:tc>
@@ -1722,7 +1749,16 @@
           <w:sz w:val="17"/>
           <w:szCs w:val="17"/>
         </w:rPr>
-        <w:t xml:space="preserve">Source: SDPI, DFLT Phase I Impact Evaluation and DFLT Phase II database.</w:t>
+        <w:t xml:space="preserve">Source: SDPI, DFLT Phase I Impact Evaluation; SDPI, DFLT Phase II database.</w:t>
+      </w:r>
+    </w:p>
+    <w:p>
+      <w:pPr>
+        <w:pStyle w:val="Heading3"/>
+        <w:spacing w:after="80" w:before="160"/>
+      </w:pPr>
+      <w:r>
+        <w:t xml:space="preserve">Capability scale</w:t>
       </w:r>
     </w:p>
     <w:p>
@@ -1731,14 +1767,7 @@
         <w:jc w:val="both"/>
       </w:pPr>
       <w:r>
-        <w:rPr>
-          <w:b/>
-          <w:bCs/>
-        </w:rPr>
-        <w:t xml:space="preserve">Capability scale.</w:t>
-      </w:r>
-      <w:r>
-        <w:t xml:space="preserve"> To show Karandaaz and BISP where beneficiaries stand on a scale of 1 to 10, SDPI proposes a ten-step Capability Ladder in which each step is a task the woman performs on her own (Table 2). On current evidence, the typical beneficiary stands at step 2 or 3.</w:t>
+        <w:t xml:space="preserve">To report where beneficiaries stand on a scale of 1 to 10, SDPI will use a ten-step Capability Ladder (Table 2). Each step is a task the beneficiary can perform without assistance; her position on the ladder is the highest step she can complete. On the evidence in Table 1, most beneficiaries currently stand at step 2 or 3.</w:t>
       </w:r>
       <w:r>
         <w:rPr>
@@ -1747,7 +1776,7 @@
         <w:footnoteReference w:id="9"/>
       </w:r>
       <w:r>
-        <w:t xml:space="preserve"> SDPI will apply the same ladder at registration, after each sub-phase and at endline, so that progress is reported on a single, consistent scale.</w:t>
+        <w:t xml:space="preserve"> The ladder will be applied at registration, at the end of each sub-phase and at endline, so that progress is reported on one scale.</w:t>
       </w:r>
     </w:p>
     <w:p>
@@ -1763,7 +1792,7 @@
           <w:sz w:val="20"/>
           <w:szCs w:val="20"/>
         </w:rPr>
-        <w:t xml:space="preserve">Table 2: Proposed Capability Ladder</w:t>
+        <w:t xml:space="preserve">Table 2: Capability Ladder</w:t>
       </w:r>
     </w:p>
     <w:tbl>
@@ -1840,7 +1869,7 @@
                 <w:sz w:val="18"/>
                 <w:szCs w:val="18"/>
               </w:rPr>
-              <w:t xml:space="preserve">The beneficiary can, on her own…</w:t>
+              <w:t xml:space="preserve">The beneficiary can, without assistance…</w:t>
             </w:r>
           </w:p>
         </w:tc>
@@ -2164,7 +2193,7 @@
                 <w:sz w:val="18"/>
                 <w:szCs w:val="18"/>
               </w:rPr>
-              <w:t xml:space="preserve">Know her full entitlement and refuse an agent deduction</w:t>
+              <w:t xml:space="preserve">State her full entitlement and refuse an agent deduction</w:t>
             </w:r>
           </w:p>
         </w:tc>
@@ -2456,7 +2485,7 @@
                 <w:sz w:val="18"/>
                 <w:szCs w:val="18"/>
               </w:rPr>
-              <w:t xml:space="preserve">Use two or more services regularly and help other women</w:t>
+              <w:t xml:space="preserve">Use two or more services regularly and assist other women</w:t>
             </w:r>
           </w:p>
         </w:tc>
@@ -2464,18 +2493,20 @@
     </w:tbl>
     <w:p>
       <w:pPr>
+        <w:pStyle w:val="Heading3"/>
+        <w:spacing w:after="80" w:before="160"/>
+      </w:pPr>
+      <w:r>
+        <w:t xml:space="preserve">Methodology</w:t>
+      </w:r>
+    </w:p>
+    <w:p>
+      <w:pPr>
         <w:spacing w:after="120" w:before="100" w:line="276"/>
         <w:jc w:val="both"/>
       </w:pPr>
       <w:r>
-        <w:rPr>
-          <w:b/>
-          <w:bCs/>
-        </w:rPr>
-        <w:t xml:space="preserve">Proposed methodology.</w:t>
-      </w:r>
-      <w:r>
-        <w:t xml:space="preserve"> As a large quantitative profile already exists, SDPI proposes a qualitative baseline conducted through focus group discussions (FGDs) at provincial level, focused on the variables specified in the RFP, and following the cluster design SDPI used in the DFLT Phase I impact evaluation.</w:t>
+        <w:t xml:space="preserve">Given the quantitative evidence already available, the baseline will be qualitative. Focus group discussions (FGDs) will be held in all four provinces, organised in eight zones: North, Central and South Punjab; North and South Khyber Pakhtunkhwa; Upper and Lower Sindh; and Quetta in Balochistan. One district will be selected in each zone and two tehsils in each district, one urban and one rural, giving 16 tehsils (Figure 2). In each tehsil, FGDs will be held with beneficiary women and with men of beneficiary households. The design follows the cluster sampling used in the DFLT Phase I impact evaluation.</w:t>
       </w:r>
       <w:r>
         <w:rPr>
@@ -2484,7 +2515,7 @@
         <w:footnoteReference w:id="10"/>
       </w:r>
       <w:r>
-        <w:t xml:space="preserve"> SDPI will cover all four provinces across eight zones: North, Central and South Punjab; North and South Khyber Pakhtunkhwa; Upper and Lower Sindh; and Quetta in Balochistan. One district will be selected in each zone and, within it, one urban and one rural tehsil (Figure 2). In each tehsil, SDPI will hold FGDs with beneficiary women and with men of beneficiary households. SDPI will present the findings to Karandaaz and BISP at the inception meeting in Month 1.</w:t>
+        <w:t xml:space="preserve"> Discussion guides will cover the variables listed above. The findings will be presented at the inception meeting in Month 1.</w:t>
       </w:r>
     </w:p>
     <w:p>
@@ -2546,7 +2577,7 @@
           <w:sz w:val="20"/>
           <w:szCs w:val="20"/>
         </w:rPr>
-        <w:t xml:space="preserve">Figure 2: Proposed sampling frame of the rapid baseline assessment</w:t>
+        <w:t xml:space="preserve">Figure 2: Sampling frame of the rapid baseline assessment</w:t>
       </w:r>
     </w:p>
     <w:p>
@@ -2564,7 +2595,16 @@
         <w:jc w:val="both"/>
       </w:pPr>
       <w:r>
-        <w:t xml:space="preserve">SDPI will segment beneficiaries into actionable groups that determine which session each woman attends, which digital channel reaches her and how much follow-up she needs. We propose to build segmentation into mobilisation and registration, so that it adds no field time and is available from the first day of training.</w:t>
+        <w:t xml:space="preserve">SDPI will segment beneficiaries into groups that determine the session each woman attends, the digital channel through which she is reached and the follow-up she receives. Segmentation will be carried out through the registration process and will not require a separate exercise.</w:t>
+      </w:r>
+    </w:p>
+    <w:p>
+      <w:pPr>
+        <w:pStyle w:val="Heading3"/>
+        <w:spacing w:after="80" w:before="160"/>
+      </w:pPr>
+      <w:r>
+        <w:t xml:space="preserve">Beneficiary data and eligibility</w:t>
       </w:r>
     </w:p>
     <w:p>
@@ -2573,14 +2613,7 @@
         <w:jc w:val="both"/>
       </w:pPr>
       <w:r>
-        <w:rPr>
-          <w:b/>
-          <w:bCs/>
-        </w:rPr>
-        <w:t xml:space="preserve">Data and eligibility.</w:t>
-      </w:r>
-      <w:r>
-        <w:t xml:space="preserve"> SDPI will request BISP to share tehsil-wise beneficiary data in which women already trained under DFLT Phase I and II are marked in its PCMS. Before mobilisation, SDPI's customised DFLT App, already proven in DFLT Phase II,</w:t>
+        <w:t xml:space="preserve">BISP will share tehsil-wise beneficiary data, with women trained under DFLT Phase I and II marked in its PCMS. The DFLT App, which SDPI used for registration and verification in DFLT Phase II,</w:t>
       </w:r>
       <w:r>
         <w:rPr>
@@ -2589,7 +2622,16 @@
         <w:footnoteReference w:id="11"/>
       </w:r>
       <w:r>
-        <w:t xml:space="preserve"> will check each beneficiary and exclude those already trained under DFLT and those who are not active BISP beneficiaries.</w:t>
+        <w:t xml:space="preserve"> will check each record before mobilisation. Women already trained under DFLT and women who are not active BISP beneficiaries will not be enrolled.</w:t>
+      </w:r>
+    </w:p>
+    <w:p>
+      <w:pPr>
+        <w:pStyle w:val="Heading3"/>
+        <w:spacing w:after="80" w:before="160"/>
+      </w:pPr>
+      <w:r>
+        <w:t xml:space="preserve">Mobilisation and registration</w:t>
       </w:r>
     </w:p>
     <w:p>
@@ -2598,14 +2640,7 @@
         <w:jc w:val="both"/>
       </w:pPr>
       <w:r>
-        <w:rPr>
-          <w:b/>
-          <w:bCs/>
-        </w:rPr>
-        <w:t xml:space="preserve">Mobilisation and registration.</w:t>
-      </w:r>
-      <w:r>
-        <w:t xml:space="preserve"> SDPI trainers will mobilise eligible women with the support of BISP tehsil office staff. On the day of the readiness session, each woman will complete a short registration survey on the DFLT App that records her socio-economic profile and segmentation variables. These data will form a standardised beneficiary snapshot (Table 3), which SDPI will report on its live dashboard by section and variable for each province, district and tehsil.</w:t>
+        <w:t xml:space="preserve">Trainers will mobilise eligible women with the support of BISP tehsil office staff. At the readiness session, each woman will be registered on the DFLT App through a short survey covering the variables in Table 3. The resulting profile will be reported on SDPI's dashboard by section and variable for each province, district and tehsil.</w:t>
       </w:r>
     </w:p>
     <w:p>
@@ -2621,7 +2656,7 @@
           <w:sz w:val="20"/>
           <w:szCs w:val="20"/>
         </w:rPr>
-        <w:t xml:space="preserve">Table 3: Proposed standardised beneficiary snapshot</w:t>
+        <w:t xml:space="preserve">Table 3: Beneficiary profile recorded at registration</w:t>
       </w:r>
     </w:p>
     <w:tbl>
@@ -2970,18 +3005,20 @@
     </w:tbl>
     <w:p>
       <w:pPr>
+        <w:pStyle w:val="Heading3"/>
+        <w:spacing w:after="80" w:before="160"/>
+      </w:pPr>
+      <w:r>
+        <w:t xml:space="preserve">Segmentation layers</w:t>
+      </w:r>
+    </w:p>
+    <w:p>
+      <w:pPr>
         <w:spacing w:after="120" w:before="100" w:line="276"/>
         <w:jc w:val="both"/>
       </w:pPr>
       <w:r>
-        <w:rPr>
-          <w:b/>
-          <w:bCs/>
-        </w:rPr>
-        <w:t xml:space="preserve">Segmentation layers.</w:t>
-      </w:r>
-      <w:r>
-        <w:t xml:space="preserve"> SDPI proposes to segment beneficiaries on three layers:</w:t>
+        <w:t xml:space="preserve">Beneficiaries will be segmented on three layers:</w:t>
       </w:r>
     </w:p>
     <w:p>
@@ -3001,7 +3038,7 @@
         <w:t xml:space="preserve">Geography.</w:t>
       </w:r>
       <w:r>
-        <w:t xml:space="preserve"> Each tehsil will be classified as urban or rural, as agent access, connectivity, mobility and household norms differ between the two. SDPI applied the same 50:50 urban–rural design in DFLT Phase II,</w:t>
+        <w:t xml:space="preserve"> Each tehsil will be classified as urban or rural. Agent access, connectivity, mobility and household norms differ between the two. DFLT Phase II was designed on a 50:50 urban–rural basis</w:t>
       </w:r>
       <w:r>
         <w:rPr>
@@ -3010,7 +3047,7 @@
         <w:footnoteReference w:id="12"/>
       </w:r>
       <w:r>
-        <w:t xml:space="preserve"> which it delivered in 147 tehsils across 81 districts (Figure 3).</w:t>
+        <w:t xml:space="preserve"> and was delivered in 147 tehsils across 81 districts (Figure 3).</w:t>
       </w:r>
       <w:r>
         <w:rPr>
@@ -3036,7 +3073,7 @@
         <w:t xml:space="preserve">Device.</w:t>
       </w:r>
       <w:r>
-        <w:t xml:space="preserve"> Women will be grouped by whether they use a smartphone or a USSD phone and, in each case, whether they own it or have access to a household handset. This will determine the digital channel through which each woman is reached.</w:t>
+        <w:t xml:space="preserve"> Beneficiaries will be grouped by the phone they use, smartphone or USSD phone, and by whether they own it or have access to a household handset. This determines the digital channel through which each beneficiary is reached.</w:t>
       </w:r>
     </w:p>
     <w:p>
@@ -3056,7 +3093,7 @@
         <w:t xml:space="preserve">Capability.</w:t>
       </w:r>
       <w:r>
-        <w:t xml:space="preserve"> At the end of the readiness session, the trainer will identify women who are already capable of transacting, for example a woman running a business from home who already sends and receives money. SDPI will validate the trainer's judgement through a capability matrix on the App that considers phone ownership, education, prior transactions and the readiness task check. These women will follow the digital capability track, while remaining free to attend the physical session if they wish.</w:t>
+        <w:t xml:space="preserve"> At the end of the readiness session, the trainer will record whether a beneficiary already performs transactions independently, for example a woman who runs a home-based business and sends and receives payments herself. The trainer's assessment will be checked against a matrix in the App covering phone ownership, education, prior transactions and the readiness task check. Beneficiaries who meet the matrix will receive the capability content digitally; they may attend the in-person session if they wish.</w:t>
       </w:r>
     </w:p>
     <w:p>
@@ -3118,7 +3155,7 @@
           <w:sz w:val="20"/>
           <w:szCs w:val="20"/>
         </w:rPr>
-        <w:t xml:space="preserve">Figure 3: DFLT Phase II training tehsils delivered by SDPI, by urban and rural segmentation</w:t>
+        <w:t xml:space="preserve">Figure 3: DFLT Phase II training tehsils by urban and rural segmentation</w:t>
       </w:r>
     </w:p>
     <w:p>
@@ -3142,7 +3179,7 @@
         <w:jc w:val="both"/>
       </w:pPr>
       <w:r>
-        <w:t xml:space="preserve">SDPI will maintain the 70:30 composition for each province as a whole, allowing it to vary within the province: urban pockets such as Lahore</w:t>
+        <w:t xml:space="preserve">The 70:30 split applies to each province as a whole. Within a province, the digital share will be higher in urban districts such as Lahore</w:t>
       </w:r>
       <w:r>
         <w:rPr>
@@ -3151,7 +3188,7 @@
         <w:footnoteReference w:id="14"/>
       </w:r>
       <w:r>
-        <w:t xml:space="preserve"> are expected to carry a larger digital share, and remote rural tehsils a smaller one.</w:t>
+        <w:t xml:space="preserve"> and lower in remote rural tehsils.</w:t>
       </w:r>
     </w:p>
     <w:p>
@@ -3169,7 +3206,7 @@
         <w:jc w:val="both"/>
       </w:pPr>
       <w:r>
-        <w:t xml:space="preserve">SDPI proposes a curriculum that teaches tasks rather than concepts. It will focus on the high-impact behaviours set out in the RFP (receiving payments, PIN use, safe cash-out, fraud awareness and grievance redressal)</w:t>
+        <w:t xml:space="preserve">SDPI will develop a task-based curriculum focused on the high-impact behaviours identified in the RFP: receiving payments, PIN use, safe cash-out, fraud awareness and grievance redressal,</w:t>
       </w:r>
       <w:r>
         <w:rPr>
@@ -3178,7 +3215,7 @@
         <w:footnoteReference w:id="15"/>
       </w:r>
       <w:r>
-        <w:t xml:space="preserve"> and then on using the account beyond cash-out. The readiness session will prepare the woman to receive and protect her payment; the capability session will enable her to withdraw and use it (Table 4). A module will be complete only when she performs the task herself.</w:t>
+        <w:t xml:space="preserve"> followed by the use of the account beyond cash-out. Each module is defined by a task that the beneficiary performs during the session (Table 4). The readiness session covers receiving and protecting the payment; the capability session covers withdrawing and using it.</w:t>
       </w:r>
     </w:p>
     <w:p>
@@ -3194,7 +3231,7 @@
           <w:sz w:val="20"/>
           <w:szCs w:val="20"/>
         </w:rPr>
-        <w:t xml:space="preserve">Table 4: Proposed curriculum outline</w:t>
+        <w:t xml:space="preserve">Table 4: Curriculum outline</w:t>
       </w:r>
     </w:p>
     <w:tbl>
@@ -3378,7 +3415,7 @@
                 <w:sz w:val="18"/>
                 <w:szCs w:val="18"/>
               </w:rPr>
-              <w:t xml:space="preserve">Keep her BISP SIM active and never hand it over</w:t>
+              <w:t xml:space="preserve">Keep her BISP SIM active and not hand it over</w:t>
             </w:r>
           </w:p>
         </w:tc>
@@ -3805,7 +3842,7 @@
                 <w:sz w:val="18"/>
                 <w:szCs w:val="18"/>
               </w:rPr>
-              <w:t xml:space="preserve">Handle fraud situations and lodge a complaint</w:t>
+              <w:t xml:space="preserve">Respond to fraud situations and lodge a complaint</w:t>
             </w:r>
           </w:p>
         </w:tc>
@@ -3883,11 +3920,20 @@
     </w:tbl>
     <w:p>
       <w:pPr>
+        <w:pStyle w:val="Heading3"/>
+        <w:spacing w:after="80" w:before="160"/>
+      </w:pPr>
+      <w:r>
+        <w:t xml:space="preserve">Training methods</w:t>
+      </w:r>
+    </w:p>
+    <w:p>
+      <w:pPr>
         <w:spacing w:after="120" w:before="100" w:line="276"/>
         <w:jc w:val="both"/>
       </w:pPr>
       <w:r>
-        <w:t xml:space="preserve">SDPI will deliver the curriculum through four action-oriented methods:</w:t>
+        <w:t xml:space="preserve">The curriculum will be delivered through four methods:</w:t>
       </w:r>
     </w:p>
     <w:p>
@@ -3904,10 +3950,10 @@
           <w:b/>
           <w:bCs/>
         </w:rPr>
-        <w:t xml:space="preserve">Trainer-versus-beneficiary role play.</w:t>
-      </w:r>
-      <w:r>
-        <w:t xml:space="preserve"> The trainer will act as a retail agent: "Your payment has arrived; pay me one thousand rupees as my fee." The trainer then pauses, and the cohort decides whether, and how much, the beneficiary should pay.</w:t>
+        <w:t xml:space="preserve">Role play.</w:t>
+      </w:r>
+      <w:r>
+        <w:t xml:space="preserve"> The trainer takes the role of a retail agent and asks the beneficiary for a fee of PKR 1,000 to release her payment. The session pauses and the cohort decides how the beneficiary should respond and what, if anything, she is required to pay.</w:t>
       </w:r>
     </w:p>
     <w:p>
@@ -3927,7 +3973,7 @@
         <w:t xml:space="preserve">Group activities.</w:t>
       </w:r>
       <w:r>
-        <w:t xml:space="preserve"> In the capability session, the cohort of 30 will be divided into five groups that rotate through a role play, a scenario and a life situation drawn from everyday experience.</w:t>
+        <w:t xml:space="preserve"> In the capability session, the cohort of 30 is divided into five groups, which rotate through a role play, a scenario exercise and a discussion of a situation drawn from daily life.</w:t>
       </w:r>
     </w:p>
     <w:p>
@@ -3947,7 +3993,7 @@
         <w:t xml:space="preserve">Worksheets.</w:t>
       </w:r>
       <w:r>
-        <w:t xml:space="preserve"> In a group worksheet, beneficiaries will solve the payment journey as a puzzle, placing its steps in order from receiving the 8171 message to collecting the full amount. A pictorial right-and-wrong worksheet will ask them to mark correct and incorrect actions, such as telling the agent their PIN.</w:t>
+        <w:t xml:space="preserve"> A group worksheet presents the steps of a payment, from receiving the 8171 message to collecting the full amount, as a sequence to be placed in order. A pictorial right-and-wrong worksheet asks beneficiaries to mark correct and incorrect actions, such as telling an agent her PIN.</w:t>
       </w:r>
     </w:p>
     <w:p>
@@ -3967,7 +4013,7 @@
         <w:t xml:space="preserve">Transaction simulation.</w:t>
       </w:r>
       <w:r>
-        <w:t xml:space="preserve"> Under BISP's district model, each district is served by an assigned bank wallet.</w:t>
+        <w:t xml:space="preserve"> Each district is served by the bank wallet assigned to it under BISP's arrangements with its partner banks.</w:t>
       </w:r>
       <w:r>
         <w:rPr>
@@ -3976,7 +4022,7 @@
         <w:footnoteReference w:id="16"/>
       </w:r>
       <w:r>
-        <w:t xml:space="preserve"> SDPI will equip each trainer with a tablet carrying a simulator that reproduces the USSD button screens and app interface of that wallet, allowing every group to complete near-real withdrawals, transfers and bill payments without any money moving. Women with their own phones will also practise on their handsets.</w:t>
+        <w:t xml:space="preserve"> Each trainer will carry a tablet with a simulator of the USSD menus and application screens of the wallet used in her district. Beneficiaries will complete practice withdrawals, transfers and bill payments in which no money is transferred. Beneficiaries with their own phones will also practise on their handsets.</w:t>
       </w:r>
     </w:p>
     <w:p>
@@ -3994,7 +4040,7 @@
         <w:jc w:val="both"/>
       </w:pPr>
       <w:r>
-        <w:t xml:space="preserve">SDPI will localise all content in five languages: Urdu, Sindhi, Pashto, Brahvi and Marwari. Trainers will be recruited locally so that sessions are conducted in the cohort's own language. Every task will be teachable without reading, through pictures, icons, numerals, audio and demonstration, and content will reflect each district's assigned wallet and local settings. SDPI will pre-test all localised material with beneficiaries before submitting it for approval.</w:t>
+        <w:t xml:space="preserve">Content will be produced in Urdu, Sindhi, Pashto, Brahvi and Marwari. Trainers will be recruited from the areas they serve and will deliver sessions in the language of the cohort. All materials will be designed for beneficiaries who cannot read, using pictures, icons, numerals, audio and demonstration. Examples, wallet interfaces and illustrations will be adapted to each district. Localised materials will be pre-tested with beneficiaries before submission for approval.</w:t>
       </w:r>
     </w:p>
     <w:p>
@@ -4012,7 +4058,16 @@
         <w:jc w:val="both"/>
       </w:pPr>
       <w:r>
-        <w:t xml:space="preserve">SDPI will design a full blended content package covering both physical and digital channels, and will submit all content to Karandaaz and BISP for approval before deployment.</w:t>
+        <w:t xml:space="preserve">SDPI will develop the content package specified in the RFP for both physical and digital channels. All content will be submitted to Karandaaz and BISP for approval before use.</w:t>
+      </w:r>
+    </w:p>
+    <w:p>
+      <w:pPr>
+        <w:pStyle w:val="Heading3"/>
+        <w:spacing w:after="80" w:before="160"/>
+      </w:pPr>
+      <w:r>
+        <w:t xml:space="preserve">Physical content</w:t>
       </w:r>
     </w:p>
     <w:p>
@@ -4021,14 +4076,7 @@
         <w:jc w:val="both"/>
       </w:pPr>
       <w:r>
-        <w:rPr>
-          <w:b/>
-          <w:bCs/>
-        </w:rPr>
-        <w:t xml:space="preserve">Physical content.</w:t>
-      </w:r>
-      <w:r>
-        <w:t xml:space="preserve"> SDPI will develop facilitator and trainer guides for each session. Beneficiaries will receive a 20-page pictorial handbook, condensed from the 72-page pictorial handbook that SDPI developed and printed for DFLT Phase II,</w:t>
+        <w:t xml:space="preserve">Facilitator and trainer guides will be prepared for the readiness and capability sessions. Each beneficiary will receive a 20-page pictorial handbook, derived from the 72-page handbook developed and printed by SDPI for DFLT Phase II,</w:t>
       </w:r>
       <w:r>
         <w:rPr>
@@ -4038,6 +4086,15 @@
       </w:r>
       <w:r>
         <w:t xml:space="preserve"> together with job aids and printed flyers on fraud warning signs and complaint channels. Sessions will use demonstration toolkits and the simulation tablets.</w:t>
+      </w:r>
+    </w:p>
+    <w:p>
+      <w:pPr>
+        <w:pStyle w:val="Heading3"/>
+        <w:spacing w:after="80" w:before="160"/>
+      </w:pPr>
+      <w:r>
+        <w:t xml:space="preserve">Digital content</w:t>
       </w:r>
     </w:p>
     <w:p>
@@ -4046,14 +4103,7 @@
         <w:jc w:val="both"/>
       </w:pPr>
       <w:r>
-        <w:rPr>
-          <w:b/>
-          <w:bCs/>
-        </w:rPr>
-        <w:t xml:space="preserve">Digital content.</w:t>
-      </w:r>
-      <w:r>
-        <w:t xml:space="preserve"> SDPI proposes to match digital reinforcement to the device each woman uses. Women with a smartphone, whether owned or accessed, will first be checked for a valid WhatsApp number, and the trainer will help open an account where needed. They will receive three short videos and four messages through WhatsApp in each four-week window, without IVR calls, since WhatsApp is the lower-cost channel. Women with a USSD phone will receive four IVR calls and three SMS in each window. Robocall reminders and human follow-up calls will reach all beneficiaries. The videos will build on the 12 animated DFLT videos that SDPI developed in collaboration with BISP for DFLT Phase I,</w:t>
+        <w:t xml:space="preserve">Digital content will be assigned according to the beneficiary's device. For beneficiaries with a smartphone, whether owned or accessed through the household, the trainer will verify the WhatsApp number at registration and help set up an account where needed. These beneficiaries will receive three short videos and four WhatsApp messages in each four-week period; IVR calls will not be used for this group, as WhatsApp delivery costs less. Beneficiaries with a USSD phone will receive four IVR calls and three SMS in each period. Robocall reminders and follow-up calls will be made to all beneficiaries. The videos will build on the 12 animated videos developed by SDPI with BISP for DFLT Phase I,</w:t>
       </w:r>
       <w:r>
         <w:rPr>
@@ -4062,7 +4112,7 @@
         <w:footnoteReference w:id="18"/>
       </w:r>
       <w:r>
-        <w:t xml:space="preserve"> and e-guide versions of the handbook will be shared through WhatsApp.</w:t>
+        <w:t xml:space="preserve"> and e-guide versions of the handbook will be distributed through WhatsApp.</w:t>
       </w:r>
     </w:p>
     <w:p>
@@ -4071,7 +4121,7 @@
         <w:jc w:val="both"/>
       </w:pPr>
       <w:r>
-        <w:t xml:space="preserve">Each IVR call will be a short audio drama in the beneficiary's language that teaches one rule and tests it with a keypad question. For example:</w:t>
+        <w:t xml:space="preserve">Each IVR call will be a short dramatised message in the beneficiary's language that teaches one rule and tests it with a keypad response. An example:</w:t>
       </w:r>
     </w:p>
     <w:p>
@@ -4087,7 +4137,7 @@
           <w:sz w:val="20"/>
           <w:szCs w:val="20"/>
         </w:rPr>
-        <w:t xml:space="preserve">Agent: "Baji, tell me your PIN and I will do it for you." Naila: "No, brother. I will enter my PIN myself." Narrator: "Your PIN is the key to your money. Never share it with anyone. If someone asks for your PIN, press 1 to share it, or press 2 to refuse."</w:t>
+        <w:t xml:space="preserve">Agent: "Baji, tell me your PIN and I will do it for you." Naila: "No, brother. I will enter my PIN myself." Narrator: "Your PIN is the key to your money. Do not share it with anyone. If someone asks for your PIN, press 1 to share it, or press 2 to refuse."</w:t>
       </w:r>
     </w:p>
     <w:p>
@@ -4105,7 +4155,7 @@
         <w:jc w:val="both"/>
       </w:pPr>
       <w:r>
-        <w:t xml:space="preserve">SDPI will build gender-intentional content into every material and channel rather than treating it as a separate module. In DFLT Phase II, all of SDPI's pictorial content was led by women characters, and the handbook's protagonists, Naila and Shumaila and Akbari and Asghari,</w:t>
+        <w:t xml:space="preserve">Gender-intentional content will be integrated across all materials and channels rather than treated as a separate module. The DFLT Phase II materials used women as the lead characters, and the handbook characters Naila and Shumaila and Akbari and Asghari were used in the role-play sessions</w:t>
       </w:r>
       <w:r>
         <w:rPr>
@@ -4114,7 +4164,7 @@
         <w:footnoteReference w:id="19"/>
       </w:r>
       <w:r>
-        <w:t xml:space="preserve"> became widely popular among BISP beneficiaries, who saw themselves in their story of learning and taking decisions. SDPI will carry these characters across the handbook, videos, IVR dramas and flyers, using them to address women's right to receive and control their own payment, keeping the SIM and PIN under their own control when a phone is shared, fraud that targets women, and navigating household decisions about the payment.</w:t>
+        <w:t xml:space="preserve"> and were well received by beneficiaries. The same characters will be used in the handbook, videos, IVR messages and flyers to address women's right to receive and control their payment, control of the SIM and PIN when a phone is shared, fraud directed at women, and household decisions on the use of the payment.</w:t>
       </w:r>
     </w:p>
     <w:p>
@@ -4154,7 +4204,7 @@
         <w:jc w:val="both"/>
       </w:pPr>
       <w:r>
-        <w:t xml:space="preserve">To support last-mile learning and confidence building, SDPI proposes that each trainer engages one female peer educator, who may belong to the trainer's household or the local community, or be the literate daughter of a beneficiary. The peer educator will support mobilisation, help women set up WhatsApp and practise their balance check, share digital content with women who do not have a phone, and follow up with those who miss a session. In addition, each trainer will hold a monthly community session at a payment checkpoint, coaching women at the point of withdrawal and reinforcing safe transaction practices.</w:t>
+        <w:t xml:space="preserve">Each trainer will engage one female peer educator from the trainer's household or the local community, or the literate daughter of a beneficiary, to support learning after the sessions. The peer educator will assist with mobilisation, help beneficiaries set up WhatsApp and practise balance checks, share digital content with beneficiaries who have no phone, and follow up with those who miss a session. In addition, each trainer will hold one community session a month at a payment point in her tehsil during the BISP payment window, to support beneficiaries at the point of withdrawal.</w:t>
       </w:r>
     </w:p>
     <w:sectPr>
@@ -4302,7 +4352,7 @@
           <w:sz w:val="16"/>
           <w:szCs w:val="16"/>
         </w:rPr>
-        <w:t xml:space="preserve">SDPI conducted the monitoring and evaluation of the national DFLT pilot for GIZ from 14 December 2023 to 31 March 2024, covering 7,000 beneficiaries; its evidence informed the design of DFLT Phase I.</w:t>
+        <w:t xml:space="preserve">Karandaaz Pakistan, RFP No. 194, Section 4, Sub-section 5 (Project Timeline and Deliverables): D5 Phase 1, approximately 250,000; D7 Phase 2, approximately 400,000; D9 Phase 3, approximately 350,000 beneficiaries.</w:t>
       </w:r>
     </w:p>
   </w:footnote>
@@ -4319,7 +4369,7 @@
           <w:sz w:val="16"/>
           <w:szCs w:val="16"/>
         </w:rPr>
-        <w:t xml:space="preserve">SDPI, Impact Evaluation of the Digital and Financial Literacy Training (DFLT) Phase I, August 2026: a randomised controlled trial with difference-in-differences estimation, with a baseline of 5,370 and an endline of 4,827 women across 8 districts and 16 tehsils.</w:t>
+        <w:t xml:space="preserve">Karandaaz Pakistan, RFP No. 194, Section 4, Sub-section 3A (Blended Training Deployment Strategy): indicative share of approximately 65–70% physical and 30–35% digital delivery.</w:t>
       </w:r>
     </w:p>
   </w:footnote>
@@ -4336,7 +4386,7 @@
           <w:sz w:val="16"/>
           <w:szCs w:val="16"/>
         </w:rPr>
-        <w:t xml:space="preserve">SDPI, DFLT Phase II Progress Review, August 2026: 259,717 women trained against a target of 250,000, each verified against her CNIC and NSER record (data as of 4 August 2026).</w:t>
+        <w:t xml:space="preserve">Karandaaz Pakistan, RFP No. 194, Section 4, Sub-section 3 (Scope of Services), Component 1: Diagnostic, Curriculum Design and Capacity Building.</w:t>
       </w:r>
     </w:p>
   </w:footnote>
@@ -4353,7 +4403,7 @@
           <w:sz w:val="16"/>
           <w:szCs w:val="16"/>
         </w:rPr>
-        <w:t xml:space="preserve">Karandaaz Pakistan, RFP No. 194, Section 4, Sub-section 5 (Project Timeline and Deliverables): D5 Phase 1, approximately 250,000; D7 Phase 2, approximately 400,000; D9 Phase 3, approximately 350,000 beneficiaries.</w:t>
+        <w:t xml:space="preserve">SDPI conducted the monitoring and evaluation of the national DFLT pilot for GIZ from 14 December 2023 to 31 March 2024, covering 7,000 beneficiaries.</w:t>
       </w:r>
     </w:p>
   </w:footnote>
@@ -4370,7 +4420,7 @@
           <w:sz w:val="16"/>
           <w:szCs w:val="16"/>
         </w:rPr>
-        <w:t xml:space="preserve">Karandaaz Pakistan, RFP No. 194, Section 4, Sub-section 3A (Blended Training Deployment Strategy), which indicates approximately 65–70% physical and 30–35% digital delivery.</w:t>
+        <w:t xml:space="preserve">SDPI, Impact Evaluation of the Digital and Financial Literacy Training (DFLT) Phase I, August 2026: randomised controlled trial with difference-in-differences estimation; baseline of 5,370 and endline of 4,827 women in 8 districts and 16 tehsils.</w:t>
       </w:r>
     </w:p>
   </w:footnote>
@@ -4387,7 +4437,7 @@
           <w:sz w:val="16"/>
           <w:szCs w:val="16"/>
         </w:rPr>
-        <w:t xml:space="preserve">Karandaaz Pakistan, RFP No. 194, Section 4, Sub-section 3 (Scope of Services), Component 1: Diagnostic, Curriculum Design and Capacity Building.</w:t>
+        <w:t xml:space="preserve">SDPI, DFLT Phase II Progress Review, August 2026: 259,717 women trained against a target of 250,000, each verified against her CNIC and NSER record (data as of 4 August 2026).</w:t>
       </w:r>
     </w:p>
   </w:footnote>
@@ -4404,7 +4454,7 @@
           <w:sz w:val="16"/>
           <w:szCs w:val="16"/>
         </w:rPr>
-        <w:t xml:space="preserve">Phase I figures are from the baseline survey of the DFLT Phase I impact evaluation (footnote 3). Phase II figures are from the registration records and Day-1 session counts described in footnote 1. The questionnaires of the DFLT National Pilot, DFLT Phase I and DFLT Phase II are attached in Annex A.</w:t>
+        <w:t xml:space="preserve">Phase I figures are from the baseline survey of the DFLT Phase I impact evaluation (footnote 6). Phase II figures are from the registration records and Day-1 session counts described in footnote 1. The questionnaires of the DFLT National Pilot, DFLT Phase I and DFLT Phase II are attached in Annex A.</w:t>
       </w:r>
     </w:p>
   </w:footnote>
@@ -4421,7 +4471,7 @@
           <w:sz w:val="16"/>
           <w:szCs w:val="16"/>
         </w:rPr>
-        <w:t xml:space="preserve">SDPI estimate based on Table 1: fewer than one in five women can read and write, and only 4.2% have ever made a wallet transaction.</w:t>
+        <w:t xml:space="preserve">Based on Table 1: fewer than one in five women can read and write, and 4.2% have made a wallet transaction.</w:t>
       </w:r>
     </w:p>
   </w:footnote>
@@ -4438,7 +4488,7 @@
           <w:sz w:val="16"/>
           <w:szCs w:val="16"/>
         </w:rPr>
-        <w:t xml:space="preserve">The DFLT Phase I impact evaluation used a three-stage cluster design: four provinces, two districts per province and two tehsils per district, balanced between urban and rural areas (footnote 3).</w:t>
+        <w:t xml:space="preserve">The DFLT Phase I impact evaluation used a three-stage cluster design: four provinces, two districts per province and two tehsils per district, balanced between urban and rural areas (footnote 6).</w:t>
       </w:r>
     </w:p>
   </w:footnote>
@@ -4455,7 +4505,7 @@
           <w:sz w:val="16"/>
           <w:szCs w:val="16"/>
         </w:rPr>
-        <w:t xml:space="preserve">In DFLT Phase II, SDPI's DFLT App recorded 17,797 training sessions with GPS and photographs, verified every graduate through a CNIC photograph matched to her registration, and confirmed her status against BISP's NSER (SDPI, DFLT Phase II Progress Review, August 2026).</w:t>
+        <w:t xml:space="preserve">In DFLT Phase II the DFLT App recorded 17,797 training sessions with GPS coordinates and photographs, matched a CNIC photograph of each graduate to her registration, and confirmed her status against BISP's NSER (SDPI, DFLT Phase II Progress Review, August 2026).</w:t>
       </w:r>
     </w:p>
   </w:footnote>
@@ -4472,9 +4522,9 @@
           <w:sz w:val="16"/>
           <w:szCs w:val="16"/>
         </w:rPr>
-        <w:t xml:space="preserve">The DFLT Phase II proposal set a target of 50% rural and 50% urban locations (SDPI, DFLT Phase II Proposal, 2025, Size and Scope). For Figure 3, each tehsil is matched to its urban population share in the Pakistan Bureau of Statistics Census 2023 (</w:t>
-      </w:r>
-      <w:hyperlink w:history="1" r:id="rIdcr_o_qoaumrqs0pbsxkyr">
+        <w:t xml:space="preserve">SDPI, DFLT Phase II Proposal, 2025, Size and Scope: target of 50% rural and 50% urban locations. For Figure 3, each tehsil is matched to its urban population share in the Pakistan Bureau of Statistics Census 2023 (</w:t>
+      </w:r>
+      <w:hyperlink w:history="1" r:id="rId4gtutehsldnw07cp3ayfi">
         <w:r>
           <w:rPr>
             <w:rStyle w:val="Hyperlink"/>
@@ -4508,7 +4558,7 @@
           <w:sz w:val="16"/>
           <w:szCs w:val="16"/>
         </w:rPr>
-        <w:t xml:space="preserve">Counted from the SDPI DFLT Phase II registration database after harmonising tehsil and district names. The DFLT Phase II Progress Review (August 2026) reports 158 tehsils in 100 districts, as recorded in the field system.</w:t>
+        <w:t xml:space="preserve">Counted from the SDPI DFLT Phase II registration database after harmonising tehsil and district names. The DFLT Phase II Progress Review (August 2026) reports 158 tehsils in 100 districts as recorded in the field system.</w:t>
       </w:r>
     </w:p>
   </w:footnote>
@@ -4593,9 +4643,9 @@
           <w:sz w:val="16"/>
           <w:szCs w:val="16"/>
         </w:rPr>
-        <w:t xml:space="preserve">In DFLT Phase I, a set of 12 animated videos was shared over six weeks through WhatsApp with 1,748 beneficiaries in 16 tehsils (footnote 3); in DFLT Phase II, SDPI's animated videos reached 131,000 beneficiaries through the official WhatsApp Business API. The videos are available at </w:t>
-      </w:r>
-      <w:hyperlink w:history="1" r:id="rIdrao93zo3q0etmwomrvzc9">
+        <w:t xml:space="preserve">In DFLT Phase I, 12 animated videos were shared over six weeks through WhatsApp with 1,748 beneficiaries in 16 tehsils (footnote 6); in DFLT Phase II, SDPI's animated videos reached 131,000 beneficiaries through the WhatsApp Business API. The videos are available at </w:t>
+      </w:r>
+      <w:hyperlink w:history="1" r:id="rIdssdkwtdkfxanltua9esgo">
         <w:r>
           <w:rPr>
             <w:rStyle w:val="Hyperlink"/>
@@ -4622,7 +4672,7 @@
           <w:sz w:val="16"/>
           <w:szCs w:val="16"/>
         </w:rPr>
-        <w:t xml:space="preserve">SDPI, DFLT Phase II Proposal, 2025, Rollout of training to Beneficiaries: role-play sessions built around the handbook characters Naila and Shumaila and Akbari and Asghari.</w:t>
+        <w:t xml:space="preserve">SDPI, DFLT Phase II Proposal, 2025, Rollout of training to Beneficiaries: role-play sessions based on the handbook characters Naila and Shumaila and Akbari and Asghari.</w:t>
       </w:r>
     </w:p>
   </w:footnote>

--- a/Component_1/Component 1 - Diagnostic, Curriculum Design and Capacity Building.docx
+++ b/Component_1/Component 1 - Diagnostic, Curriculum Design and Capacity Building.docx
@@ -17,16 +17,16 @@
         <w:jc w:val="both"/>
       </w:pPr>
       <w:r>
-        <w:t xml:space="preserve">This component covers the rapid baseline assessment, the segmentation of beneficiaries, the curriculum and content package, the Training of Trainers and the peer educator model. This section describes how SDPI will deliver each of these and the evidence on which the design is based.</w:t>
-      </w:r>
-    </w:p>
-    <w:p>
-      <w:pPr>
-        <w:pStyle w:val="Heading3"/>
-        <w:spacing w:after="80" w:before="160"/>
-      </w:pPr>
-      <w:r>
-        <w:t xml:space="preserve">Context</w:t>
+        <w:t xml:space="preserve">BISP has transitioned its cash transfers to SIM-based wallets registered in the name of each beneficiary woman. While the transition has given every beneficiary an account in her own name, the use of these accounts remains limited. Of the 254,648 women registered by SDPI under DFLT Phase II, 77% owned a mobile phone and 29% reported a mobile money account; at the start of training, however, only 4.2% had ever carried out a wallet transaction, 1.6% held a bank account and 1.2% were able to withdraw cash from an ATM.</w:t>
+      </w:r>
+      <w:r>
+        <w:rPr>
+          <w:rStyle w:val="FootnoteReference"/>
+        </w:rPr>
+        <w:footnoteReference w:id="1"/>
+      </w:r>
+      <w:r>
+        <w:t xml:space="preserve"> The majority of beneficiaries continue to depend on retail agents or male relatives to withdraw their payments, which exposes them to deductions and to fraud. The Digital and Financial Capability Training is accordingly designed around the practical capability of the beneficiary to receive, protect and withdraw her payment herself, and to lodge a complaint when required.</w:t>
       </w:r>
     </w:p>
     <w:p>
@@ -35,90 +35,25 @@
         <w:jc w:val="both"/>
       </w:pPr>
       <w:r>
-        <w:t xml:space="preserve">BISP now disburses its payments to SIM-based wallets registered in the beneficiary's own name. Access to an account has not yet become use of the account. Of the 254,648 women registered by SDPI in DFLT Phase II, 77% owned a mobile phone and 29% reported a mobile money account. Among the 187,296 women for whom trainers recorded skills at the start of the first session, 4.2% had made a wallet transaction, 1.6% had a bank account and 1.2% could withdraw cash from an ATM.</w:t>
+        <w:t xml:space="preserve">The program will train 1,000,000 BISP beneficiaries across the three phases defined in the RFP, of 250,000, 400,000 and 350,000 beneficiaries respectively.</w:t>
       </w:r>
       <w:r>
         <w:rPr>
           <w:rStyle w:val="FootnoteReference"/>
         </w:rPr>
-        <w:footnoteReference w:id="1"/>
-      </w:r>
-      <w:r>
-        <w:t xml:space="preserve"> Most beneficiaries still rely on retail agents or relatives to withdraw their payments. The training is therefore designed to enable each beneficiary to receive, protect and withdraw her payment herself, and to use the complaint mechanism when required.</w:t>
-      </w:r>
-    </w:p>
-    <w:p>
-      <w:pPr>
-        <w:pStyle w:val="Heading3"/>
-        <w:spacing w:after="80" w:before="160"/>
-      </w:pPr>
-      <w:r>
-        <w:t xml:space="preserve">Overview of the training model</w:t>
-      </w:r>
-    </w:p>
-    <w:p>
-      <w:pPr>
-        <w:spacing w:after="120" w:before="100" w:line="276"/>
-        <w:jc w:val="both"/>
-      </w:pPr>
-      <w:r>
-        <w:t xml:space="preserve">The programme will train 1,000,000 beneficiaries in the three phases set out in the RFP: 250,000, 400,000 and 350,000.</w:t>
+        <w:footnoteReference w:id="2"/>
+      </w:r>
+      <w:r>
+        <w:t xml:space="preserve"> Within each phase, the training will be delivered in two sub-phases: a readiness sub-phase followed, one month later, by a capability sub-phase (Figure 1). In the readiness sub-phase, every beneficiary will attend a one-day classroom session, at a venue arranged with the BISP tehsil office, in a cohort of 30 women under one trainer. She will be registered on the DFLT App and trained on the care of her SIM, the recognition of the 8171 payment message, the checking of her balance and the protection of her PIN. Over the following four weeks, the learning of the cohort will be reinforced through a sequence of IVR calls, SMS, WhatsApp messages and short videos, robocalls and follow-up calls, delivered through the channel suited to each beneficiary's phone. In the capability sub-phase, the same cohort will return to the classroom for a second one-day session devoted to the practice of transactions through simulation, role play and group activity, followed by a further four weeks of digital reinforcement. Beneficiaries found at the readiness session to be already transacting independently will receive the capability content through the digital channels alone. The readiness sub-phase will therefore be delivered entirely in person, while the capability sub-phase will follow a 70:30 physical-to-digital composition in each province, consistent with the indicative mix of the RFP.</w:t>
       </w:r>
       <w:r>
         <w:rPr>
           <w:rStyle w:val="FootnoteReference"/>
         </w:rPr>
-        <w:footnoteReference w:id="2"/>
-      </w:r>
-      <w:r>
-        <w:t xml:space="preserve"> Each phase will be delivered in two sub-phases (Figure 1).</w:t>
-      </w:r>
-    </w:p>
-    <w:p>
-      <w:pPr>
-        <w:spacing w:after="120" w:before="100" w:line="276"/>
-        <w:jc w:val="both"/>
-      </w:pPr>
-      <w:r>
-        <w:rPr>
-          <w:b/>
-          <w:bCs/>
-        </w:rPr>
-        <w:t xml:space="preserve">Readiness.</w:t>
-      </w:r>
-      <w:r>
-        <w:t xml:space="preserve"> Each beneficiary will attend one in-person session in a cohort of 30 led by one trainer. She will be registered on the DFLT App and trained to keep her SIM active, recognise the 8171 payment message, check her balance and protect her PIN. Over the following four weeks she will receive digital reinforcement through IVR calls, SMS, WhatsApp messages, short videos, robocalls and a follow-up call.</w:t>
-      </w:r>
-    </w:p>
-    <w:p>
-      <w:pPr>
-        <w:spacing w:after="120" w:before="100" w:line="276"/>
-        <w:jc w:val="both"/>
-      </w:pPr>
-      <w:r>
-        <w:rPr>
-          <w:b/>
-          <w:bCs/>
-        </w:rPr>
-        <w:t xml:space="preserve">Capability.</w:t>
-      </w:r>
-      <w:r>
-        <w:t xml:space="preserve"> One month after the readiness session, the same cohort will return for a second in-person session on withdrawing and using the payment, delivered through transaction simulations, role plays and group activities, and followed by four further weeks of digital reinforcement. Beneficiaries assessed at the readiness session as already able to transact will receive the capability content through digital channels only.</w:t>
-      </w:r>
-    </w:p>
-    <w:p>
-      <w:pPr>
-        <w:spacing w:after="120" w:before="100" w:line="276"/>
-        <w:jc w:val="both"/>
-      </w:pPr>
-      <w:r>
-        <w:t xml:space="preserve">All beneficiaries will therefore attend the readiness sub-phase in person. In the capability sub-phase, about 70% will attend in person and about 30% will be served digitally, in line with the indicative split in the RFP.</w:t>
-      </w:r>
-      <w:r>
-        <w:rPr>
-          <w:rStyle w:val="FootnoteReference"/>
-        </w:rPr>
         <w:footnoteReference w:id="3"/>
+      </w:r>
+      <w:r>
+        <w:t xml:space="preserve"> A cohort that attends its readiness session at the beginning of one month will complete its capability session in the following month and its reinforcement in the month after, ahead of the next BISP payment.</w:t>
       </w:r>
     </w:p>
     <w:p>
@@ -180,7 +115,7 @@
           <w:sz w:val="20"/>
           <w:szCs w:val="20"/>
         </w:rPr>
-        <w:t xml:space="preserve">Figure 1: Training model</w:t>
+        <w:t xml:space="preserve">Figure 1: Structure of the training within each phase</w:t>
       </w:r>
     </w:p>
     <w:p>
@@ -198,7 +133,7 @@
         <w:jc w:val="both"/>
       </w:pPr>
       <w:r>
-        <w:t xml:space="preserve">SDPI will conduct a rapid baseline assessment of beneficiaries' digital and financial capabilities, transaction behaviours, gender-related constraints (mobility, trust and household dynamics), device access and digital connectivity, as required under Component 1 of the RFP.</w:t>
+        <w:t xml:space="preserve">A rapid baseline assessment will be conducted to evaluate the digital and financial capabilities of the beneficiaries, their transaction behaviours, the gender-related constraints of mobility, trust and household dynamics, their access to devices and the conditions of digital connectivity, in order to inform the blended modality mix.</w:t>
       </w:r>
       <w:r>
         <w:rPr>
@@ -207,25 +142,7 @@
         <w:footnoteReference w:id="4"/>
       </w:r>
       <w:r>
-        <w:t xml:space="preserve"> The findings will inform the curriculum and the blended modality mix for each province and will be reported in the Inception Report.</w:t>
-      </w:r>
-    </w:p>
-    <w:p>
-      <w:pPr>
-        <w:pStyle w:val="Heading3"/>
-        <w:spacing w:after="80" w:before="160"/>
-      </w:pPr>
-      <w:r>
-        <w:t xml:space="preserve">Existing evidence</w:t>
-      </w:r>
-    </w:p>
-    <w:p>
-      <w:pPr>
-        <w:spacing w:after="120" w:before="100" w:line="276"/>
-        <w:jc w:val="both"/>
-      </w:pPr>
-      <w:r>
-        <w:t xml:space="preserve">SDPI has assessed BISP beneficiaries in three earlier programmes: the monitoring and evaluation of the DFLT National Pilot (2023–24),</w:t>
+        <w:t xml:space="preserve"> SDPI has already assessed BISP beneficiaries on these variables in three successive programs: the monitoring and evaluation of the DFLT National Pilot (2023–24),</w:t>
       </w:r>
       <w:r>
         <w:rPr>
@@ -234,7 +151,7 @@
         <w:footnoteReference w:id="5"/>
       </w:r>
       <w:r>
-        <w:t xml:space="preserve"> the DFLT Phase I impact evaluation (2024–25)</w:t>
+        <w:t xml:space="preserve"> the impact evaluation of DFLT Phase I conducted as a randomised controlled trial (2024–25),</w:t>
       </w:r>
       <w:r>
         <w:rPr>
@@ -243,7 +160,7 @@
         <w:footnoteReference w:id="6"/>
       </w:r>
       <w:r>
-        <w:t xml:space="preserve"> and the DFLT Phase II national roll-out (2025–26).</w:t>
+        <w:t xml:space="preserve"> and the national roll-out of DFLT Phase II (2025–26).</w:t>
       </w:r>
       <w:r>
         <w:rPr>
@@ -252,7 +169,7 @@
         <w:footnoteReference w:id="7"/>
       </w:r>
       <w:r>
-        <w:t xml:space="preserve"> Table 1 summarises the national findings. Provincial figures are available from the same sources.</w:t>
+        <w:t xml:space="preserve"> The assessment under this program will therefore not replicate a quantitative survey but will build on this evidence. Table 1 presents the national snapshot of the beneficiary population drawn from these assessments; the corresponding provincial snapshots are available from the same sources and will be presented with the inception report.</w:t>
       </w:r>
       <w:r>
         <w:rPr>
@@ -1754,20 +1671,11 @@
     </w:p>
     <w:p>
       <w:pPr>
-        <w:pStyle w:val="Heading3"/>
-        <w:spacing w:after="80" w:before="160"/>
-      </w:pPr>
-      <w:r>
-        <w:t xml:space="preserve">Capability scale</w:t>
-      </w:r>
-    </w:p>
-    <w:p>
-      <w:pPr>
         <w:spacing w:after="120" w:before="100" w:line="276"/>
         <w:jc w:val="both"/>
       </w:pPr>
       <w:r>
-        <w:t xml:space="preserve">To report where beneficiaries stand on a scale of 1 to 10, SDPI will use a ten-step Capability Ladder (Table 2). Each step is a task the beneficiary can perform without assistance; her position on the ladder is the highest step she can complete. On the evidence in Table 1, most beneficiaries currently stand at step 2 or 3.</w:t>
+        <w:t xml:space="preserve">For Karandaaz and BISP to see where the beneficiaries stand on a scale of 1 to 10, the assessment will place them on a Capability Ladder of ten steps, each of which is a task that the beneficiary performs without assistance (Table 2). The position of a beneficiary on the ladder is the highest step she can complete. On the evidence of Table 1, the typical beneficiary stands today between the first and the third step: she has access to a phone, but she has not yet made a transaction on her own.</w:t>
       </w:r>
       <w:r>
         <w:rPr>
@@ -1776,7 +1684,7 @@
         <w:footnoteReference w:id="9"/>
       </w:r>
       <w:r>
-        <w:t xml:space="preserve"> The ladder will be applied at registration, at the end of each sub-phase and at endline, so that progress is reported on one scale.</w:t>
+        <w:t xml:space="preserve"> The same ladder will be applied at registration, at the end of each sub-phase and at the endline, so that the progress of the beneficiaries is reported throughout the program on a single scale.</w:t>
       </w:r>
     </w:p>
     <w:p>
@@ -2493,20 +2401,11 @@
     </w:tbl>
     <w:p>
       <w:pPr>
-        <w:pStyle w:val="Heading3"/>
-        <w:spacing w:after="80" w:before="160"/>
-      </w:pPr>
-      <w:r>
-        <w:t xml:space="preserve">Methodology</w:t>
-      </w:r>
-    </w:p>
-    <w:p>
-      <w:pPr>
         <w:spacing w:after="120" w:before="100" w:line="276"/>
         <w:jc w:val="both"/>
       </w:pPr>
       <w:r>
-        <w:t xml:space="preserve">Given the quantitative evidence already available, the baseline will be qualitative. Focus group discussions (FGDs) will be held in all four provinces, organised in eight zones: North, Central and South Punjab; North and South Khyber Pakhtunkhwa; Upper and Lower Sindh; and Quetta in Balochistan. One district will be selected in each zone and two tehsils in each district, one urban and one rural, giving 16 tehsils (Figure 2). In each tehsil, FGDs will be held with beneficiary women and with men of beneficiary households. The design follows the cluster sampling used in the DFLT Phase I impact evaluation.</w:t>
+        <w:t xml:space="preserve">Since a large quantitative profile of the beneficiaries already exists, the baseline will be qualitative and will be carried out through focus group discussions at the provincial level, confined to the variables set out above. All four provinces will be covered through eight zones: North, Central and South Punjab; North and South Khyber Pakhtunkhwa; Upper and Lower Sindh; and Quetta in Balochistan. In each zone one district will be selected, and within each district two tehsils, one urban and one rural, giving sixteen tehsils in total (Figure 2). In each tehsil, focus group discussions will be held with the beneficiary women and with the men of beneficiary households, following the three-stage cluster design that SDPI applied in the impact evaluation of DFLT Phase I.</w:t>
       </w:r>
       <w:r>
         <w:rPr>
@@ -2515,7 +2414,7 @@
         <w:footnoteReference w:id="10"/>
       </w:r>
       <w:r>
-        <w:t xml:space="preserve"> Discussion guides will cover the variables listed above. The findings will be presented at the inception meeting in Month 1.</w:t>
+        <w:t xml:space="preserve"> The discussion guides will be adapted from the instruments of that evaluation and will cover each of the assessment variables. The findings, together with the provincial snapshot, will be presented at the inception meeting in Month 1.</w:t>
       </w:r>
     </w:p>
     <w:p>
@@ -2595,25 +2494,7 @@
         <w:jc w:val="both"/>
       </w:pPr>
       <w:r>
-        <w:t xml:space="preserve">SDPI will segment beneficiaries into groups that determine the session each woman attends, the digital channel through which she is reached and the follow-up she receives. Segmentation will be carried out through the registration process and will not require a separate exercise.</w:t>
-      </w:r>
-    </w:p>
-    <w:p>
-      <w:pPr>
-        <w:pStyle w:val="Heading3"/>
-        <w:spacing w:after="80" w:before="160"/>
-      </w:pPr>
-      <w:r>
-        <w:t xml:space="preserve">Beneficiary data and eligibility</w:t>
-      </w:r>
-    </w:p>
-    <w:p>
-      <w:pPr>
-        <w:spacing w:after="120" w:before="100" w:line="276"/>
-        <w:jc w:val="both"/>
-      </w:pPr>
-      <w:r>
-        <w:t xml:space="preserve">BISP will share tehsil-wise beneficiary data, with women trained under DFLT Phase I and II marked in its PCMS. The DFLT App, which SDPI used for registration and verification in DFLT Phase II,</w:t>
+        <w:t xml:space="preserve">The beneficiaries will be segmented into actionable groups that determine, for each woman, the session she attends, the digital channel through which she is reached and the follow-up she receives. The segmentation is built into the mobilisation and registration process so that it requires no separate exercise in the field. BISP will be requested to provide the tehsil-wise beneficiary data, in which the women already trained under DFLT Phase I and Phase II are marked in its PCMS. Before mobilisation, the SDPI DFLT App, which served for the registration and verification of every beneficiary in DFLT Phase II,</w:t>
       </w:r>
       <w:r>
         <w:rPr>
@@ -2622,25 +2503,7 @@
         <w:footnoteReference w:id="11"/>
       </w:r>
       <w:r>
-        <w:t xml:space="preserve"> will check each record before mobilisation. Women already trained under DFLT and women who are not active BISP beneficiaries will not be enrolled.</w:t>
-      </w:r>
-    </w:p>
-    <w:p>
-      <w:pPr>
-        <w:pStyle w:val="Heading3"/>
-        <w:spacing w:after="80" w:before="160"/>
-      </w:pPr>
-      <w:r>
-        <w:t xml:space="preserve">Mobilisation and registration</w:t>
-      </w:r>
-    </w:p>
-    <w:p>
-      <w:pPr>
-        <w:spacing w:after="120" w:before="100" w:line="276"/>
-        <w:jc w:val="both"/>
-      </w:pPr>
-      <w:r>
-        <w:t xml:space="preserve">Trainers will mobilise eligible women with the support of BISP tehsil office staff. At the readiness session, each woman will be registered on the DFLT App through a short survey covering the variables in Table 3. The resulting profile will be reported on SDPI's dashboard by section and variable for each province, district and tehsil.</w:t>
+        <w:t xml:space="preserve"> will check each record and set aside the women already trained under DFLT and those who are not active BISP beneficiaries. The eligible women will then be mobilised by the trainers in coordination with the BISP tehsil office, and on the day of the readiness session each woman will be registered through a short survey on the App that records her socio-economic profile and the segmentation variables. The resulting beneficiary snapshot, standardised across the program by section and variable (Table 3), will be available on the SDPI dashboard for each province, district and tehsil as registration proceeds.</w:t>
       </w:r>
     </w:p>
     <w:p>
@@ -2656,7 +2519,7 @@
           <w:sz w:val="20"/>
           <w:szCs w:val="20"/>
         </w:rPr>
-        <w:t xml:space="preserve">Table 3: Beneficiary profile recorded at registration</w:t>
+        <w:t xml:space="preserve">Table 3: Beneficiary snapshot recorded at registration</w:t>
       </w:r>
     </w:p>
     <w:tbl>
@@ -3005,40 +2868,11 @@
     </w:tbl>
     <w:p>
       <w:pPr>
-        <w:pStyle w:val="Heading3"/>
-        <w:spacing w:after="80" w:before="160"/>
-      </w:pPr>
-      <w:r>
-        <w:t xml:space="preserve">Segmentation layers</w:t>
-      </w:r>
-    </w:p>
-    <w:p>
-      <w:pPr>
         <w:spacing w:after="120" w:before="100" w:line="276"/>
         <w:jc w:val="both"/>
       </w:pPr>
       <w:r>
-        <w:t xml:space="preserve">Beneficiaries will be segmented on three layers:</w:t>
-      </w:r>
-    </w:p>
-    <w:p>
-      <w:pPr>
-        <w:pStyle w:val="ListParagraph"/>
-        <w:numPr>
-          <w:ilvl w:val="0"/>
-          <w:numId w:val="2"/>
-        </w:numPr>
-        <w:spacing w:after="60" w:line="264"/>
-      </w:pPr>
-      <w:r>
-        <w:rPr>
-          <w:b/>
-          <w:bCs/>
-        </w:rPr>
-        <w:t xml:space="preserve">Geography.</w:t>
-      </w:r>
-      <w:r>
-        <w:t xml:space="preserve"> Each tehsil will be classified as urban or rural. Agent access, connectivity, mobility and household norms differ between the two. DFLT Phase II was designed on a 50:50 urban–rural basis</w:t>
+        <w:t xml:space="preserve">The registration data will be filtered into segments on three layers. The first is geography: each tehsil is classified as urban or rural, since the access to agents, the connectivity, the mobility of women and the household norms differ systematically between the two. DFLT Phase II was designed on a 50:50 urban–rural basis</w:t>
       </w:r>
       <w:r>
         <w:rPr>
@@ -3047,7 +2881,7 @@
         <w:footnoteReference w:id="12"/>
       </w:r>
       <w:r>
-        <w:t xml:space="preserve"> and was delivered in 147 tehsils across 81 districts (Figure 3).</w:t>
+        <w:t xml:space="preserve"> and was delivered in 147 tehsils across 81 districts, shown in Figure 3 by their urban and rural classification.</w:t>
       </w:r>
       <w:r>
         <w:rPr>
@@ -3055,45 +2889,8 @@
         </w:rPr>
         <w:footnoteReference w:id="13"/>
       </w:r>
-    </w:p>
-    <w:p>
-      <w:pPr>
-        <w:pStyle w:val="ListParagraph"/>
-        <w:numPr>
-          <w:ilvl w:val="0"/>
-          <w:numId w:val="2"/>
-        </w:numPr>
-        <w:spacing w:after="60" w:line="264"/>
-      </w:pPr>
-      <w:r>
-        <w:rPr>
-          <w:b/>
-          <w:bCs/>
-        </w:rPr>
-        <w:t xml:space="preserve">Device.</w:t>
-      </w:r>
-      <w:r>
-        <w:t xml:space="preserve"> Beneficiaries will be grouped by the phone they use, smartphone or USSD phone, and by whether they own it or have access to a household handset. This determines the digital channel through which each beneficiary is reached.</w:t>
-      </w:r>
-    </w:p>
-    <w:p>
-      <w:pPr>
-        <w:pStyle w:val="ListParagraph"/>
-        <w:numPr>
-          <w:ilvl w:val="0"/>
-          <w:numId w:val="2"/>
-        </w:numPr>
-        <w:spacing w:after="60" w:line="264"/>
-      </w:pPr>
-      <w:r>
-        <w:rPr>
-          <w:b/>
-          <w:bCs/>
-        </w:rPr>
-        <w:t xml:space="preserve">Capability.</w:t>
-      </w:r>
-      <w:r>
-        <w:t xml:space="preserve"> At the end of the readiness session, the trainer will record whether a beneficiary already performs transactions independently, for example a woman who runs a home-based business and sends and receives payments herself. The trainer's assessment will be checked against a matrix in the App covering phone ownership, education, prior transactions and the readiness task check. Beneficiaries who meet the matrix will receive the capability content digitally; they may attend the in-person session if they wish.</w:t>
+      <w:r>
+        <w:t xml:space="preserve"> The second layer is the device: the beneficiaries are grouped according to whether they use a smartphone or a USSD phone and, in either case, whether they own the handset or have access to one within the household. This layer determines the digital channel, since a smartphone user can receive videos and messages on WhatsApp while a USSD phone user can be reached only by voice and SMS. The third layer is capability. At the close of the readiness session, the trainer will identify the women who already transact independently, such as a beneficiary who runs a business from her home and sends and receives payments herself. The trainer's judgement will not be relied on alone; it will be verified against a capability matrix in the App that considers the ownership of a phone, education, prior transactions and the task check of the readiness session. The beneficiaries who satisfy the matrix will receive the capability content through the digital channels, while remaining free to attend the classroom session if they prefer.</w:t>
       </w:r>
     </w:p>
     <w:p>
@@ -3179,7 +2976,7 @@
         <w:jc w:val="both"/>
       </w:pPr>
       <w:r>
-        <w:t xml:space="preserve">The 70:30 split applies to each province as a whole. Within a province, the digital share will be higher in urban districts such as Lahore</w:t>
+        <w:t xml:space="preserve">The 70:30 physical-to-digital composition will be maintained for each province in its totality rather than for each district. An urban district such as Lahore</w:t>
       </w:r>
       <w:r>
         <w:rPr>
@@ -3188,7 +2985,7 @@
         <w:footnoteReference w:id="14"/>
       </w:r>
       <w:r>
-        <w:t xml:space="preserve"> and lower in remote rural tehsils.</w:t>
+        <w:t xml:space="preserve"> may carry a composition closer to 60:40, while a remote rural district may be served almost entirely in person; it is at the provincial level that the two will balance to the composition proposed.</w:t>
       </w:r>
     </w:p>
     <w:p>
@@ -3206,7 +3003,7 @@
         <w:jc w:val="both"/>
       </w:pPr>
       <w:r>
-        <w:t xml:space="preserve">SDPI will develop a task-based curriculum focused on the high-impact behaviours identified in the RFP: receiving payments, PIN use, safe cash-out, fraud awareness and grievance redressal,</w:t>
+        <w:t xml:space="preserve">The curriculum will be task-based and action-oriented, focused on the high-impact behaviours identified in the RFP, namely receiving payments, PIN use, safe cash-out, fraud awareness and grievance redressal,</w:t>
       </w:r>
       <w:r>
         <w:rPr>
@@ -3215,7 +3012,7 @@
         <w:footnoteReference w:id="15"/>
       </w:r>
       <w:r>
-        <w:t xml:space="preserve"> followed by the use of the account beyond cash-out. Each module is defined by a task that the beneficiary performs during the session (Table 4). The readiness session covers receiving and protecting the payment; the capability session covers withdrawing and using it.</w:t>
+        <w:t xml:space="preserve"> and extending to the uses of the account beyond cash-out. Each module is defined by a task that the beneficiary performs in the session rather than by a concept she is told, and the module is complete only when she has performed it. The readiness session covers the receipt and protection of the payment and the capability session its withdrawal and use (Table 4).</w:t>
       </w:r>
     </w:p>
     <w:p>
@@ -3920,50 +3717,24 @@
     </w:tbl>
     <w:p>
       <w:pPr>
-        <w:pStyle w:val="Heading3"/>
-        <w:spacing w:after="80" w:before="160"/>
-      </w:pPr>
-      <w:r>
-        <w:t xml:space="preserve">Training methods</w:t>
-      </w:r>
-    </w:p>
-    <w:p>
-      <w:pPr>
         <w:spacing w:after="120" w:before="100" w:line="276"/>
         <w:jc w:val="both"/>
       </w:pPr>
       <w:r>
-        <w:t xml:space="preserve">The curriculum will be delivered through four methods:</w:t>
-      </w:r>
-    </w:p>
-    <w:p>
-      <w:pPr>
-        <w:pStyle w:val="ListParagraph"/>
-        <w:numPr>
-          <w:ilvl w:val="0"/>
-          <w:numId w:val="2"/>
-        </w:numPr>
-        <w:spacing w:after="60" w:line="264"/>
-      </w:pPr>
-      <w:r>
         <w:rPr>
           <w:b/>
           <w:bCs/>
         </w:rPr>
-        <w:t xml:space="preserve">Role play.</w:t>
-      </w:r>
-      <w:r>
-        <w:t xml:space="preserve"> The trainer takes the role of a retail agent and asks the beneficiary for a fee of PKR 1,000 to release her payment. The session pauses and the cohort decides how the beneficiary should respond and what, if anything, she is required to pay.</w:t>
-      </w:r>
-    </w:p>
-    <w:p>
-      <w:pPr>
-        <w:pStyle w:val="ListParagraph"/>
-        <w:numPr>
-          <w:ilvl w:val="0"/>
-          <w:numId w:val="2"/>
-        </w:numPr>
-        <w:spacing w:after="60" w:line="264"/>
+        <w:t xml:space="preserve">Role play sessions.</w:t>
+      </w:r>
+      <w:r>
+        <w:t xml:space="preserve"> The trainer takes the part of a retail agent and tells the beneficiary that her payment has arrived and that she must pay a fee of one thousand rupees to receive it. The session is paused at this point and the cohort decides together how the beneficiary should respond and what, if anything, she is required to pay. The answer is reached by the women themselves, which makes it more readily retained than an instruction.</w:t>
+      </w:r>
+    </w:p>
+    <w:p>
+      <w:pPr>
+        <w:spacing w:after="120" w:before="100" w:line="276"/>
+        <w:jc w:val="both"/>
       </w:pPr>
       <w:r>
         <w:rPr>
@@ -3973,17 +3744,13 @@
         <w:t xml:space="preserve">Group activities.</w:t>
       </w:r>
       <w:r>
-        <w:t xml:space="preserve"> In the capability session, the cohort of 30 is divided into five groups, which rotate through a role play, a scenario exercise and a discussion of a situation drawn from daily life.</w:t>
-      </w:r>
-    </w:p>
-    <w:p>
-      <w:pPr>
-        <w:pStyle w:val="ListParagraph"/>
-        <w:numPr>
-          <w:ilvl w:val="0"/>
-          <w:numId w:val="2"/>
-        </w:numPr>
-        <w:spacing w:after="60" w:line="264"/>
+        <w:t xml:space="preserve"> In the capability session the cohort of 30 is divided into five groups, which rotate through a role play, a scenario and a situation drawn from daily life. The small groups give the less confident women the room to practise and allow the beneficiaries to learn from one another.</w:t>
+      </w:r>
+    </w:p>
+    <w:p>
+      <w:pPr>
+        <w:spacing w:after="120" w:before="100" w:line="276"/>
+        <w:jc w:val="both"/>
       </w:pPr>
       <w:r>
         <w:rPr>
@@ -3993,17 +3760,13 @@
         <w:t xml:space="preserve">Worksheets.</w:t>
       </w:r>
       <w:r>
-        <w:t xml:space="preserve"> A group worksheet presents the steps of a payment, from receiving the 8171 message to collecting the full amount, as a sequence to be placed in order. A pictorial right-and-wrong worksheet asks beneficiaries to mark correct and incorrect actions, such as telling an agent her PIN.</w:t>
-      </w:r>
-    </w:p>
-    <w:p>
-      <w:pPr>
-        <w:pStyle w:val="ListParagraph"/>
-        <w:numPr>
-          <w:ilvl w:val="0"/>
-          <w:numId w:val="2"/>
-        </w:numPr>
-        <w:spacing w:after="60" w:line="264"/>
+        <w:t xml:space="preserve"> A group worksheet presents the full journey of a payment, from the arrival of the 8171 message to the counting of the cash, as a sequence of picture cards to be placed in order, and a pictorial right-and-wrong worksheet asks the beneficiaries to mark the correct and incorrect actions in everyday situations, such as telling the agent one's PIN. Neither requires the beneficiary to read.</w:t>
+      </w:r>
+    </w:p>
+    <w:p>
+      <w:pPr>
+        <w:spacing w:after="120" w:before="100" w:line="276"/>
+        <w:jc w:val="both"/>
       </w:pPr>
       <w:r>
         <w:rPr>
@@ -4013,7 +3776,7 @@
         <w:t xml:space="preserve">Transaction simulation.</w:t>
       </w:r>
       <w:r>
-        <w:t xml:space="preserve"> Each district is served by the bank wallet assigned to it under BISP's arrangements with its partner banks.</w:t>
+        <w:t xml:space="preserve"> Each district is served by the bank wallet assigned to it under BISP's arrangement with its partner banks.</w:t>
       </w:r>
       <w:r>
         <w:rPr>
@@ -4022,7 +3785,7 @@
         <w:footnoteReference w:id="16"/>
       </w:r>
       <w:r>
-        <w:t xml:space="preserve"> Each trainer will carry a tablet with a simulator of the USSD menus and application screens of the wallet used in her district. Beneficiaries will complete practice withdrawals, transfers and bill payments in which no money is transferred. Beneficiaries with their own phones will also practise on their handsets.</w:t>
+        <w:t xml:space="preserve"> Every trainer will be equipped with a tablet carrying a simulator of the USSD menus and application screens of the wallet used in her district, on which each group completes a withdrawal, a transfer and a bill payment that look and proceed like a real transaction without any money being moved. Beneficiaries who have their own phones will also practise the balance check on their handsets.</w:t>
       </w:r>
     </w:p>
     <w:p>
@@ -4040,7 +3803,7 @@
         <w:jc w:val="both"/>
       </w:pPr>
       <w:r>
-        <w:t xml:space="preserve">Content will be produced in Urdu, Sindhi, Pashto, Brahvi and Marwari. Trainers will be recruited from the areas they serve and will deliver sessions in the language of the cohort. All materials will be designed for beneficiaries who cannot read, using pictures, icons, numerals, audio and demonstration. Examples, wallet interfaces and illustrations will be adapted to each district. Localised materials will be pre-tested with beneficiaries before submission for approval.</w:t>
+        <w:t xml:space="preserve">All content will be localised in five languages, Urdu, Sindhi, Pashto, Brahvi and Marwari, and the trainers will be recruited from the areas they serve so that each session is conducted in the language of the cohort. Since fewer than one in five beneficiaries can read and write, every task will be taught through pictures, icons, numerals, audio and demonstration, with text confined to the numbers and codes that the beneficiary must recognise. The content will be adapted to each geography in its examples, in the wallet interface of the district and in the settings of its illustrations, and all localised material will be pre-tested with beneficiaries before it is submitted for approval.</w:t>
       </w:r>
     </w:p>
     <w:p>
@@ -4058,16 +3821,16 @@
         <w:jc w:val="both"/>
       </w:pPr>
       <w:r>
-        <w:t xml:space="preserve">SDPI will develop the content package specified in the RFP for both physical and digital channels. All content will be submitted to Karandaaz and BISP for approval before use.</w:t>
-      </w:r>
-    </w:p>
-    <w:p>
-      <w:pPr>
-        <w:pStyle w:val="Heading3"/>
-        <w:spacing w:after="80" w:before="160"/>
-      </w:pPr>
-      <w:r>
-        <w:t xml:space="preserve">Physical content</w:t>
+        <w:t xml:space="preserve">A full blended content package will be developed for the physical and digital channels. For the classroom, facilitator and trainer guides will be prepared for the readiness and capability sessions, together with a 20-page pictorial handbook for the beneficiaries, derived from the 72-page pictorial handbook that SDPI developed and printed for DFLT Phase II,</w:t>
+      </w:r>
+      <w:r>
+        <w:rPr>
+          <w:rStyle w:val="FootnoteReference"/>
+        </w:rPr>
+        <w:footnoteReference w:id="17"/>
+      </w:r>
+      <w:r>
+        <w:t xml:space="preserve"> job aids including a card of the checks to be made at the agent, printed flyers on the warning signs of fraud and the channels of complaint, demonstration toolkits and the simulation tablets. All content, physical and digital, will be submitted to Karandaaz and BISP for approval before deployment.</w:t>
       </w:r>
     </w:p>
     <w:p>
@@ -4076,52 +3839,16 @@
         <w:jc w:val="both"/>
       </w:pPr>
       <w:r>
-        <w:t xml:space="preserve">Facilitator and trainer guides will be prepared for the readiness and capability sessions. Each beneficiary will receive a 20-page pictorial handbook, derived from the 72-page handbook developed and printed by SDPI for DFLT Phase II,</w:t>
+        <w:t xml:space="preserve">The digital content will be assigned to each beneficiary according to her device. A beneficiary with a smartphone, whether her own or accessed within the household, will have her WhatsApp number verified at registration, and where she has no account the trainer will assist in opening one. She will receive three short videos and four WhatsApp messages in each four-week period of reinforcement, and no IVR calls, since delivery over WhatsApp costs considerably less than voice. A beneficiary with a USSD phone will receive four IVR calls and three SMS in each period, and no videos. Robocall reminders and follow-up calls will reach every beneficiary. The videos will build on the twelve animated DFLT videos that SDPI developed with BISP for DFLT Phase I,</w:t>
       </w:r>
       <w:r>
         <w:rPr>
           <w:rStyle w:val="FootnoteReference"/>
         </w:rPr>
-        <w:footnoteReference w:id="17"/>
-      </w:r>
-      <w:r>
-        <w:t xml:space="preserve"> together with job aids and printed flyers on fraud warning signs and complaint channels. Sessions will use demonstration toolkits and the simulation tablets.</w:t>
-      </w:r>
-    </w:p>
-    <w:p>
-      <w:pPr>
-        <w:pStyle w:val="Heading3"/>
-        <w:spacing w:after="80" w:before="160"/>
-      </w:pPr>
-      <w:r>
-        <w:t xml:space="preserve">Digital content</w:t>
-      </w:r>
-    </w:p>
-    <w:p>
-      <w:pPr>
-        <w:spacing w:after="120" w:before="100" w:line="276"/>
-        <w:jc w:val="both"/>
-      </w:pPr>
-      <w:r>
-        <w:t xml:space="preserve">Digital content will be assigned according to the beneficiary's device. For beneficiaries with a smartphone, whether owned or accessed through the household, the trainer will verify the WhatsApp number at registration and help set up an account where needed. These beneficiaries will receive three short videos and four WhatsApp messages in each four-week period; IVR calls will not be used for this group, as WhatsApp delivery costs less. Beneficiaries with a USSD phone will receive four IVR calls and three SMS in each period. Robocall reminders and follow-up calls will be made to all beneficiaries. The videos will build on the 12 animated videos developed by SDPI with BISP for DFLT Phase I,</w:t>
-      </w:r>
-      <w:r>
-        <w:rPr>
-          <w:rStyle w:val="FootnoteReference"/>
-        </w:rPr>
         <w:footnoteReference w:id="18"/>
       </w:r>
       <w:r>
-        <w:t xml:space="preserve"> and e-guide versions of the handbook will be distributed through WhatsApp.</w:t>
-      </w:r>
-    </w:p>
-    <w:p>
-      <w:pPr>
-        <w:spacing w:after="120" w:before="100" w:line="276"/>
-        <w:jc w:val="both"/>
-      </w:pPr>
-      <w:r>
-        <w:t xml:space="preserve">Each IVR call will be a short dramatised message in the beneficiary's language that teaches one rule and tests it with a keypad response. An example:</w:t>
+        <w:t xml:space="preserve"> and e-guide versions of the handbook will be distributed through WhatsApp. Each IVR call will take the form of a short drama in the language of the beneficiary, which teaches a single rule and tests it with a keypad response, as in the following example:</w:t>
       </w:r>
     </w:p>
     <w:p>
@@ -4155,7 +3882,7 @@
         <w:jc w:val="both"/>
       </w:pPr>
       <w:r>
-        <w:t xml:space="preserve">Gender-intentional content will be integrated across all materials and channels rather than treated as a separate module. The DFLT Phase II materials used women as the lead characters, and the handbook characters Naila and Shumaila and Akbari and Asghari were used in the role-play sessions</w:t>
+        <w:t xml:space="preserve">Gender-intentional content will run through every material and channel rather than form a separate module. The materials of DFLT Phase II were led throughout by women characters, and the handbook's characters, Naila and Shumaila and Akbari and Asghari, around whom the role-play sessions were built,</w:t>
       </w:r>
       <w:r>
         <w:rPr>
@@ -4164,7 +3891,7 @@
         <w:footnoteReference w:id="19"/>
       </w:r>
       <w:r>
-        <w:t xml:space="preserve"> and were well received by beneficiaries. The same characters will be used in the handbook, videos, IVR messages and flyers to address women's right to receive and control their payment, control of the SIM and PIN when a phone is shared, fraud directed at women, and household decisions on the use of the payment.</w:t>
+        <w:t xml:space="preserve"> were well received by the beneficiaries. The same characters will carry the content of this program across the handbook, the videos, the IVR dramas and the flyers, and through their story the beneficiaries will be addressed on their right to receive and control their own payment, on keeping the SIM and the PIN under their own control where a phone is shared, on the fraud directed specifically at women, and on the negotiation of decisions about the payment within the household.</w:t>
       </w:r>
     </w:p>
     <w:p>
@@ -4204,7 +3931,7 @@
         <w:jc w:val="both"/>
       </w:pPr>
       <w:r>
-        <w:t xml:space="preserve">Each trainer will engage one female peer educator from the trainer's household or the local community, or the literate daughter of a beneficiary, to support learning after the sessions. The peer educator will assist with mobilisation, help beneficiaries set up WhatsApp and practise balance checks, share digital content with beneficiaries who have no phone, and follow up with those who miss a session. In addition, each trainer will hold one community session a month at a payment point in her tehsil during the BISP payment window, to support beneficiaries at the point of withdrawal.</w:t>
+        <w:t xml:space="preserve">To support last-mile learning and the building of confidence, each trainer will engage one female peer educator in the community she serves, who may be a member of the trainer's own household, a woman of the community or the literate daughter of a beneficiary. The peer educator will assist in mobilisation, help the beneficiaries to set up WhatsApp and to practise the balance check, carry the digital content to the women who have no phone, and follow up with those who miss a session. In addition, each trainer will hold one community session a month at a payment point in her tehsil during the BISP payment window, where she will support the beneficiaries at the moment of withdrawal and reinforce the practices taught in the classroom.</w:t>
       </w:r>
     </w:p>
     <w:sectPr>
@@ -4471,7 +4198,7 @@
           <w:sz w:val="16"/>
           <w:szCs w:val="16"/>
         </w:rPr>
-        <w:t xml:space="preserve">Based on Table 1: fewer than one in five women can read and write, and 4.2% have made a wallet transaction.</w:t>
+        <w:t xml:space="preserve">Based on Table 1: 97% of registered women own a phone or have access to one in the household, while 4.2% have made a wallet transaction.</w:t>
       </w:r>
     </w:p>
   </w:footnote>
@@ -4524,7 +4251,7 @@
         </w:rPr>
         <w:t xml:space="preserve">SDPI, DFLT Phase II Proposal, 2025, Size and Scope: target of 50% rural and 50% urban locations. For Figure 3, each tehsil is matched to its urban population share in the Pakistan Bureau of Statistics Census 2023 (</w:t>
       </w:r>
-      <w:hyperlink w:history="1" r:id="rId4gtutehsldnw07cp3ayfi">
+      <w:hyperlink w:history="1" r:id="rIdkydmahowkwy1o-goginuc">
         <w:r>
           <w:rPr>
             <w:rStyle w:val="Hyperlink"/>
@@ -4645,7 +4372,7 @@
         </w:rPr>
         <w:t xml:space="preserve">In DFLT Phase I, 12 animated videos were shared over six weeks through WhatsApp with 1,748 beneficiaries in 16 tehsils (footnote 6); in DFLT Phase II, SDPI's animated videos reached 131,000 beneficiaries through the WhatsApp Business API. The videos are available at </w:t>
       </w:r>
-      <w:hyperlink w:history="1" r:id="rIdssdkwtdkfxanltua9esgo">
+      <w:hyperlink w:history="1" r:id="rIdgdtfqdom58k8vg6l2l0_h">
         <w:r>
           <w:rPr>
             <w:rStyle w:val="Hyperlink"/>
@@ -4812,12 +4539,6 @@
   </w:abstractNum>
   <w:num w:numId="1">
     <w:abstractNumId w:val="1"/>
-    <w:lvlOverride w:ilvl="0">
-      <w:startOverride w:val="1"/>
-    </w:lvlOverride>
-  </w:num>
-  <w:num w:numId="2">
-    <w:abstractNumId w:val="2"/>
     <w:lvlOverride w:ilvl="0">
       <w:startOverride w:val="1"/>
     </w:lvlOverride>
